--- a/por/docx/39.content.docx
+++ b/por/docx/39.content.docx
@@ -4,39 +4,88 @@
   <w:body>
     <w:p/>
     <w:p>
-      <w:r/>
+      <w:pPr/>
+      <w:r>
+        <w:rPr>
+          <w:lang w:val="pt_PT" w:bidi="pt_PT"/>
+        </w:rPr>
+      </w:r>
     </w:p>
     <w:p>
       <w:pPr>
         <w:pStyle w:val="Heading2"/>
       </w:pPr>
       <w:r>
+        <w:rPr>
+          <w:lang w:val="pt_PT" w:bidi="pt_PT"/>
+        </w:rPr>
+        <w:t>Resource: Notas de Tradução (unfoldingWord)</w:t>
+      </w:r>
+      <w:r>
+        <w:rPr>
+          <w:lang w:val="pt_PT" w:bidi="pt_PT"/>
+        </w:rPr>
+      </w:r>
+    </w:p>
+    <w:p>
+      <w:pPr>
+        <w:pStyle w:val="Heading2"/>
+      </w:pPr>
+      <w:r>
+        <w:rPr>
+          <w:lang w:val="pt_PT" w:bidi="pt_PT"/>
+        </w:rPr>
         <w:t>License Information</w:t>
       </w:r>
-      <w:r/>
-    </w:p>
-    <w:p>
-      <w:r/>
+      <w:r>
+        <w:rPr>
+          <w:lang w:val="pt_PT" w:bidi="pt_PT"/>
+        </w:rPr>
+      </w:r>
+    </w:p>
+    <w:p>
+      <w:pPr/>
+      <w:r>
+        <w:rPr>
+          <w:lang w:val="pt_PT" w:bidi="pt_PT"/>
+        </w:rPr>
+      </w:r>
       <w:r>
         <w:rPr>
           <w:b/>
-        </w:rPr>
-        <w:t>Translation Notes (unfoldingWord)</w:t>
-      </w:r>
-      <w:r>
+          <w:lang w:val="pt_PT" w:bidi="pt_PT"/>
+        </w:rPr>
+        <w:t>Notas de Tradução (unfoldingWord)</w:t>
+      </w:r>
+      <w:r>
+        <w:rPr>
+          <w:lang w:val="pt_PT" w:bidi="pt_PT"/>
+        </w:rPr>
         <w:t xml:space="preserve"> (Portuguese) is based on</w:t>
       </w:r>
       <w:r>
+        <w:rPr>
+          <w:lang w:val="pt_PT" w:bidi="pt_PT"/>
+        </w:rPr>
         <w:t xml:space="preserve">: </w:t>
       </w:r>
       <w:r>
+        <w:rPr>
+          <w:lang w:val="pt_PT" w:bidi="pt_PT"/>
+        </w:rPr>
         <w:t>unfoldingWord® Translation Notes</w:t>
       </w:r>
       <w:r>
+        <w:rPr>
+          <w:lang w:val="pt_PT" w:bidi="pt_PT"/>
+        </w:rPr>
         <w:t xml:space="preserve">, </w:t>
       </w:r>
       <w:hyperlink r:id="rId13">
         <w:r>
+          <w:rPr>
+            <w:lang w:val="pt_PT" w:bidi="pt_PT"/>
+          </w:rPr>
           <w:rPr>
             <w:color w:val="0000EE"/>
             <w:u w:val="single"/>
@@ -45,10 +94,16 @@
         </w:r>
       </w:hyperlink>
       <w:r>
+        <w:rPr>
+          <w:lang w:val="pt_PT" w:bidi="pt_PT"/>
+        </w:rPr>
         <w:t xml:space="preserve">, 2022, which is licensed under a </w:t>
       </w:r>
       <w:hyperlink r:id="rId14">
         <w:r>
+          <w:rPr>
+            <w:lang w:val="pt_PT" w:bidi="pt_PT"/>
+          </w:rPr>
           <w:rPr>
             <w:color w:val="0000EE"/>
             <w:u w:val="single"/>
@@ -57,24 +112,50 @@
         </w:r>
       </w:hyperlink>
       <w:r>
+        <w:rPr>
+          <w:lang w:val="pt_PT" w:bidi="pt_PT"/>
+        </w:rPr>
         <w:t>.</w:t>
       </w:r>
-      <w:r/>
-    </w:p>
-    <w:p>
-      <w:r/>
-      <w:r>
+      <w:r>
+        <w:rPr>
+          <w:lang w:val="pt_PT" w:bidi="pt_PT"/>
+        </w:rPr>
+      </w:r>
+    </w:p>
+    <w:p>
+      <w:pPr/>
+      <w:r>
+        <w:rPr>
+          <w:lang w:val="pt_PT" w:bidi="pt_PT"/>
+        </w:rPr>
+      </w:r>
+      <w:r>
+        <w:rPr>
+          <w:lang w:val="pt_PT" w:bidi="pt_PT"/>
+        </w:rPr>
         <w:t>This PDF version is provided under the same license.</w:t>
       </w:r>
-      <w:r/>
-      <w:r/>
+      <w:r>
+        <w:rPr>
+          <w:lang w:val="pt_PT" w:bidi="pt_PT"/>
+        </w:rPr>
+      </w:r>
+      <w:r>
+        <w:rPr>
+          <w:lang w:val="pt_PT" w:bidi="pt_PT"/>
+        </w:rPr>
+      </w:r>
     </w:p>
     <w:p>
       <w:pPr>
         <w:pStyle w:val="Heading1"/>
       </w:pPr>
       <w:r>
-        <w:t>Translation Notes (unfoldingWord)</w:t>
+        <w:rPr>
+          <w:lang w:val="pt_PT" w:bidi="pt_PT"/>
+        </w:rPr>
+        <w:t>Notas de Tradução (unfoldingWord)</w:t>
       </w:r>
     </w:p>
     <w:p>
@@ -96,22 +177,120 @@
       </w:pPr>
     </w:p>
     <w:p>
-      <w:r/>
+      <w:pPr/>
+      <w:r>
+        <w:rPr>
+          <w:lang w:val="pt_PT" w:bidi="pt_PT"/>
+        </w:rPr>
+      </w:r>
     </w:p>
     <w:p>
       <w:pPr>
         <w:pStyle w:val="Heading2"/>
       </w:pPr>
       <w:r>
+        <w:rPr>
+          <w:lang w:val="pt_PT" w:bidi="pt_PT"/>
+        </w:rPr>
+        <w:t>MAL</w:t>
+      </w:r>
+      <w:r>
+        <w:rPr>
+          <w:lang w:val="pt_PT" w:bidi="pt_PT"/>
+        </w:rPr>
+      </w:r>
+    </w:p>
+    <w:p>
+      <w:pPr/>
+      <w:r>
+        <w:rPr>
+          <w:lang w:val="pt_PT" w:bidi="pt_PT"/>
+        </w:rPr>
+      </w:r>
+      <w:r>
+        <w:rPr>
+          <w:i/>
+          <w:lang w:val="pt_PT" w:bidi="pt_PT"/>
+        </w:rPr>
+        <w:t>Malaquias - Introdução, Malaquias - Introdução ao capítulo 1, Malaquias - Introdução ao capítulo 2, Malaquias - Introdução ao capítulo 3, Malaquias - Introdução ao capítulo 4</w:t>
+      </w:r>
+      <w:r>
+        <w:rPr>
+          <w:lang w:val="pt_PT" w:bidi="pt_PT"/>
+        </w:rPr>
+      </w:r>
+    </w:p>
+    <w:p>
+      <w:pPr/>
+      <w:r>
+        <w:rPr>
+          <w:lang w:val="pt_PT" w:bidi="pt_PT"/>
+        </w:rPr>
+      </w:r>
+      <w:r>
+        <w:rPr>
+          <w:lang w:val="pt_PT" w:bidi="pt_PT"/>
+        </w:rPr>
+        <w:t xml:space="preserve"> </w:t>
+      </w:r>
+      <w:r>
+        <w:rPr>
+          <w:lang w:val="pt_PT" w:bidi="pt_PT"/>
+        </w:rPr>
+      </w:r>
+      <w:r>
+        <w:rPr>
+          <w:lang w:val="pt_PT" w:bidi="pt_PT"/>
+        </w:rPr>
+      </w:r>
+    </w:p>
+    <w:p>
+      <w:pPr>
+        <w:sectPr>
+          <w:footnotePr>
+            <w:numRestart w:val="eachSect"/>
+          </w:footnotePr>
+          <w:type w:val="continuous"/>
+          <w:pgSz w:w="12240" w:h="15840" w:code="1"/>
+          <w:pgMar w:top="1440" w:right="1440" w:bottom="1440" w:left="1440" w:header="504" w:footer="504" w:gutter="0"/>
+          <w:cols w:space="708"/>
+          <w:titlePg/>
+          <w:docGrid w:linePitch="360"/>
+        </w:sectPr>
+      </w:pPr>
+    </w:p>
+    <w:p>
+      <w:pPr/>
+      <w:r>
+        <w:rPr>
+          <w:lang w:val="pt_PT" w:bidi="pt_PT"/>
+        </w:rPr>
+      </w:r>
+    </w:p>
+    <w:p>
+      <w:pPr>
+        <w:pStyle w:val="Heading2"/>
+      </w:pPr>
+      <w:r>
+        <w:rPr>
+          <w:lang w:val="pt_PT" w:bidi="pt_PT"/>
+        </w:rPr>
         <w:t>Malaquias - Introdução</w:t>
       </w:r>
-      <w:r/>
+      <w:r>
+        <w:rPr>
+          <w:lang w:val="pt_PT" w:bidi="pt_PT"/>
+        </w:rPr>
+      </w:r>
     </w:p>
     <w:p>
       <w:pPr>
         <w:pStyle w:val="Heading3"/>
       </w:pPr>
       <w:r>
+        <w:rPr>
+          <w:lang w:val="pt_PT" w:bidi="pt_PT"/>
+        </w:rPr>
         <w:t>Parte 1: Introdução geral</w:t>
       </w:r>
     </w:p>
@@ -120,50 +299,93 @@
         <w:pStyle w:val="Heading4"/>
       </w:pPr>
       <w:r>
+        <w:rPr>
+          <w:lang w:val="pt_PT" w:bidi="pt_PT"/>
+        </w:rPr>
         <w:t>Resumo de Malaquias</w:t>
       </w:r>
     </w:p>
     <w:p>
-      <w:r/>
-      <w:r>
+      <w:pPr/>
+      <w:r>
+        <w:rPr>
+          <w:lang w:val="pt_PT" w:bidi="pt_PT"/>
+        </w:rPr>
+      </w:r>
+      <w:r>
+        <w:rPr>
+          <w:lang w:val="pt_PT" w:bidi="pt_PT"/>
+        </w:rPr>
         <w:t xml:space="preserve">1.1 Título </w:t>
         <w:br/>
       </w:r>
       <w:r>
+        <w:rPr>
+          <w:lang w:val="pt_PT" w:bidi="pt_PT"/>
+        </w:rPr>
         <w:t xml:space="preserve">1.2–5 Yahweh punirá os ímpios: Edom </w:t>
         <w:br/>
       </w:r>
       <w:r>
+        <w:rPr>
+          <w:lang w:val="pt_PT" w:bidi="pt_PT"/>
+        </w:rPr>
         <w:t xml:space="preserve">1.6–14 Judeus não estão trazendo sacrifícios aceitáveis </w:t>
         <w:br/>
       </w:r>
       <w:r>
+        <w:rPr>
+          <w:lang w:val="pt_PT" w:bidi="pt_PT"/>
+        </w:rPr>
         <w:t xml:space="preserve">2.1–9 Sacerdotes devem ensinar e aplicar a lei fielmente </w:t>
         <w:br/>
       </w:r>
       <w:r>
+        <w:rPr>
+          <w:lang w:val="pt_PT" w:bidi="pt_PT"/>
+        </w:rPr>
         <w:t xml:space="preserve">2.10–16 Yahweh está preocupado com a justiça: sem divórcio </w:t>
         <w:br/>
       </w:r>
       <w:r>
+        <w:rPr>
+          <w:lang w:val="pt_PT" w:bidi="pt_PT"/>
+        </w:rPr>
         <w:t xml:space="preserve">2.17–3.5 Yahweh está preocupado com a justiça e punirá os malfeitores </w:t>
         <w:br/>
       </w:r>
       <w:r>
+        <w:rPr>
+          <w:lang w:val="pt_PT" w:bidi="pt_PT"/>
+        </w:rPr>
         <w:t xml:space="preserve">3.6–12 Judeus não estão trazendo dízimos adequados </w:t>
         <w:br/>
       </w:r>
       <w:r>
+        <w:rPr>
+          <w:lang w:val="pt_PT" w:bidi="pt_PT"/>
+        </w:rPr>
         <w:t xml:space="preserve">3.13–15 Yahweh punirá os ímpios, apesar do que os judeus estão dizendo </w:t>
         <w:br/>
       </w:r>
       <w:r>
+        <w:rPr>
+          <w:lang w:val="pt_PT" w:bidi="pt_PT"/>
+        </w:rPr>
         <w:t>3.16–4.6 Yahweh abençoará e protegerá aqueles que o temem</w:t>
       </w:r>
     </w:p>
     <w:p>
-      <w:r/>
-      <w:r>
+      <w:pPr/>
+      <w:r>
+        <w:rPr>
+          <w:lang w:val="pt_PT" w:bidi="pt_PT"/>
+        </w:rPr>
+      </w:r>
+      <w:r>
+        <w:rPr>
+          <w:lang w:val="pt_PT" w:bidi="pt_PT"/>
+        </w:rPr>
         <w:t>A estrutura geral do livro segue um padrão chamado "quiasmo", que os escritores hebreus consideravam particularmente elegante na poesia e na literatura. Existem seis partes principais nesta estrutura. O padrão de quiasmo é ABCCBA. Em termos de tema, a primeira e a sexta partes são encontradas em (1.2–5 e 3.13–15), a segunda e a quinta partes correspondem (1.6–14 e 3.6–12), e a terceira e a quarta partes correspondem (2.10–16 e 2.17–3.5). Há também um excursus, uma mensagem especial para os sacerdotes (2.1–9), e um epílogo que conta como o povo respondeu à mensagem do livro e o que Yahweh prometeu a eles (3.16–4.6).</w:t>
       </w:r>
     </w:p>
@@ -172,12 +394,23 @@
         <w:pStyle w:val="Heading4"/>
       </w:pPr>
       <w:r>
+        <w:rPr>
+          <w:lang w:val="pt_PT" w:bidi="pt_PT"/>
+        </w:rPr>
         <w:t>Qual é o tema do livro de Malaquias?</w:t>
       </w:r>
     </w:p>
     <w:p>
-      <w:r/>
-      <w:r>
+      <w:pPr/>
+      <w:r>
+        <w:rPr>
+          <w:lang w:val="pt_PT" w:bidi="pt_PT"/>
+        </w:rPr>
+      </w:r>
+      <w:r>
+        <w:rPr>
+          <w:lang w:val="pt_PT" w:bidi="pt_PT"/>
+        </w:rPr>
         <w:t>O livro de Malaquias contém profecias direcionadas aos judeus que retornaram a Judá após o exílio na Babilônia. Naquela época, os judeus estavam desanimados, mesmo após terem concluído a construção de um novo templo. As coisas maravilhosas que os profetas anteriores haviam prometido para Judá ainda não tinham se realizado. O Império Persa ainda os governava. Como resultado, eles não se preocupavam mais com a lei ou em adorar a Yahweh. Essas profecias repreendem os judeus por não viverem conforme a lei ensinava e por não trazerem dízimos e sacrifícios adequados. Mas as profecias também asseguram aos judeus que Yahweh cumprirá, em última instância, tudo o que prometeu.</w:t>
       </w:r>
     </w:p>
@@ -186,16 +419,30 @@
         <w:pStyle w:val="Heading4"/>
       </w:pPr>
       <w:r>
+        <w:rPr>
+          <w:lang w:val="pt_PT" w:bidi="pt_PT"/>
+        </w:rPr>
         <w:t>Quem foi o autor do livro de Malaquias?</w:t>
       </w:r>
     </w:p>
     <w:p>
-      <w:r/>
-      <w:r>
+      <w:pPr/>
+      <w:r>
+        <w:rPr>
+          <w:lang w:val="pt_PT" w:bidi="pt_PT"/>
+        </w:rPr>
+      </w:r>
+      <w:r>
+        <w:rPr>
+          <w:lang w:val="pt_PT" w:bidi="pt_PT"/>
+        </w:rPr>
         <w:t>A descrição no título do livro (</w:t>
       </w:r>
       <w:hyperlink r:id="rId15">
         <w:r>
+          <w:rPr>
+            <w:lang w:val="pt_PT" w:bidi="pt_PT"/>
+          </w:rPr>
           <w:rPr>
             <w:color w:val="0000EE"/>
             <w:u w:val="single"/>
@@ -204,10 +451,16 @@
         </w:r>
       </w:hyperlink>
       <w:r>
+        <w:rPr>
+          <w:lang w:val="pt_PT" w:bidi="pt_PT"/>
+        </w:rPr>
         <w:t xml:space="preserve">) pode ser traduzida como “a palavra de Yahweh a Israel pela mão de Malaquias” ou “a palavra de Yahweh a Israel pela mão do meu mensageiro”. A última expressão nessa frase também ocorre em </w:t>
       </w:r>
       <w:hyperlink r:id="rId16">
         <w:r>
+          <w:rPr>
+            <w:lang w:val="pt_PT" w:bidi="pt_PT"/>
+          </w:rPr>
           <w:rPr>
             <w:color w:val="0000EE"/>
             <w:u w:val="single"/>
@@ -216,6 +469,9 @@
         </w:r>
       </w:hyperlink>
       <w:r>
+        <w:rPr>
+          <w:lang w:val="pt_PT" w:bidi="pt_PT"/>
+        </w:rPr>
         <w:t>, onde o contexto indica que deve ser traduzida como “meu mensageiro”. No entanto, a expressão pode muito bem ser o nome do homem no título do livro. Esse homem seria o profeta que entregou essas mensagens em nome de Yahweh. No entanto, não sabemos mais nada sobre esse homem — onde ele viveu, de que família ele veio, etc. Traduzir a expressão como um nome é a interpretação mais comum, e essa é a interpretação que estas notas seguem. Se existir uma tradução da Bíblia na sua região, você pode querer seguir a interpretação que ela usa. Se não existir uma tradução da Bíblia na sua região, você pode querer seguir a mesma interpretação que usamos nessas notas.</w:t>
       </w:r>
     </w:p>
@@ -224,12 +480,23 @@
         <w:pStyle w:val="Heading4"/>
       </w:pPr>
       <w:r>
+        <w:rPr>
+          <w:lang w:val="pt_PT" w:bidi="pt_PT"/>
+        </w:rPr>
         <w:t>Como o título deste livro deve ser traduzido?</w:t>
       </w:r>
     </w:p>
     <w:p>
-      <w:r/>
-      <w:r>
+      <w:pPr/>
+      <w:r>
+        <w:rPr>
+          <w:lang w:val="pt_PT" w:bidi="pt_PT"/>
+        </w:rPr>
+      </w:r>
+      <w:r>
+        <w:rPr>
+          <w:lang w:val="pt_PT" w:bidi="pt_PT"/>
+        </w:rPr>
         <w:t>Este livro tradicionalmente foi intitulado "Malaquias" ou "O livro de Malaquias". Os tradutores podem optar por chamá-lo de algo como "Os ditos de Malaquias" ou "As mensagens que Malaquias trouxe".</w:t>
       </w:r>
     </w:p>
@@ -238,6 +505,9 @@
         <w:pStyle w:val="Heading3"/>
       </w:pPr>
       <w:r>
+        <w:rPr>
+          <w:lang w:val="pt_PT" w:bidi="pt_PT"/>
+        </w:rPr>
         <w:t>Parte 2: Conceitos religiosos e culturais</w:t>
       </w:r>
     </w:p>
@@ -246,18 +516,35 @@
         <w:pStyle w:val="Heading4"/>
       </w:pPr>
       <w:r>
+        <w:rPr>
+          <w:lang w:val="pt_PT" w:bidi="pt_PT"/>
+        </w:rPr>
         <w:t>O “dia de Yahweh”</w:t>
       </w:r>
     </w:p>
     <w:p>
-      <w:r/>
-      <w:r>
+      <w:pPr/>
+      <w:r>
+        <w:rPr>
+          <w:lang w:val="pt_PT" w:bidi="pt_PT"/>
+        </w:rPr>
+      </w:r>
+      <w:r>
+        <w:rPr>
+          <w:lang w:val="pt_PT" w:bidi="pt_PT"/>
+        </w:rPr>
         <w:t xml:space="preserve">O livro de Malaquias fala sobre o “dia de Yahweh” ou "dia do Senhor" em 3.2–5 e 3.17–4.6. Também o chama de “o dia que está chegando” e “o dia de sua vinda”, e Yahweh o chama de “o dia que estou preparando”. Todas essas são referências ao tempo em que Yahweh virá e julgará as pessoas. Ele removerá aqueles que pecaram perversamente e abençoará aqueles que confiaram nele. (Veja: </w:t>
       </w:r>
       <w:r>
+        <w:rPr>
+          <w:lang w:val="pt_PT" w:bidi="pt_PT"/>
+        </w:rPr>
         <w:t>Dia do Senhor</w:t>
       </w:r>
       <w:r>
+        <w:rPr>
+          <w:lang w:val="pt_PT" w:bidi="pt_PT"/>
+        </w:rPr>
         <w:t>)</w:t>
       </w:r>
     </w:p>
@@ -266,6 +553,9 @@
         <w:pStyle w:val="Heading3"/>
       </w:pPr>
       <w:r>
+        <w:rPr>
+          <w:lang w:val="pt_PT" w:bidi="pt_PT"/>
+        </w:rPr>
         <w:t>Parte 3: Problemas de tradução</w:t>
       </w:r>
     </w:p>
@@ -274,12 +564,23 @@
         <w:pStyle w:val="Heading4"/>
       </w:pPr>
       <w:r>
+        <w:rPr>
+          <w:lang w:val="pt_PT" w:bidi="pt_PT"/>
+        </w:rPr>
         <w:t>"Mas vocês dizem"</w:t>
       </w:r>
     </w:p>
     <w:p>
-      <w:r/>
-      <w:r>
+      <w:pPr/>
+      <w:r>
+        <w:rPr>
+          <w:lang w:val="pt_PT" w:bidi="pt_PT"/>
+        </w:rPr>
+      </w:r>
+      <w:r>
+        <w:rPr>
+          <w:lang w:val="pt_PT" w:bidi="pt_PT"/>
+        </w:rPr>
         <w:t>Em cada uma das seis seções temáticas do livro, o profeta faz uma declaração que desafia o povo e chama sua atenção. Seu significado não é imediatamente claro. O profeta então antecipa como o povo responderá. Ele introduz a provável resposta deles com a frase “Mas vocês dizem”, ou "mas vocês perguntam" (1.2, 1.6, 1.7, 1.13, 2.14, 2.17, 3.7, 3.8, 3.13). A Bíblia NTLH muda para "mas eles perguntam", porém, no texto original hebraico, está dizendo "mas vocês dizem". Depois de dizer como espera que eles respondam, ele então explica o que sua declaração provocativa significava. Esta era uma prática comum dos oradores públicos judeus nesse período (e também nos tempos do Novo Testamento). A frase “Mas vocês dizem” ocorre ao longo do livro enquanto Malaquias antecipa e responde a objeções. Seria útil traduzir a frase de forma consistente para que seus leitores possam apreciar o método que ele está usando para desafiar os judeus.</w:t>
       </w:r>
     </w:p>
@@ -288,98 +589,209 @@
         <w:pStyle w:val="Heading4"/>
       </w:pPr>
       <w:r>
+        <w:rPr>
+          <w:lang w:val="pt_PT" w:bidi="pt_PT"/>
+        </w:rPr>
         <w:t>Yahweh dos Exércitos</w:t>
       </w:r>
     </w:p>
     <w:p>
-      <w:r/>
-      <w:r>
+      <w:pPr/>
+      <w:r>
+        <w:rPr>
+          <w:lang w:val="pt_PT" w:bidi="pt_PT"/>
+        </w:rPr>
+      </w:r>
+      <w:r>
+        <w:rPr>
+          <w:lang w:val="pt_PT" w:bidi="pt_PT"/>
+        </w:rPr>
         <w:t xml:space="preserve">Este é um título importante de Deus que é usado mais de 20 vezes ao longo do livro de Malaquias. Ele lembra aos ouvintes o grande poder que Yahweh tem para julgar e punir todas as nações. Certifique-se de traduzi-lo de forma consistente ao longo do livro para que seus leitores possam apreciar a ênfase que Malaquias coloca nele. (Veja: </w:t>
       </w:r>
       <w:r>
+        <w:rPr>
+          <w:lang w:val="pt_PT" w:bidi="pt_PT"/>
+        </w:rPr>
         <w:t>Yahweh dos Exércitos</w:t>
       </w:r>
       <w:r>
+        <w:rPr>
+          <w:lang w:val="pt_PT" w:bidi="pt_PT"/>
+        </w:rPr>
         <w:t>)</w:t>
       </w:r>
-      <w:r/>
-      <w:r/>
-    </w:p>
-    <w:p>
-      <w:r/>
+      <w:r>
+        <w:rPr>
+          <w:lang w:val="pt_PT" w:bidi="pt_PT"/>
+        </w:rPr>
+      </w:r>
+      <w:r>
+        <w:rPr>
+          <w:lang w:val="pt_PT" w:bidi="pt_PT"/>
+        </w:rPr>
+      </w:r>
+    </w:p>
+    <w:p>
+      <w:pPr/>
+      <w:r>
+        <w:rPr>
+          <w:lang w:val="pt_PT" w:bidi="pt_PT"/>
+        </w:rPr>
+      </w:r>
     </w:p>
     <w:p>
       <w:pPr>
         <w:pStyle w:val="Heading2"/>
       </w:pPr>
       <w:r>
+        <w:rPr>
+          <w:lang w:val="pt_PT" w:bidi="pt_PT"/>
+        </w:rPr>
         <w:t>Malaquias - Introdução ao capítulo 1</w:t>
       </w:r>
-      <w:r/>
+      <w:r>
+        <w:rPr>
+          <w:lang w:val="pt_PT" w:bidi="pt_PT"/>
+        </w:rPr>
+      </w:r>
     </w:p>
     <w:p>
       <w:pPr>
         <w:pStyle w:val="Heading3"/>
       </w:pPr>
       <w:r>
+        <w:rPr>
+          <w:lang w:val="pt_PT" w:bidi="pt_PT"/>
+        </w:rPr>
         <w:t>Estrutura e formatação</w:t>
       </w:r>
     </w:p>
     <w:p>
-      <w:r/>
-      <w:r>
+      <w:pPr/>
+      <w:r>
+        <w:rPr>
+          <w:lang w:val="pt_PT" w:bidi="pt_PT"/>
+        </w:rPr>
+      </w:r>
+      <w:r>
+        <w:rPr>
+          <w:lang w:val="pt_PT" w:bidi="pt_PT"/>
+        </w:rPr>
         <w:t>1.1 Título</w:t>
       </w:r>
     </w:p>
     <w:p>
-      <w:r/>
-      <w:r>
+      <w:pPr/>
+      <w:r>
+        <w:rPr>
+          <w:lang w:val="pt_PT" w:bidi="pt_PT"/>
+        </w:rPr>
+      </w:r>
+      <w:r>
+        <w:rPr>
+          <w:lang w:val="pt_PT" w:bidi="pt_PT"/>
+        </w:rPr>
         <w:t>1.2–5 Yahweh punirá os ímpios: Edom</w:t>
       </w:r>
     </w:p>
     <w:p>
-      <w:r/>
-      <w:r>
+      <w:pPr/>
+      <w:r>
+        <w:rPr>
+          <w:lang w:val="pt_PT" w:bidi="pt_PT"/>
+        </w:rPr>
+      </w:r>
+      <w:r>
+        <w:rPr>
+          <w:lang w:val="pt_PT" w:bidi="pt_PT"/>
+        </w:rPr>
         <w:t>1.6–14 Judeus não trazem sacrifícios aceitáveis</w:t>
       </w:r>
-      <w:r/>
-      <w:r/>
-    </w:p>
-    <w:p>
-      <w:r/>
+      <w:r>
+        <w:rPr>
+          <w:lang w:val="pt_PT" w:bidi="pt_PT"/>
+        </w:rPr>
+      </w:r>
+      <w:r>
+        <w:rPr>
+          <w:lang w:val="pt_PT" w:bidi="pt_PT"/>
+        </w:rPr>
+      </w:r>
+    </w:p>
+    <w:p>
+      <w:pPr/>
+      <w:r>
+        <w:rPr>
+          <w:lang w:val="pt_PT" w:bidi="pt_PT"/>
+        </w:rPr>
+      </w:r>
     </w:p>
     <w:p>
       <w:pPr>
         <w:pStyle w:val="Heading2"/>
       </w:pPr>
       <w:r>
+        <w:rPr>
+          <w:lang w:val="pt_PT" w:bidi="pt_PT"/>
+        </w:rPr>
         <w:t>Malaquias - Introdução ao capítulo 2</w:t>
       </w:r>
-      <w:r/>
+      <w:r>
+        <w:rPr>
+          <w:lang w:val="pt_PT" w:bidi="pt_PT"/>
+        </w:rPr>
+      </w:r>
     </w:p>
     <w:p>
       <w:pPr>
         <w:pStyle w:val="Heading3"/>
       </w:pPr>
       <w:r>
+        <w:rPr>
+          <w:lang w:val="pt_PT" w:bidi="pt_PT"/>
+        </w:rPr>
         <w:t>Estrutura e formatação</w:t>
       </w:r>
     </w:p>
     <w:p>
-      <w:r/>
-      <w:r>
+      <w:pPr/>
+      <w:r>
+        <w:rPr>
+          <w:lang w:val="pt_PT" w:bidi="pt_PT"/>
+        </w:rPr>
+      </w:r>
+      <w:r>
+        <w:rPr>
+          <w:lang w:val="pt_PT" w:bidi="pt_PT"/>
+        </w:rPr>
         <w:t>2.1–9 Os sacerdotes devem ensinar e aplicar a lei com fidelidade</w:t>
       </w:r>
     </w:p>
     <w:p>
-      <w:r/>
-      <w:r>
+      <w:pPr/>
+      <w:r>
+        <w:rPr>
+          <w:lang w:val="pt_PT" w:bidi="pt_PT"/>
+        </w:rPr>
+      </w:r>
+      <w:r>
+        <w:rPr>
+          <w:lang w:val="pt_PT" w:bidi="pt_PT"/>
+        </w:rPr>
         <w:t>2.10–16 Yahweh está preocupado com a justiça: sem divórcio</w:t>
       </w:r>
     </w:p>
     <w:p>
-      <w:r/>
-      <w:r>
+      <w:pPr/>
+      <w:r>
+        <w:rPr>
+          <w:lang w:val="pt_PT" w:bidi="pt_PT"/>
+        </w:rPr>
+      </w:r>
+      <w:r>
+        <w:rPr>
+          <w:lang w:val="pt_PT" w:bidi="pt_PT"/>
+        </w:rPr>
         <w:t>2.17–3.5 Yahweh está preocupado com a justiça e punirá os malfeitores</w:t>
       </w:r>
     </w:p>
@@ -388,6 +800,9 @@
         <w:pStyle w:val="Heading3"/>
       </w:pPr>
       <w:r>
+        <w:rPr>
+          <w:lang w:val="pt_PT" w:bidi="pt_PT"/>
+        </w:rPr>
         <w:t>Conceitos religiosos e culturais nesse capítulo</w:t>
       </w:r>
     </w:p>
@@ -396,16 +811,30 @@
         <w:pStyle w:val="Heading4"/>
       </w:pPr>
       <w:r>
+        <w:rPr>
+          <w:lang w:val="pt_PT" w:bidi="pt_PT"/>
+        </w:rPr>
         <w:t>“Minha aliança com ele foi de vida e paz, e eu as dei a ele por temor” (2.5)</w:t>
       </w:r>
     </w:p>
     <w:p>
-      <w:r/>
-      <w:r>
+      <w:pPr/>
+      <w:r>
+        <w:rPr>
+          <w:lang w:val="pt_PT" w:bidi="pt_PT"/>
+        </w:rPr>
+      </w:r>
+      <w:r>
+        <w:rPr>
+          <w:lang w:val="pt_PT" w:bidi="pt_PT"/>
+        </w:rPr>
         <w:t xml:space="preserve">Aqui, Yahweh parece estar aludindo implicitamente ao que ele disse em </w:t>
       </w:r>
       <w:hyperlink r:id="rId17">
         <w:r>
+          <w:rPr>
+            <w:lang w:val="pt_PT" w:bidi="pt_PT"/>
+          </w:rPr>
           <w:rPr>
             <w:color w:val="0000EE"/>
             <w:u w:val="single"/>
@@ -414,55 +843,81 @@
         </w:r>
       </w:hyperlink>
       <w:r>
+        <w:rPr>
+          <w:lang w:val="pt_PT" w:bidi="pt_PT"/>
+        </w:rPr>
         <w:t xml:space="preserve">, que ele estava fazendo uma </w:t>
       </w:r>
       <w:r>
         <w:rPr>
           <w:b/>
+          <w:lang w:val="pt_PT" w:bidi="pt_PT"/>
         </w:rPr>
         <w:t>aliança</w:t>
       </w:r>
       <w:r>
+        <w:rPr>
+          <w:lang w:val="pt_PT" w:bidi="pt_PT"/>
+        </w:rPr>
         <w:t xml:space="preserve"> de </w:t>
       </w:r>
       <w:r>
         <w:rPr>
           <w:b/>
+          <w:lang w:val="pt_PT" w:bidi="pt_PT"/>
         </w:rPr>
         <w:t>paz</w:t>
       </w:r>
       <w:r>
+        <w:rPr>
+          <w:lang w:val="pt_PT" w:bidi="pt_PT"/>
+        </w:rPr>
         <w:t xml:space="preserve"> estabelecendo Finéias (o filho do primeiro sumo sacerdote, Arão) e seus descendentes no sacerdócio permanentemente. Yahweh fez isso porque Finéias se opôs zelosamente à adoração de deuses estrangeiros. É isso que Yahweh quer dizer aqui com “Eu os dei a ele por temor”. Ele está dizendo, em outras palavras, “porque ele me adorou exclusivamente e devotadamente”. Yahweh estava punindo os israelitas por essa idolatria com uma praga que estava matando muitos deles, mas ele encerrou a praga por causa do que Finéias fez. Então, esta foi uma aliança de </w:t>
       </w:r>
       <w:r>
         <w:rPr>
           <w:b/>
+          <w:lang w:val="pt_PT" w:bidi="pt_PT"/>
         </w:rPr>
         <w:t>paz</w:t>
       </w:r>
       <w:r>
+        <w:rPr>
+          <w:lang w:val="pt_PT" w:bidi="pt_PT"/>
+        </w:rPr>
         <w:t xml:space="preserve"> (Yahweh não estava mais hostil aos israelitas). Foi também uma aliança de </w:t>
       </w:r>
       <w:r>
         <w:rPr>
           <w:b/>
+          <w:lang w:val="pt_PT" w:bidi="pt_PT"/>
         </w:rPr>
         <w:t>vida</w:t>
       </w:r>
       <w:r>
+        <w:rPr>
+          <w:lang w:val="pt_PT" w:bidi="pt_PT"/>
+        </w:rPr>
         <w:t xml:space="preserve"> (Yahweh não estava mais punindo os israelitas com a morte). A palavra </w:t>
       </w:r>
       <w:r>
         <w:rPr>
           <w:b/>
+          <w:lang w:val="pt_PT" w:bidi="pt_PT"/>
         </w:rPr>
         <w:t>vida</w:t>
       </w:r>
       <w:r>
+        <w:rPr>
+          <w:lang w:val="pt_PT" w:bidi="pt_PT"/>
+        </w:rPr>
         <w:t xml:space="preserve"> pode também refletir que esta era uma aliança permanente que não terminaria. As notas para </w:t>
       </w:r>
       <w:hyperlink r:id="rId18">
         <w:r>
+          <w:rPr>
+            <w:lang w:val="pt_PT" w:bidi="pt_PT"/>
+          </w:rPr>
           <w:rPr>
             <w:color w:val="0000EE"/>
             <w:u w:val="single"/>
@@ -471,6 +926,9 @@
         </w:r>
       </w:hyperlink>
       <w:r>
+        <w:rPr>
+          <w:lang w:val="pt_PT" w:bidi="pt_PT"/>
+        </w:rPr>
         <w:t xml:space="preserve"> sugerem maneiras de traduzir essas declarações.</w:t>
       </w:r>
     </w:p>
@@ -479,6 +937,9 @@
         <w:pStyle w:val="Heading3"/>
       </w:pPr>
       <w:r>
+        <w:rPr>
+          <w:lang w:val="pt_PT" w:bidi="pt_PT"/>
+        </w:rPr>
         <w:t>Problemas de tradução</w:t>
       </w:r>
     </w:p>
@@ -487,30 +948,49 @@
         <w:pStyle w:val="Heading4"/>
       </w:pPr>
       <w:r>
+        <w:rPr>
+          <w:lang w:val="pt_PT" w:bidi="pt_PT"/>
+        </w:rPr>
         <w:t>Não é verdade que Deus criou um único ser (2.15a)</w:t>
       </w:r>
     </w:p>
     <w:p>
-      <w:r/>
-      <w:r>
+      <w:pPr/>
+      <w:r>
+        <w:rPr>
+          <w:lang w:val="pt_PT" w:bidi="pt_PT"/>
+        </w:rPr>
+      </w:r>
+      <w:r>
+        <w:rPr>
+          <w:lang w:val="pt_PT" w:bidi="pt_PT"/>
+        </w:rPr>
         <w:t xml:space="preserve">Aqui estão duas interpretações que estudiosos da Bíblia têm sobre o significado correto dessas palavras. (1) A palavra </w:t>
       </w:r>
       <w:r>
         <w:rPr>
           <w:b/>
+          <w:lang w:val="pt_PT" w:bidi="pt_PT"/>
         </w:rPr>
         <w:t>um</w:t>
       </w:r>
       <w:r>
+        <w:rPr>
+          <w:lang w:val="pt_PT" w:bidi="pt_PT"/>
+        </w:rPr>
         <w:t xml:space="preserve"> refere-se à conexão íntima entre um marido e uma esposa. Tradução alternativa: [E não fez Deus você um com sua esposa?] (2) A palavra </w:t>
       </w:r>
       <w:r>
         <w:rPr>
           <w:b/>
+          <w:lang w:val="pt_PT" w:bidi="pt_PT"/>
         </w:rPr>
         <w:t>um</w:t>
       </w:r>
       <w:r>
+        <w:rPr>
+          <w:lang w:val="pt_PT" w:bidi="pt_PT"/>
+        </w:rPr>
         <w:t xml:space="preserve"> refere-se a Deus. Tradução alternativa: [E não foi o único Deus que fez você]</w:t>
       </w:r>
     </w:p>
@@ -519,12 +999,23 @@
         <w:pStyle w:val="Heading4"/>
       </w:pPr>
       <w:r>
+        <w:rPr>
+          <w:lang w:val="pt_PT" w:bidi="pt_PT"/>
+        </w:rPr>
         <w:t>feito de carne e de espírito? (2.15b)</w:t>
       </w:r>
     </w:p>
     <w:p>
-      <w:r/>
-      <w:r>
+      <w:pPr/>
+      <w:r>
+        <w:rPr>
+          <w:lang w:val="pt_PT" w:bidi="pt_PT"/>
+        </w:rPr>
+      </w:r>
+      <w:r>
+        <w:rPr>
+          <w:lang w:val="pt_PT" w:bidi="pt_PT"/>
+        </w:rPr>
         <w:t>Aqui estão duas visões, entre muitas, que os estudiosos da Bíblia têm sobre a interpretação correta dessas palavras. (1) Essas palavras significam que um marido e uma esposa estão unidos em corpo e espírito. Tradução alternativa: [Deus fez você para se unir à sua esposa em corpo e espírito] (2) Essas palavras significam que os corpos e espíritos de um marido e uma esposa pertencem a Deus. Tradução alternativa: [você e sua esposa pertencem a Deus]</w:t>
       </w:r>
     </w:p>
@@ -533,122 +1024,235 @@
         <w:pStyle w:val="Heading4"/>
       </w:pPr>
       <w:r>
+        <w:rPr>
+          <w:lang w:val="pt_PT" w:bidi="pt_PT"/>
+        </w:rPr>
         <w:t>“aborrece o repúdio e aquele que encobre a violência com a sua veste” (2.16 ARC)</w:t>
       </w:r>
     </w:p>
     <w:p>
-      <w:r/>
-      <w:r>
+      <w:pPr/>
+      <w:r>
+        <w:rPr>
+          <w:lang w:val="pt_PT" w:bidi="pt_PT"/>
+        </w:rPr>
+      </w:r>
+      <w:r>
+        <w:rPr>
+          <w:lang w:val="pt_PT" w:bidi="pt_PT"/>
+        </w:rPr>
         <w:t xml:space="preserve">Aqui estão três visões que os estudiosos da Bíblia têm sobre a interpretação correta dessas palavras. (1) Significa que marido e mulher em Malaquias estão falando como se </w:t>
       </w:r>
       <w:r>
         <w:rPr>
           <w:b/>
+          <w:lang w:val="pt_PT" w:bidi="pt_PT"/>
         </w:rPr>
         <w:t>violência</w:t>
       </w:r>
       <w:r>
+        <w:rPr>
+          <w:lang w:val="pt_PT" w:bidi="pt_PT"/>
+        </w:rPr>
         <w:t xml:space="preserve"> fosse uma substância com a qual uma pessoa pudesse cobrir uma </w:t>
       </w:r>
       <w:r>
         <w:rPr>
           <w:b/>
+          <w:lang w:val="pt_PT" w:bidi="pt_PT"/>
         </w:rPr>
         <w:t>roupa</w:t>
       </w:r>
       <w:r>
+        <w:rPr>
+          <w:lang w:val="pt_PT" w:bidi="pt_PT"/>
+        </w:rPr>
         <w:t xml:space="preserve">. Se isso for mais claro em seu idioma, você poderia declarar o significado de forma clara. A ideia de cobertura completa transmite ênfase. Tradução alternativa: [e aquele que age muito violentamente] (2) A palavra </w:t>
       </w:r>
       <w:r>
         <w:rPr>
           <w:b/>
+          <w:lang w:val="pt_PT" w:bidi="pt_PT"/>
         </w:rPr>
         <w:t>violência</w:t>
       </w:r>
       <w:r>
+        <w:rPr>
+          <w:lang w:val="pt_PT" w:bidi="pt_PT"/>
+        </w:rPr>
         <w:t xml:space="preserve"> refere-se a ações severas que podem incluir ações além do divórcio. Tradução alternativa: [e aquele que age violentamente] (3) A palavra </w:t>
       </w:r>
       <w:r>
         <w:rPr>
           <w:b/>
+          <w:lang w:val="pt_PT" w:bidi="pt_PT"/>
         </w:rPr>
         <w:t>violência</w:t>
       </w:r>
       <w:r>
+        <w:rPr>
+          <w:lang w:val="pt_PT" w:bidi="pt_PT"/>
+        </w:rPr>
         <w:t xml:space="preserve"> refere-se a ações violentas ou cruéis que uma pessoa esconde. Tradução alternativa: [e aquele que esconde sua violência]</w:t>
       </w:r>
-      <w:r/>
-      <w:r/>
-    </w:p>
-    <w:p>
-      <w:r/>
+      <w:r>
+        <w:rPr>
+          <w:lang w:val="pt_PT" w:bidi="pt_PT"/>
+        </w:rPr>
+      </w:r>
+      <w:r>
+        <w:rPr>
+          <w:lang w:val="pt_PT" w:bidi="pt_PT"/>
+        </w:rPr>
+      </w:r>
+    </w:p>
+    <w:p>
+      <w:pPr/>
+      <w:r>
+        <w:rPr>
+          <w:lang w:val="pt_PT" w:bidi="pt_PT"/>
+        </w:rPr>
+      </w:r>
     </w:p>
     <w:p>
       <w:pPr>
         <w:pStyle w:val="Heading2"/>
       </w:pPr>
       <w:r>
+        <w:rPr>
+          <w:lang w:val="pt_PT" w:bidi="pt_PT"/>
+        </w:rPr>
         <w:t>Malaquias - Introdução ao capítulo 3</w:t>
       </w:r>
-      <w:r/>
+      <w:r>
+        <w:rPr>
+          <w:lang w:val="pt_PT" w:bidi="pt_PT"/>
+        </w:rPr>
+      </w:r>
     </w:p>
     <w:p>
       <w:pPr>
         <w:pStyle w:val="Heading3"/>
       </w:pPr>
       <w:r>
+        <w:rPr>
+          <w:lang w:val="pt_PT" w:bidi="pt_PT"/>
+        </w:rPr>
         <w:t>Estrutura e formatação</w:t>
       </w:r>
     </w:p>
     <w:p>
-      <w:r/>
-      <w:r>
+      <w:pPr/>
+      <w:r>
+        <w:rPr>
+          <w:lang w:val="pt_PT" w:bidi="pt_PT"/>
+        </w:rPr>
+      </w:r>
+      <w:r>
+        <w:rPr>
+          <w:lang w:val="pt_PT" w:bidi="pt_PT"/>
+        </w:rPr>
         <w:t>2.17–3.5 Yahweh está preocupado com a justiça e punirá os malfeitores</w:t>
       </w:r>
     </w:p>
     <w:p>
-      <w:r/>
-      <w:r>
+      <w:pPr/>
+      <w:r>
+        <w:rPr>
+          <w:lang w:val="pt_PT" w:bidi="pt_PT"/>
+        </w:rPr>
+      </w:r>
+      <w:r>
+        <w:rPr>
+          <w:lang w:val="pt_PT" w:bidi="pt_PT"/>
+        </w:rPr>
         <w:t>3.6–12 Os judeus não estão trazendo os dízimos adequados</w:t>
       </w:r>
     </w:p>
     <w:p>
-      <w:r/>
-      <w:r>
+      <w:pPr/>
+      <w:r>
+        <w:rPr>
+          <w:lang w:val="pt_PT" w:bidi="pt_PT"/>
+        </w:rPr>
+      </w:r>
+      <w:r>
+        <w:rPr>
+          <w:lang w:val="pt_PT" w:bidi="pt_PT"/>
+        </w:rPr>
         <w:t>3.13–15 Yahweh punirá os ímpios, apesar do que os judeus estão dizendo</w:t>
       </w:r>
     </w:p>
     <w:p>
-      <w:r/>
-      <w:r>
+      <w:pPr/>
+      <w:r>
+        <w:rPr>
+          <w:lang w:val="pt_PT" w:bidi="pt_PT"/>
+        </w:rPr>
+      </w:r>
+      <w:r>
+        <w:rPr>
+          <w:lang w:val="pt_PT" w:bidi="pt_PT"/>
+        </w:rPr>
         <w:t>3.16–4.6 Yahweh abençoará e protegerá aqueles que o temem</w:t>
       </w:r>
-      <w:r/>
-      <w:r/>
-    </w:p>
-    <w:p>
-      <w:r/>
+      <w:r>
+        <w:rPr>
+          <w:lang w:val="pt_PT" w:bidi="pt_PT"/>
+        </w:rPr>
+      </w:r>
+      <w:r>
+        <w:rPr>
+          <w:lang w:val="pt_PT" w:bidi="pt_PT"/>
+        </w:rPr>
+      </w:r>
+    </w:p>
+    <w:p>
+      <w:pPr/>
+      <w:r>
+        <w:rPr>
+          <w:lang w:val="pt_PT" w:bidi="pt_PT"/>
+        </w:rPr>
+      </w:r>
     </w:p>
     <w:p>
       <w:pPr>
         <w:pStyle w:val="Heading2"/>
       </w:pPr>
       <w:r>
+        <w:rPr>
+          <w:lang w:val="pt_PT" w:bidi="pt_PT"/>
+        </w:rPr>
         <w:t>Malaquias - Introdução ao capítulo 4</w:t>
       </w:r>
-      <w:r/>
+      <w:r>
+        <w:rPr>
+          <w:lang w:val="pt_PT" w:bidi="pt_PT"/>
+        </w:rPr>
+      </w:r>
     </w:p>
     <w:p>
       <w:pPr>
         <w:pStyle w:val="Heading3"/>
       </w:pPr>
       <w:r>
+        <w:rPr>
+          <w:lang w:val="pt_PT" w:bidi="pt_PT"/>
+        </w:rPr>
         <w:t>Estrutura e formatação</w:t>
       </w:r>
     </w:p>
     <w:p>
-      <w:r/>
-      <w:r>
+      <w:pPr/>
+      <w:r>
+        <w:rPr>
+          <w:lang w:val="pt_PT" w:bidi="pt_PT"/>
+        </w:rPr>
+      </w:r>
+      <w:r>
+        <w:rPr>
+          <w:lang w:val="pt_PT" w:bidi="pt_PT"/>
+        </w:rPr>
         <w:t>3.16–4.6 Yahweh abençoará e protegerá aqueles que o temem</w:t>
       </w:r>
     </w:p>
@@ -657,6 +1261,9 @@
         <w:pStyle w:val="Heading3"/>
       </w:pPr>
       <w:r>
+        <w:rPr>
+          <w:lang w:val="pt_PT" w:bidi="pt_PT"/>
+        </w:rPr>
         <w:t>Conceitos religiosos e culturais nesse capítulo</w:t>
       </w:r>
     </w:p>
@@ -665,16 +1272,30 @@
         <w:pStyle w:val="Heading4"/>
       </w:pPr>
       <w:r>
+        <w:rPr>
+          <w:lang w:val="pt_PT" w:bidi="pt_PT"/>
+        </w:rPr>
         <w:t>“Eu estou enviando a você Elias, o profeta” (4.5)</w:t>
       </w:r>
     </w:p>
     <w:p>
-      <w:r/>
-      <w:r>
+      <w:pPr/>
+      <w:r>
+        <w:rPr>
+          <w:lang w:val="pt_PT" w:bidi="pt_PT"/>
+        </w:rPr>
+      </w:r>
+      <w:r>
+        <w:rPr>
+          <w:lang w:val="pt_PT" w:bidi="pt_PT"/>
+        </w:rPr>
         <w:t>Embora os ouvintes de Malaquias e gerações posteriores de judeus pudessem ter esperado que essa profecia fosse cumprida pelo retorno do próprio Elias, Jesus explicou que ela foi cumprida através da vida e testemunho de João Batista (</w:t>
       </w:r>
       <w:hyperlink r:id="rId19">
         <w:r>
+          <w:rPr>
+            <w:lang w:val="pt_PT" w:bidi="pt_PT"/>
+          </w:rPr>
           <w:rPr>
             <w:color w:val="0000EE"/>
             <w:u w:val="single"/>
@@ -683,10 +1304,21 @@
         </w:r>
       </w:hyperlink>
       <w:r>
+        <w:rPr>
+          <w:lang w:val="pt_PT" w:bidi="pt_PT"/>
+        </w:rPr>
         <w:t>).</w:t>
       </w:r>
-      <w:r/>
-      <w:r/>
+      <w:r>
+        <w:rPr>
+          <w:lang w:val="pt_PT" w:bidi="pt_PT"/>
+        </w:rPr>
+      </w:r>
+      <w:r>
+        <w:rPr>
+          <w:lang w:val="pt_PT" w:bidi="pt_PT"/>
+        </w:rPr>
+      </w:r>
     </w:p>
     <w:sectPr>
       <w:footnotePr>
@@ -2588,7 +3220,7 @@
     <w:rPrDefault>
       <w:rPr>
         <w:rFonts w:ascii="Times New Roman" w:eastAsia="Times New Roman" w:hAnsi="Times New Roman" w:cs="Times New Roman"/>
-        <w:lang w:val="en-US" w:eastAsia="en-US" w:bidi="ar-SA"/>
+        <w:lang w:val="pt_PT" w:eastAsia="en-US" w:bidi="ar-SA"/>
       </w:rPr>
     </w:rPrDefault>
     <w:pPrDefault/>

--- a/por/docx/39.content.docx
+++ b/por/docx/39.content.docx
@@ -28,22 +28,6 @@
       </w:r>
     </w:p>
     <w:p>
-      <w:pPr>
-        <w:pStyle w:val="Heading2"/>
-      </w:pPr>
-      <w:r>
-        <w:rPr>
-          <w:lang w:val="pt_PT" w:bidi="pt_PT"/>
-        </w:rPr>
-        <w:t>License Information</w:t>
-      </w:r>
-      <w:r>
-        <w:rPr>
-          <w:lang w:val="pt_PT" w:bidi="pt_PT"/>
-        </w:rPr>
-      </w:r>
-    </w:p>
-    <w:p>
       <w:pPr/>
       <w:r>
         <w:rPr>
@@ -55,86 +39,37 @@
           <w:b/>
           <w:lang w:val="pt_PT" w:bidi="pt_PT"/>
         </w:rPr>
-        <w:t>Notas de Tradução (unfoldingWord)</w:t>
-      </w:r>
-      <w:r>
-        <w:rPr>
-          <w:lang w:val="pt_PT" w:bidi="pt_PT"/>
-        </w:rPr>
-        <w:t xml:space="preserve"> (Portuguese) is based on</w:t>
-      </w:r>
-      <w:r>
-        <w:rPr>
-          <w:lang w:val="pt_PT" w:bidi="pt_PT"/>
-        </w:rPr>
-        <w:t xml:space="preserve">: </w:t>
-      </w:r>
-      <w:r>
-        <w:rPr>
-          <w:lang w:val="pt_PT" w:bidi="pt_PT"/>
-        </w:rPr>
         <w:t>unfoldingWord® Translation Notes</w:t>
       </w:r>
       <w:r>
         <w:rPr>
           <w:lang w:val="pt_PT" w:bidi="pt_PT"/>
         </w:rPr>
-        <w:t xml:space="preserve">, </w:t>
-      </w:r>
-      <w:hyperlink r:id="rId13">
-        <w:r>
-          <w:rPr>
-            <w:lang w:val="pt_PT" w:bidi="pt_PT"/>
-          </w:rPr>
-          <w:rPr>
-            <w:color w:val="0000EE"/>
-            <w:u w:val="single"/>
-          </w:rPr>
-          <w:t>unfoldingWord</w:t>
-        </w:r>
-      </w:hyperlink>
-      <w:r>
-        <w:rPr>
-          <w:lang w:val="pt_PT" w:bidi="pt_PT"/>
-        </w:rPr>
-        <w:t xml:space="preserve">, 2022, which is licensed under a </w:t>
-      </w:r>
-      <w:hyperlink r:id="rId14">
-        <w:r>
-          <w:rPr>
-            <w:lang w:val="pt_PT" w:bidi="pt_PT"/>
-          </w:rPr>
-          <w:rPr>
-            <w:color w:val="0000EE"/>
-            <w:u w:val="single"/>
-          </w:rPr>
-          <w:t>CC BY-SA 4.0 license</w:t>
-        </w:r>
-      </w:hyperlink>
-      <w:r>
-        <w:rPr>
-          <w:lang w:val="pt_PT" w:bidi="pt_PT"/>
-        </w:rPr>
-        <w:t>.</w:t>
-      </w:r>
-      <w:r>
-        <w:rPr>
-          <w:lang w:val="pt_PT" w:bidi="pt_PT"/>
-        </w:rPr>
-      </w:r>
-    </w:p>
-    <w:p>
-      <w:pPr/>
-      <w:r>
-        <w:rPr>
-          <w:lang w:val="pt_PT" w:bidi="pt_PT"/>
-        </w:rPr>
-      </w:r>
-      <w:r>
-        <w:rPr>
-          <w:lang w:val="pt_PT" w:bidi="pt_PT"/>
-        </w:rPr>
-        <w:t>This PDF version is provided under the same license.</w:t>
+        <w:t xml:space="preserve"> © 2022 unfoldingWord. Released under CC BY-SA 4.0 license. </w:t>
+      </w:r>
+      <w:r>
+        <w:rPr>
+          <w:lang w:val="pt_PT" w:bidi="pt_PT"/>
+        </w:rPr>
+        <w:t>unfoldingWord® Translation Notes</w:t>
+      </w:r>
+      <w:r>
+        <w:rPr>
+          <w:lang w:val="pt_PT" w:bidi="pt_PT"/>
+        </w:rPr>
+        <w:t xml:space="preserve"> has been adapted in the following languages: Tok Pisin, Arabic (عربي), French (Français), Hindi (हिंदी), Indonesian (Bahasa Indonesia), Portuguese (Português), Russian (Русский), Spanish (Español), Swahili (Kiswahili), and Simplified Chinese (简体中文) from </w:t>
+      </w:r>
+      <w:r>
+        <w:rPr>
+          <w:lang w:val="pt_PT" w:bidi="pt_PT"/>
+        </w:rPr>
+        <w:t>unfoldingWord® Translation Notes</w:t>
+      </w:r>
+      <w:r>
+        <w:rPr>
+          <w:lang w:val="pt_PT" w:bidi="pt_PT"/>
+        </w:rPr>
+        <w:t xml:space="preserve"> © 2022 unfoldingWord. Released under CC BY-SA 4.0 license by Mission Mutual</w:t>
       </w:r>
       <w:r>
         <w:rPr>
@@ -438,7 +373,7 @@
         </w:rPr>
         <w:t>A descrição no título do livro (</w:t>
       </w:r>
-      <w:hyperlink r:id="rId15">
+      <w:hyperlink r:id="rId13">
         <w:r>
           <w:rPr>
             <w:lang w:val="pt_PT" w:bidi="pt_PT"/>
@@ -456,7 +391,7 @@
         </w:rPr>
         <w:t xml:space="preserve">) pode ser traduzida como “a palavra de Yahweh a Israel pela mão de Malaquias” ou “a palavra de Yahweh a Israel pela mão do meu mensageiro”. A última expressão nessa frase também ocorre em </w:t>
       </w:r>
-      <w:hyperlink r:id="rId16">
+      <w:hyperlink r:id="rId14">
         <w:r>
           <w:rPr>
             <w:lang w:val="pt_PT" w:bidi="pt_PT"/>
@@ -830,7 +765,7 @@
         </w:rPr>
         <w:t xml:space="preserve">Aqui, Yahweh parece estar aludindo implicitamente ao que ele disse em </w:t>
       </w:r>
-      <w:hyperlink r:id="rId17">
+      <w:hyperlink r:id="rId15">
         <w:r>
           <w:rPr>
             <w:lang w:val="pt_PT" w:bidi="pt_PT"/>
@@ -913,7 +848,7 @@
         </w:rPr>
         <w:t xml:space="preserve"> pode também refletir que esta era uma aliança permanente que não terminaria. As notas para </w:t>
       </w:r>
-      <w:hyperlink r:id="rId18">
+      <w:hyperlink r:id="rId16">
         <w:r>
           <w:rPr>
             <w:lang w:val="pt_PT" w:bidi="pt_PT"/>
@@ -1291,7 +1226,7 @@
         </w:rPr>
         <w:t>Embora os ouvintes de Malaquias e gerações posteriores de judeus pudessem ter esperado que essa profecia fosse cumprida pelo retorno do próprio Elias, Jesus explicou que ela foi cumprida através da vida e testemunho de João Batista (</w:t>
       </w:r>
-      <w:hyperlink r:id="rId19">
+      <w:hyperlink r:id="rId17">
         <w:r>
           <w:rPr>
             <w:lang w:val="pt_PT" w:bidi="pt_PT"/>

--- a/por/docx/39.content.docx
+++ b/por/docx/39.content.docx
@@ -28,6 +28,22 @@
       </w:r>
     </w:p>
     <w:p>
+      <w:pPr>
+        <w:pStyle w:val="Heading2"/>
+      </w:pPr>
+      <w:r>
+        <w:rPr>
+          <w:lang w:val="pt_PT" w:bidi="pt_PT"/>
+        </w:rPr>
+        <w:t>License Information</w:t>
+      </w:r>
+      <w:r>
+        <w:rPr>
+          <w:lang w:val="pt_PT" w:bidi="pt_PT"/>
+        </w:rPr>
+      </w:r>
+    </w:p>
+    <w:p>
       <w:pPr/>
       <w:r>
         <w:rPr>
@@ -39,37 +55,86 @@
           <w:b/>
           <w:lang w:val="pt_PT" w:bidi="pt_PT"/>
         </w:rPr>
+        <w:t>Notas de Tradução (unfoldingWord)</w:t>
+      </w:r>
+      <w:r>
+        <w:rPr>
+          <w:lang w:val="pt_PT" w:bidi="pt_PT"/>
+        </w:rPr>
+        <w:t xml:space="preserve"> (Portuguese) is based on</w:t>
+      </w:r>
+      <w:r>
+        <w:rPr>
+          <w:lang w:val="pt_PT" w:bidi="pt_PT"/>
+        </w:rPr>
+        <w:t xml:space="preserve">: </w:t>
+      </w:r>
+      <w:r>
+        <w:rPr>
+          <w:lang w:val="pt_PT" w:bidi="pt_PT"/>
+        </w:rPr>
         <w:t>unfoldingWord® Translation Notes</w:t>
       </w:r>
       <w:r>
         <w:rPr>
           <w:lang w:val="pt_PT" w:bidi="pt_PT"/>
         </w:rPr>
-        <w:t xml:space="preserve"> © 2022 unfoldingWord. Released under CC BY-SA 4.0 license. </w:t>
-      </w:r>
-      <w:r>
-        <w:rPr>
-          <w:lang w:val="pt_PT" w:bidi="pt_PT"/>
-        </w:rPr>
-        <w:t>unfoldingWord® Translation Notes</w:t>
-      </w:r>
-      <w:r>
-        <w:rPr>
-          <w:lang w:val="pt_PT" w:bidi="pt_PT"/>
-        </w:rPr>
-        <w:t xml:space="preserve"> has been adapted in the following languages: Tok Pisin, Arabic (عربي), French (Français), Hindi (हिंदी), Indonesian (Bahasa Indonesia), Portuguese (Português), Russian (Русский), Spanish (Español), Swahili (Kiswahili), and Simplified Chinese (简体中文) from </w:t>
-      </w:r>
-      <w:r>
-        <w:rPr>
-          <w:lang w:val="pt_PT" w:bidi="pt_PT"/>
-        </w:rPr>
-        <w:t>unfoldingWord® Translation Notes</w:t>
-      </w:r>
-      <w:r>
-        <w:rPr>
-          <w:lang w:val="pt_PT" w:bidi="pt_PT"/>
-        </w:rPr>
-        <w:t xml:space="preserve"> © 2022 unfoldingWord. Released under CC BY-SA 4.0 license by Mission Mutual</w:t>
+        <w:t xml:space="preserve">, </w:t>
+      </w:r>
+      <w:hyperlink r:id="rId13">
+        <w:r>
+          <w:rPr>
+            <w:lang w:val="pt_PT" w:bidi="pt_PT"/>
+          </w:rPr>
+          <w:rPr>
+            <w:color w:val="0000EE"/>
+            <w:u w:val="single"/>
+          </w:rPr>
+          <w:t>unfoldingWord</w:t>
+        </w:r>
+      </w:hyperlink>
+      <w:r>
+        <w:rPr>
+          <w:lang w:val="pt_PT" w:bidi="pt_PT"/>
+        </w:rPr>
+        <w:t xml:space="preserve">, 2022, which is licensed under a </w:t>
+      </w:r>
+      <w:hyperlink r:id="rId14">
+        <w:r>
+          <w:rPr>
+            <w:lang w:val="pt_PT" w:bidi="pt_PT"/>
+          </w:rPr>
+          <w:rPr>
+            <w:color w:val="0000EE"/>
+            <w:u w:val="single"/>
+          </w:rPr>
+          <w:t>CC BY-SA 4.0 license</w:t>
+        </w:r>
+      </w:hyperlink>
+      <w:r>
+        <w:rPr>
+          <w:lang w:val="pt_PT" w:bidi="pt_PT"/>
+        </w:rPr>
+        <w:t>.</w:t>
+      </w:r>
+      <w:r>
+        <w:rPr>
+          <w:lang w:val="pt_PT" w:bidi="pt_PT"/>
+        </w:rPr>
+      </w:r>
+    </w:p>
+    <w:p>
+      <w:pPr/>
+      <w:r>
+        <w:rPr>
+          <w:lang w:val="pt_PT" w:bidi="pt_PT"/>
+        </w:rPr>
+      </w:r>
+      <w:r>
+        <w:rPr>
+          <w:lang w:val="pt_PT" w:bidi="pt_PT"/>
+        </w:rPr>
+        <w:t>This PDF version is provided under the same license.</w:t>
       </w:r>
       <w:r>
         <w:rPr>
@@ -373,7 +438,7 @@
         </w:rPr>
         <w:t>A descrição no título do livro (</w:t>
       </w:r>
-      <w:hyperlink r:id="rId13">
+      <w:hyperlink r:id="rId15">
         <w:r>
           <w:rPr>
             <w:lang w:val="pt_PT" w:bidi="pt_PT"/>
@@ -391,7 +456,7 @@
         </w:rPr>
         <w:t xml:space="preserve">) pode ser traduzida como “a palavra de Yahweh a Israel pela mão de Malaquias” ou “a palavra de Yahweh a Israel pela mão do meu mensageiro”. A última expressão nessa frase também ocorre em </w:t>
       </w:r>
-      <w:hyperlink r:id="rId14">
+      <w:hyperlink r:id="rId16">
         <w:r>
           <w:rPr>
             <w:lang w:val="pt_PT" w:bidi="pt_PT"/>
@@ -765,7 +830,7 @@
         </w:rPr>
         <w:t xml:space="preserve">Aqui, Yahweh parece estar aludindo implicitamente ao que ele disse em </w:t>
       </w:r>
-      <w:hyperlink r:id="rId15">
+      <w:hyperlink r:id="rId17">
         <w:r>
           <w:rPr>
             <w:lang w:val="pt_PT" w:bidi="pt_PT"/>
@@ -848,7 +913,7 @@
         </w:rPr>
         <w:t xml:space="preserve"> pode também refletir que esta era uma aliança permanente que não terminaria. As notas para </w:t>
       </w:r>
-      <w:hyperlink r:id="rId16">
+      <w:hyperlink r:id="rId18">
         <w:r>
           <w:rPr>
             <w:lang w:val="pt_PT" w:bidi="pt_PT"/>
@@ -1226,7 +1291,7 @@
         </w:rPr>
         <w:t>Embora os ouvintes de Malaquias e gerações posteriores de judeus pudessem ter esperado que essa profecia fosse cumprida pelo retorno do próprio Elias, Jesus explicou que ela foi cumprida através da vida e testemunho de João Batista (</w:t>
       </w:r>
-      <w:hyperlink r:id="rId17">
+      <w:hyperlink r:id="rId19">
         <w:r>
           <w:rPr>
             <w:lang w:val="pt_PT" w:bidi="pt_PT"/>

--- a/por/docx/39.content.docx
+++ b/por/docx/39.content.docx
@@ -141,13 +141,6 @@
         <w:rPr>
           <w:lang w:val="pt_PT" w:bidi="pt_PT"/>
         </w:rPr>
-      </w:r>
-      <w:r>
-        <w:rPr>
-          <w:i/>
-          <w:lang w:val="pt_PT" w:bidi="pt_PT"/>
-        </w:rPr>
-        <w:t>Malaquias - Introdução, Malaquias - Introdução ao capítulo 1, Malaquias - Introdução ao capítulo 2, Malaquias - Introdução ao capítulo 3, Malaquias - Introdução ao capítulo 4</w:t>
       </w:r>
       <w:r>
         <w:rPr>

--- a/por/docx/39.content.docx
+++ b/por/docx/39.content.docx
@@ -19,7 +19,7 @@
         <w:rPr>
           <w:lang w:val="pt_PT" w:bidi="pt_PT"/>
         </w:rPr>
-        <w:t>Resource: Notas de Tradução (unfoldingWord)</w:t>
+        <w:t>Resource: unfoldingWord® Translation Notes</w:t>
       </w:r>
       <w:r>
         <w:rPr>
@@ -90,7 +90,7 @@
         <w:rPr>
           <w:lang w:val="pt_PT" w:bidi="pt_PT"/>
         </w:rPr>
-        <w:t>Notas de Tradução (unfoldingWord)</w:t>
+        <w:t>unfoldingWord® Translation Notes</w:t>
       </w:r>
     </w:p>
     <w:p>

--- a/por/docx/39.content.docx
+++ b/por/docx/39.content.docx
@@ -562,6 +562,93 @@
         <w:rPr>
           <w:lang w:val="pt_PT" w:bidi="pt_PT"/>
         </w:rPr>
+        <w:t>Malaquias - Introdução ao capítulo 1</w:t>
+      </w:r>
+      <w:r>
+        <w:rPr>
+          <w:lang w:val="pt_PT" w:bidi="pt_PT"/>
+        </w:rPr>
+      </w:r>
+    </w:p>
+    <w:p>
+      <w:pPr>
+        <w:pStyle w:val="Heading3"/>
+      </w:pPr>
+      <w:r>
+        <w:rPr>
+          <w:lang w:val="pt_PT" w:bidi="pt_PT"/>
+        </w:rPr>
+        <w:t>Estrutura e formatação</w:t>
+      </w:r>
+    </w:p>
+    <w:p>
+      <w:pPr/>
+      <w:r>
+        <w:rPr>
+          <w:lang w:val="pt_PT" w:bidi="pt_PT"/>
+        </w:rPr>
+      </w:r>
+      <w:r>
+        <w:rPr>
+          <w:lang w:val="pt_PT" w:bidi="pt_PT"/>
+        </w:rPr>
+        <w:t>1.1 Título</w:t>
+      </w:r>
+    </w:p>
+    <w:p>
+      <w:pPr/>
+      <w:r>
+        <w:rPr>
+          <w:lang w:val="pt_PT" w:bidi="pt_PT"/>
+        </w:rPr>
+      </w:r>
+      <w:r>
+        <w:rPr>
+          <w:lang w:val="pt_PT" w:bidi="pt_PT"/>
+        </w:rPr>
+        <w:t>1.2–5 Yahweh punirá os ímpios: Edom</w:t>
+      </w:r>
+    </w:p>
+    <w:p>
+      <w:pPr/>
+      <w:r>
+        <w:rPr>
+          <w:lang w:val="pt_PT" w:bidi="pt_PT"/>
+        </w:rPr>
+      </w:r>
+      <w:r>
+        <w:rPr>
+          <w:lang w:val="pt_PT" w:bidi="pt_PT"/>
+        </w:rPr>
+        <w:t>1.6–14 Judeus não trazem sacrifícios aceitáveis</w:t>
+      </w:r>
+      <w:r>
+        <w:rPr>
+          <w:lang w:val="pt_PT" w:bidi="pt_PT"/>
+        </w:rPr>
+      </w:r>
+      <w:r>
+        <w:rPr>
+          <w:lang w:val="pt_PT" w:bidi="pt_PT"/>
+        </w:rPr>
+      </w:r>
+    </w:p>
+    <w:p>
+      <w:pPr/>
+      <w:r>
+        <w:rPr>
+          <w:lang w:val="pt_PT" w:bidi="pt_PT"/>
+        </w:rPr>
+      </w:r>
+    </w:p>
+    <w:p>
+      <w:pPr>
+        <w:pStyle w:val="Heading2"/>
+      </w:pPr>
+      <w:r>
+        <w:rPr>
+          <w:lang w:val="pt_PT" w:bidi="pt_PT"/>
+        </w:rPr>
         <w:t>Malaquias 1.1 (#1)</w:t>
       </w:r>
       <w:r>
@@ -8549,6 +8636,394 @@
         <w:rPr>
           <w:lang w:val="pt_PT" w:bidi="pt_PT"/>
         </w:rPr>
+        <w:t>Malaquias - Introdução ao capítulo 2</w:t>
+      </w:r>
+      <w:r>
+        <w:rPr>
+          <w:lang w:val="pt_PT" w:bidi="pt_PT"/>
+        </w:rPr>
+      </w:r>
+    </w:p>
+    <w:p>
+      <w:pPr>
+        <w:pStyle w:val="Heading3"/>
+      </w:pPr>
+      <w:r>
+        <w:rPr>
+          <w:lang w:val="pt_PT" w:bidi="pt_PT"/>
+        </w:rPr>
+        <w:t>Estrutura e formatação</w:t>
+      </w:r>
+    </w:p>
+    <w:p>
+      <w:pPr/>
+      <w:r>
+        <w:rPr>
+          <w:lang w:val="pt_PT" w:bidi="pt_PT"/>
+        </w:rPr>
+      </w:r>
+      <w:r>
+        <w:rPr>
+          <w:lang w:val="pt_PT" w:bidi="pt_PT"/>
+        </w:rPr>
+        <w:t>2.1–9 Os sacerdotes devem ensinar e aplicar a lei com fidelidade</w:t>
+      </w:r>
+    </w:p>
+    <w:p>
+      <w:pPr/>
+      <w:r>
+        <w:rPr>
+          <w:lang w:val="pt_PT" w:bidi="pt_PT"/>
+        </w:rPr>
+      </w:r>
+      <w:r>
+        <w:rPr>
+          <w:lang w:val="pt_PT" w:bidi="pt_PT"/>
+        </w:rPr>
+        <w:t>2.10–16 Yahweh está preocupado com a justiça: sem divórcio</w:t>
+      </w:r>
+    </w:p>
+    <w:p>
+      <w:pPr/>
+      <w:r>
+        <w:rPr>
+          <w:lang w:val="pt_PT" w:bidi="pt_PT"/>
+        </w:rPr>
+      </w:r>
+      <w:r>
+        <w:rPr>
+          <w:lang w:val="pt_PT" w:bidi="pt_PT"/>
+        </w:rPr>
+        <w:t>2.17–3.5 Yahweh está preocupado com a justiça e punirá os malfeitores</w:t>
+      </w:r>
+    </w:p>
+    <w:p>
+      <w:pPr>
+        <w:pStyle w:val="Heading3"/>
+      </w:pPr>
+      <w:r>
+        <w:rPr>
+          <w:lang w:val="pt_PT" w:bidi="pt_PT"/>
+        </w:rPr>
+        <w:t>Conceitos religiosos e culturais nesse capítulo</w:t>
+      </w:r>
+    </w:p>
+    <w:p>
+      <w:pPr>
+        <w:pStyle w:val="Heading4"/>
+      </w:pPr>
+      <w:r>
+        <w:rPr>
+          <w:lang w:val="pt_PT" w:bidi="pt_PT"/>
+        </w:rPr>
+        <w:t>“Minha aliança com ele foi de vida e paz, e eu as dei a ele por temor” (2.5)</w:t>
+      </w:r>
+    </w:p>
+    <w:p>
+      <w:pPr/>
+      <w:r>
+        <w:rPr>
+          <w:lang w:val="pt_PT" w:bidi="pt_PT"/>
+        </w:rPr>
+      </w:r>
+      <w:r>
+        <w:rPr>
+          <w:lang w:val="pt_PT" w:bidi="pt_PT"/>
+        </w:rPr>
+        <w:t xml:space="preserve">Aqui, Yahweh parece estar aludindo implicitamente ao que ele disse em </w:t>
+      </w:r>
+      <w:hyperlink r:id="rId18">
+        <w:r>
+          <w:rPr>
+            <w:lang w:val="pt_PT" w:bidi="pt_PT"/>
+          </w:rPr>
+          <w:rPr>
+            <w:color w:val="0000EE"/>
+            <w:u w:val="single"/>
+          </w:rPr>
+          <w:t>Números 25.12–13</w:t>
+        </w:r>
+      </w:hyperlink>
+      <w:r>
+        <w:rPr>
+          <w:lang w:val="pt_PT" w:bidi="pt_PT"/>
+        </w:rPr>
+        <w:t xml:space="preserve">, que ele estava fazendo uma </w:t>
+      </w:r>
+      <w:r>
+        <w:rPr>
+          <w:b/>
+          <w:lang w:val="pt_PT" w:bidi="pt_PT"/>
+        </w:rPr>
+        <w:t>aliança</w:t>
+      </w:r>
+      <w:r>
+        <w:rPr>
+          <w:lang w:val="pt_PT" w:bidi="pt_PT"/>
+        </w:rPr>
+        <w:t xml:space="preserve"> de </w:t>
+      </w:r>
+      <w:r>
+        <w:rPr>
+          <w:b/>
+          <w:lang w:val="pt_PT" w:bidi="pt_PT"/>
+        </w:rPr>
+        <w:t>paz</w:t>
+      </w:r>
+      <w:r>
+        <w:rPr>
+          <w:lang w:val="pt_PT" w:bidi="pt_PT"/>
+        </w:rPr>
+        <w:t xml:space="preserve"> estabelecendo Finéias (o filho do primeiro sumo sacerdote, Arão) e seus descendentes no sacerdócio permanentemente. Yahweh fez isso porque Finéias se opôs zelosamente à adoração de deuses estrangeiros. É isso que Yahweh quer dizer aqui com “Eu os dei a ele por temor”. Ele está dizendo, em outras palavras, “porque ele me adorou exclusivamente e devotadamente”. Yahweh estava punindo os israelitas por essa idolatria com uma praga que estava matando muitos deles, mas ele encerrou a praga por causa do que Finéias fez. Então, esta foi uma aliança de </w:t>
+      </w:r>
+      <w:r>
+        <w:rPr>
+          <w:b/>
+          <w:lang w:val="pt_PT" w:bidi="pt_PT"/>
+        </w:rPr>
+        <w:t>paz</w:t>
+      </w:r>
+      <w:r>
+        <w:rPr>
+          <w:lang w:val="pt_PT" w:bidi="pt_PT"/>
+        </w:rPr>
+        <w:t xml:space="preserve"> (Yahweh não estava mais hostil aos israelitas). Foi também uma aliança de </w:t>
+      </w:r>
+      <w:r>
+        <w:rPr>
+          <w:b/>
+          <w:lang w:val="pt_PT" w:bidi="pt_PT"/>
+        </w:rPr>
+        <w:t>vida</w:t>
+      </w:r>
+      <w:r>
+        <w:rPr>
+          <w:lang w:val="pt_PT" w:bidi="pt_PT"/>
+        </w:rPr>
+        <w:t xml:space="preserve"> (Yahweh não estava mais punindo os israelitas com a morte). A palavra </w:t>
+      </w:r>
+      <w:r>
+        <w:rPr>
+          <w:b/>
+          <w:lang w:val="pt_PT" w:bidi="pt_PT"/>
+        </w:rPr>
+        <w:t>vida</w:t>
+      </w:r>
+      <w:r>
+        <w:rPr>
+          <w:lang w:val="pt_PT" w:bidi="pt_PT"/>
+        </w:rPr>
+        <w:t xml:space="preserve"> pode também refletir que esta era uma aliança permanente que não terminaria. As notas para </w:t>
+      </w:r>
+      <w:hyperlink r:id="rId19">
+        <w:r>
+          <w:rPr>
+            <w:lang w:val="pt_PT" w:bidi="pt_PT"/>
+          </w:rPr>
+          <w:rPr>
+            <w:color w:val="0000EE"/>
+            <w:u w:val="single"/>
+          </w:rPr>
+          <w:t>2.5</w:t>
+        </w:r>
+      </w:hyperlink>
+      <w:r>
+        <w:rPr>
+          <w:lang w:val="pt_PT" w:bidi="pt_PT"/>
+        </w:rPr>
+        <w:t xml:space="preserve"> sugerem maneiras de traduzir essas declarações.</w:t>
+      </w:r>
+    </w:p>
+    <w:p>
+      <w:pPr>
+        <w:pStyle w:val="Heading3"/>
+      </w:pPr>
+      <w:r>
+        <w:rPr>
+          <w:lang w:val="pt_PT" w:bidi="pt_PT"/>
+        </w:rPr>
+        <w:t>Problemas de tradução</w:t>
+      </w:r>
+    </w:p>
+    <w:p>
+      <w:pPr>
+        <w:pStyle w:val="Heading4"/>
+      </w:pPr>
+      <w:r>
+        <w:rPr>
+          <w:lang w:val="pt_PT" w:bidi="pt_PT"/>
+        </w:rPr>
+        <w:t>Não é verdade que Deus criou um único ser (2.15a)</w:t>
+      </w:r>
+    </w:p>
+    <w:p>
+      <w:pPr/>
+      <w:r>
+        <w:rPr>
+          <w:lang w:val="pt_PT" w:bidi="pt_PT"/>
+        </w:rPr>
+      </w:r>
+      <w:r>
+        <w:rPr>
+          <w:lang w:val="pt_PT" w:bidi="pt_PT"/>
+        </w:rPr>
+        <w:t xml:space="preserve">Aqui estão duas interpretações que estudiosos da Bíblia têm sobre o significado correto dessas palavras. (1) A palavra </w:t>
+      </w:r>
+      <w:r>
+        <w:rPr>
+          <w:b/>
+          <w:lang w:val="pt_PT" w:bidi="pt_PT"/>
+        </w:rPr>
+        <w:t>um</w:t>
+      </w:r>
+      <w:r>
+        <w:rPr>
+          <w:lang w:val="pt_PT" w:bidi="pt_PT"/>
+        </w:rPr>
+        <w:t xml:space="preserve"> refere-se à conexão íntima entre um marido e uma esposa. Tradução alternativa: [E não fez Deus você um com sua esposa?] (2) A palavra </w:t>
+      </w:r>
+      <w:r>
+        <w:rPr>
+          <w:b/>
+          <w:lang w:val="pt_PT" w:bidi="pt_PT"/>
+        </w:rPr>
+        <w:t>um</w:t>
+      </w:r>
+      <w:r>
+        <w:rPr>
+          <w:lang w:val="pt_PT" w:bidi="pt_PT"/>
+        </w:rPr>
+        <w:t xml:space="preserve"> refere-se a Deus. Tradução alternativa: [E não foi o único Deus que fez você]</w:t>
+      </w:r>
+    </w:p>
+    <w:p>
+      <w:pPr>
+        <w:pStyle w:val="Heading4"/>
+      </w:pPr>
+      <w:r>
+        <w:rPr>
+          <w:lang w:val="pt_PT" w:bidi="pt_PT"/>
+        </w:rPr>
+        <w:t>feito de carne e de espírito? (2.15b)</w:t>
+      </w:r>
+    </w:p>
+    <w:p>
+      <w:pPr/>
+      <w:r>
+        <w:rPr>
+          <w:lang w:val="pt_PT" w:bidi="pt_PT"/>
+        </w:rPr>
+      </w:r>
+      <w:r>
+        <w:rPr>
+          <w:lang w:val="pt_PT" w:bidi="pt_PT"/>
+        </w:rPr>
+        <w:t>Aqui estão duas visões, entre muitas, que os estudiosos da Bíblia têm sobre a interpretação correta dessas palavras. (1) Essas palavras significam que um marido e uma esposa estão unidos em corpo e espírito. Tradução alternativa: [Deus fez você para se unir à sua esposa em corpo e espírito] (2) Essas palavras significam que os corpos e espíritos de um marido e uma esposa pertencem a Deus. Tradução alternativa: [você e sua esposa pertencem a Deus]</w:t>
+      </w:r>
+    </w:p>
+    <w:p>
+      <w:pPr>
+        <w:pStyle w:val="Heading4"/>
+      </w:pPr>
+      <w:r>
+        <w:rPr>
+          <w:lang w:val="pt_PT" w:bidi="pt_PT"/>
+        </w:rPr>
+        <w:t>“aborrece o repúdio e aquele que encobre a violência com a sua veste” (2.16 ARC)</w:t>
+      </w:r>
+    </w:p>
+    <w:p>
+      <w:pPr/>
+      <w:r>
+        <w:rPr>
+          <w:lang w:val="pt_PT" w:bidi="pt_PT"/>
+        </w:rPr>
+      </w:r>
+      <w:r>
+        <w:rPr>
+          <w:lang w:val="pt_PT" w:bidi="pt_PT"/>
+        </w:rPr>
+        <w:t xml:space="preserve">Aqui estão três visões que os estudiosos da Bíblia têm sobre a interpretação correta dessas palavras. (1) Significa que marido e mulher em Malaquias estão falando como se </w:t>
+      </w:r>
+      <w:r>
+        <w:rPr>
+          <w:b/>
+          <w:lang w:val="pt_PT" w:bidi="pt_PT"/>
+        </w:rPr>
+        <w:t>violência</w:t>
+      </w:r>
+      <w:r>
+        <w:rPr>
+          <w:lang w:val="pt_PT" w:bidi="pt_PT"/>
+        </w:rPr>
+        <w:t xml:space="preserve"> fosse uma substância com a qual uma pessoa pudesse cobrir uma </w:t>
+      </w:r>
+      <w:r>
+        <w:rPr>
+          <w:b/>
+          <w:lang w:val="pt_PT" w:bidi="pt_PT"/>
+        </w:rPr>
+        <w:t>roupa</w:t>
+      </w:r>
+      <w:r>
+        <w:rPr>
+          <w:lang w:val="pt_PT" w:bidi="pt_PT"/>
+        </w:rPr>
+        <w:t xml:space="preserve">. Se isso for mais claro em seu idioma, você poderia declarar o significado de forma clara. A ideia de cobertura completa transmite ênfase. Tradução alternativa: [e aquele que age muito violentamente] (2) A palavra </w:t>
+      </w:r>
+      <w:r>
+        <w:rPr>
+          <w:b/>
+          <w:lang w:val="pt_PT" w:bidi="pt_PT"/>
+        </w:rPr>
+        <w:t>violência</w:t>
+      </w:r>
+      <w:r>
+        <w:rPr>
+          <w:lang w:val="pt_PT" w:bidi="pt_PT"/>
+        </w:rPr>
+        <w:t xml:space="preserve"> refere-se a ações severas que podem incluir ações além do divórcio. Tradução alternativa: [e aquele que age violentamente] (3) A palavra </w:t>
+      </w:r>
+      <w:r>
+        <w:rPr>
+          <w:b/>
+          <w:lang w:val="pt_PT" w:bidi="pt_PT"/>
+        </w:rPr>
+        <w:t>violência</w:t>
+      </w:r>
+      <w:r>
+        <w:rPr>
+          <w:lang w:val="pt_PT" w:bidi="pt_PT"/>
+        </w:rPr>
+        <w:t xml:space="preserve"> refere-se a ações violentas ou cruéis que uma pessoa esconde. Tradução alternativa: [e aquele que esconde sua violência]</w:t>
+      </w:r>
+      <w:r>
+        <w:rPr>
+          <w:lang w:val="pt_PT" w:bidi="pt_PT"/>
+        </w:rPr>
+      </w:r>
+      <w:r>
+        <w:rPr>
+          <w:lang w:val="pt_PT" w:bidi="pt_PT"/>
+        </w:rPr>
+      </w:r>
+    </w:p>
+    <w:p>
+      <w:pPr/>
+      <w:r>
+        <w:rPr>
+          <w:lang w:val="pt_PT" w:bidi="pt_PT"/>
+        </w:rPr>
+      </w:r>
+    </w:p>
+    <w:p>
+      <w:pPr>
+        <w:pStyle w:val="Heading2"/>
+      </w:pPr>
+      <w:r>
+        <w:rPr>
+          <w:lang w:val="pt_PT" w:bidi="pt_PT"/>
+        </w:rPr>
         <w:t>Malaquias 2.1 (#1)</w:t>
       </w:r>
       <w:r>
@@ -8611,7 +9086,7 @@
         </w:rPr>
         <w:t xml:space="preserve">" em </w:t>
       </w:r>
-      <w:hyperlink r:id="rId18">
+      <w:hyperlink r:id="rId20">
         <w:r>
           <w:rPr>
             <w:lang w:val="pt_PT" w:bidi="pt_PT"/>
@@ -10148,7 +10623,7 @@
         </w:rPr>
         <w:t xml:space="preserve"> continue. Ele diz em </w:t>
       </w:r>
-      <w:hyperlink r:id="rId19">
+      <w:hyperlink r:id="rId21">
         <w:r>
           <w:rPr>
             <w:lang w:val="pt_PT" w:bidi="pt_PT"/>
@@ -12543,7 +13018,7 @@
         </w:rPr>
         <w:t xml:space="preserve">Veja como você traduziu a expressão semelhante em </w:t>
       </w:r>
-      <w:hyperlink r:id="rId20">
+      <w:hyperlink r:id="rId22">
         <w:r>
           <w:rPr>
             <w:lang w:val="pt_PT" w:bidi="pt_PT"/>
@@ -12875,7 +13350,7 @@
         </w:rPr>
         <w:t xml:space="preserve">, ou seja, estragaram fisicamente e tornaram inútil, como as colheitas comidas por pragas descritas com o mesmo termo em </w:t>
       </w:r>
-      <w:hyperlink r:id="rId21">
+      <w:hyperlink r:id="rId23">
         <w:r>
           <w:rPr>
             <w:lang w:val="pt_PT" w:bidi="pt_PT"/>
@@ -12989,7 +13464,7 @@
         </w:rPr>
         <w:t xml:space="preserve">. Veja como você traduziu a expressão semelhante em </w:t>
       </w:r>
-      <w:hyperlink r:id="rId22">
+      <w:hyperlink r:id="rId24">
         <w:r>
           <w:rPr>
             <w:lang w:val="pt_PT" w:bidi="pt_PT"/>
@@ -16672,6 +17147,107 @@
         <w:rPr>
           <w:lang w:val="pt_PT" w:bidi="pt_PT"/>
         </w:rPr>
+        <w:t>Malaquias - Introdução ao capítulo 3</w:t>
+      </w:r>
+      <w:r>
+        <w:rPr>
+          <w:lang w:val="pt_PT" w:bidi="pt_PT"/>
+        </w:rPr>
+      </w:r>
+    </w:p>
+    <w:p>
+      <w:pPr>
+        <w:pStyle w:val="Heading3"/>
+      </w:pPr>
+      <w:r>
+        <w:rPr>
+          <w:lang w:val="pt_PT" w:bidi="pt_PT"/>
+        </w:rPr>
+        <w:t>Estrutura e formatação</w:t>
+      </w:r>
+    </w:p>
+    <w:p>
+      <w:pPr/>
+      <w:r>
+        <w:rPr>
+          <w:lang w:val="pt_PT" w:bidi="pt_PT"/>
+        </w:rPr>
+      </w:r>
+      <w:r>
+        <w:rPr>
+          <w:lang w:val="pt_PT" w:bidi="pt_PT"/>
+        </w:rPr>
+        <w:t>2.17–3.5 Yahweh está preocupado com a justiça e punirá os malfeitores</w:t>
+      </w:r>
+    </w:p>
+    <w:p>
+      <w:pPr/>
+      <w:r>
+        <w:rPr>
+          <w:lang w:val="pt_PT" w:bidi="pt_PT"/>
+        </w:rPr>
+      </w:r>
+      <w:r>
+        <w:rPr>
+          <w:lang w:val="pt_PT" w:bidi="pt_PT"/>
+        </w:rPr>
+        <w:t>3.6–12 Os judeus não estão trazendo os dízimos adequados</w:t>
+      </w:r>
+    </w:p>
+    <w:p>
+      <w:pPr/>
+      <w:r>
+        <w:rPr>
+          <w:lang w:val="pt_PT" w:bidi="pt_PT"/>
+        </w:rPr>
+      </w:r>
+      <w:r>
+        <w:rPr>
+          <w:lang w:val="pt_PT" w:bidi="pt_PT"/>
+        </w:rPr>
+        <w:t>3.13–15 Yahweh punirá os ímpios, apesar do que os judeus estão dizendo</w:t>
+      </w:r>
+    </w:p>
+    <w:p>
+      <w:pPr/>
+      <w:r>
+        <w:rPr>
+          <w:lang w:val="pt_PT" w:bidi="pt_PT"/>
+        </w:rPr>
+      </w:r>
+      <w:r>
+        <w:rPr>
+          <w:lang w:val="pt_PT" w:bidi="pt_PT"/>
+        </w:rPr>
+        <w:t>3.16–4.6 Yahweh abençoará e protegerá aqueles que o temem</w:t>
+      </w:r>
+      <w:r>
+        <w:rPr>
+          <w:lang w:val="pt_PT" w:bidi="pt_PT"/>
+        </w:rPr>
+      </w:r>
+      <w:r>
+        <w:rPr>
+          <w:lang w:val="pt_PT" w:bidi="pt_PT"/>
+        </w:rPr>
+      </w:r>
+    </w:p>
+    <w:p>
+      <w:pPr/>
+      <w:r>
+        <w:rPr>
+          <w:lang w:val="pt_PT" w:bidi="pt_PT"/>
+        </w:rPr>
+      </w:r>
+    </w:p>
+    <w:p>
+      <w:pPr>
+        <w:pStyle w:val="Heading2"/>
+      </w:pPr>
+      <w:r>
+        <w:rPr>
+          <w:lang w:val="pt_PT" w:bidi="pt_PT"/>
+        </w:rPr>
         <w:t>Malaquias 3.1 (#1)</w:t>
       </w:r>
       <w:r>
@@ -16747,7 +17323,7 @@
         </w:rPr>
         <w:t xml:space="preserve">é uma expressão que as pessoas desta cultura costumavam usar para indicar que estavam prestes a fazer algo. Veja como você traduziu a expressão semelhante em </w:t>
       </w:r>
-      <w:hyperlink r:id="rId23">
+      <w:hyperlink r:id="rId25">
         <w:r>
           <w:rPr>
             <w:lang w:val="pt_PT" w:bidi="pt_PT"/>
@@ -17079,7 +17655,7 @@
         </w:rPr>
         <w:t xml:space="preserve">. Yahweh usa esta expressão para chamar a atenção do povo. Veja como você traduziu um uso semelhante desta palavra em </w:t>
       </w:r>
-      <w:hyperlink r:id="rId24">
+      <w:hyperlink r:id="rId26">
         <w:r>
           <w:rPr>
             <w:lang w:val="pt_PT" w:bidi="pt_PT"/>
@@ -19090,7 +19666,7 @@
         </w:rPr>
         <w:t xml:space="preserve"> de seu antepassado Jacó. Veja como você traduziu a expressão semelhante em </w:t>
       </w:r>
-      <w:hyperlink r:id="rId19">
+      <w:hyperlink r:id="rId21">
         <w:r>
           <w:rPr>
             <w:lang w:val="pt_PT" w:bidi="pt_PT"/>
@@ -19575,7 +20151,7 @@
         </w:rPr>
         <w:t xml:space="preserve"> para obter informação. Em vez disso, ele está perguntando e depois respondendo à sua própria pergunta. Veja como você traduziu a expressão semelhante em </w:t>
       </w:r>
-      <w:hyperlink r:id="rId25">
+      <w:hyperlink r:id="rId27">
         <w:r>
           <w:rPr>
             <w:lang w:val="pt_PT" w:bidi="pt_PT"/>
@@ -23314,6 +23890,119 @@
         <w:rPr>
           <w:lang w:val="pt_PT" w:bidi="pt_PT"/>
         </w:rPr>
+        <w:t>Malaquias - Introdução ao capítulo 4</w:t>
+      </w:r>
+      <w:r>
+        <w:rPr>
+          <w:lang w:val="pt_PT" w:bidi="pt_PT"/>
+        </w:rPr>
+      </w:r>
+    </w:p>
+    <w:p>
+      <w:pPr>
+        <w:pStyle w:val="Heading3"/>
+      </w:pPr>
+      <w:r>
+        <w:rPr>
+          <w:lang w:val="pt_PT" w:bidi="pt_PT"/>
+        </w:rPr>
+        <w:t>Estrutura e formatação</w:t>
+      </w:r>
+    </w:p>
+    <w:p>
+      <w:pPr/>
+      <w:r>
+        <w:rPr>
+          <w:lang w:val="pt_PT" w:bidi="pt_PT"/>
+        </w:rPr>
+      </w:r>
+      <w:r>
+        <w:rPr>
+          <w:lang w:val="pt_PT" w:bidi="pt_PT"/>
+        </w:rPr>
+        <w:t>3.16–4.6 Yahweh abençoará e protegerá aqueles que o temem</w:t>
+      </w:r>
+    </w:p>
+    <w:p>
+      <w:pPr>
+        <w:pStyle w:val="Heading3"/>
+      </w:pPr>
+      <w:r>
+        <w:rPr>
+          <w:lang w:val="pt_PT" w:bidi="pt_PT"/>
+        </w:rPr>
+        <w:t>Conceitos religiosos e culturais nesse capítulo</w:t>
+      </w:r>
+    </w:p>
+    <w:p>
+      <w:pPr>
+        <w:pStyle w:val="Heading4"/>
+      </w:pPr>
+      <w:r>
+        <w:rPr>
+          <w:lang w:val="pt_PT" w:bidi="pt_PT"/>
+        </w:rPr>
+        <w:t>“Eu estou enviando a você Elias, o profeta” (4.5)</w:t>
+      </w:r>
+    </w:p>
+    <w:p>
+      <w:pPr/>
+      <w:r>
+        <w:rPr>
+          <w:lang w:val="pt_PT" w:bidi="pt_PT"/>
+        </w:rPr>
+      </w:r>
+      <w:r>
+        <w:rPr>
+          <w:lang w:val="pt_PT" w:bidi="pt_PT"/>
+        </w:rPr>
+        <w:t>Embora os ouvintes de Malaquias e gerações posteriores de judeus pudessem ter esperado que essa profecia fosse cumprida pelo retorno do próprio Elias, Jesus explicou que ela foi cumprida através da vida e testemunho de João Batista (</w:t>
+      </w:r>
+      <w:hyperlink r:id="rId28">
+        <w:r>
+          <w:rPr>
+            <w:lang w:val="pt_PT" w:bidi="pt_PT"/>
+          </w:rPr>
+          <w:rPr>
+            <w:color w:val="0000EE"/>
+            <w:u w:val="single"/>
+          </w:rPr>
+          <w:t>Mateus 17.10–13</w:t>
+        </w:r>
+      </w:hyperlink>
+      <w:r>
+        <w:rPr>
+          <w:lang w:val="pt_PT" w:bidi="pt_PT"/>
+        </w:rPr>
+        <w:t>).</w:t>
+      </w:r>
+      <w:r>
+        <w:rPr>
+          <w:lang w:val="pt_PT" w:bidi="pt_PT"/>
+        </w:rPr>
+      </w:r>
+      <w:r>
+        <w:rPr>
+          <w:lang w:val="pt_PT" w:bidi="pt_PT"/>
+        </w:rPr>
+      </w:r>
+    </w:p>
+    <w:p>
+      <w:pPr/>
+      <w:r>
+        <w:rPr>
+          <w:lang w:val="pt_PT" w:bidi="pt_PT"/>
+        </w:rPr>
+      </w:r>
+    </w:p>
+    <w:p>
+      <w:pPr>
+        <w:pStyle w:val="Heading2"/>
+      </w:pPr>
+      <w:r>
+        <w:rPr>
+          <w:lang w:val="pt_PT" w:bidi="pt_PT"/>
+        </w:rPr>
         <w:t>Malaquias 4.1 (#1)</w:t>
       </w:r>
       <w:r>
@@ -24920,7 +25609,7 @@
         </w:rPr>
         <w:t xml:space="preserve">Veja como você traduziu esta expressão em </w:t>
       </w:r>
-      <w:hyperlink r:id="rId26">
+      <w:hyperlink r:id="rId29">
         <w:r>
           <w:rPr>
             <w:lang w:val="pt_PT" w:bidi="pt_PT"/>
@@ -25226,7 +25915,7 @@
         </w:rPr>
         <w:t xml:space="preserve">" em </w:t>
       </w:r>
-      <w:hyperlink r:id="rId27">
+      <w:hyperlink r:id="rId30">
         <w:r>
           <w:rPr>
             <w:lang w:val="pt_PT" w:bidi="pt_PT"/>
@@ -25917,695 +26606,6 @@
           <w:lang w:val="pt_PT" w:bidi="pt_PT"/>
         </w:rPr>
         <w:t>Substantivos coletivos.</w:t>
-      </w:r>
-      <w:r>
-        <w:rPr>
-          <w:lang w:val="pt_PT" w:bidi="pt_PT"/>
-        </w:rPr>
-      </w:r>
-      <w:r>
-        <w:rPr>
-          <w:lang w:val="pt_PT" w:bidi="pt_PT"/>
-        </w:rPr>
-      </w:r>
-    </w:p>
-    <w:p>
-      <w:pPr/>
-      <w:r>
-        <w:rPr>
-          <w:lang w:val="pt_PT" w:bidi="pt_PT"/>
-        </w:rPr>
-      </w:r>
-    </w:p>
-    <w:p>
-      <w:pPr>
-        <w:pStyle w:val="Heading2"/>
-      </w:pPr>
-      <w:r>
-        <w:rPr>
-          <w:lang w:val="pt_PT" w:bidi="pt_PT"/>
-        </w:rPr>
-        <w:t>Malaquias - Introdução ao capítulo 1</w:t>
-      </w:r>
-      <w:r>
-        <w:rPr>
-          <w:lang w:val="pt_PT" w:bidi="pt_PT"/>
-        </w:rPr>
-      </w:r>
-    </w:p>
-    <w:p>
-      <w:pPr>
-        <w:pStyle w:val="Heading3"/>
-      </w:pPr>
-      <w:r>
-        <w:rPr>
-          <w:lang w:val="pt_PT" w:bidi="pt_PT"/>
-        </w:rPr>
-        <w:t>Estrutura e formatação</w:t>
-      </w:r>
-    </w:p>
-    <w:p>
-      <w:pPr/>
-      <w:r>
-        <w:rPr>
-          <w:lang w:val="pt_PT" w:bidi="pt_PT"/>
-        </w:rPr>
-      </w:r>
-      <w:r>
-        <w:rPr>
-          <w:lang w:val="pt_PT" w:bidi="pt_PT"/>
-        </w:rPr>
-        <w:t>1.1 Título</w:t>
-      </w:r>
-    </w:p>
-    <w:p>
-      <w:pPr/>
-      <w:r>
-        <w:rPr>
-          <w:lang w:val="pt_PT" w:bidi="pt_PT"/>
-        </w:rPr>
-      </w:r>
-      <w:r>
-        <w:rPr>
-          <w:lang w:val="pt_PT" w:bidi="pt_PT"/>
-        </w:rPr>
-        <w:t>1.2–5 Yahweh punirá os ímpios: Edom</w:t>
-      </w:r>
-    </w:p>
-    <w:p>
-      <w:pPr/>
-      <w:r>
-        <w:rPr>
-          <w:lang w:val="pt_PT" w:bidi="pt_PT"/>
-        </w:rPr>
-      </w:r>
-      <w:r>
-        <w:rPr>
-          <w:lang w:val="pt_PT" w:bidi="pt_PT"/>
-        </w:rPr>
-        <w:t>1.6–14 Judeus não trazem sacrifícios aceitáveis</w:t>
-      </w:r>
-      <w:r>
-        <w:rPr>
-          <w:lang w:val="pt_PT" w:bidi="pt_PT"/>
-        </w:rPr>
-      </w:r>
-      <w:r>
-        <w:rPr>
-          <w:lang w:val="pt_PT" w:bidi="pt_PT"/>
-        </w:rPr>
-      </w:r>
-    </w:p>
-    <w:p>
-      <w:pPr/>
-      <w:r>
-        <w:rPr>
-          <w:lang w:val="pt_PT" w:bidi="pt_PT"/>
-        </w:rPr>
-      </w:r>
-    </w:p>
-    <w:p>
-      <w:pPr>
-        <w:pStyle w:val="Heading2"/>
-      </w:pPr>
-      <w:r>
-        <w:rPr>
-          <w:lang w:val="pt_PT" w:bidi="pt_PT"/>
-        </w:rPr>
-        <w:t>Malaquias - Introdução ao capítulo 2</w:t>
-      </w:r>
-      <w:r>
-        <w:rPr>
-          <w:lang w:val="pt_PT" w:bidi="pt_PT"/>
-        </w:rPr>
-      </w:r>
-    </w:p>
-    <w:p>
-      <w:pPr>
-        <w:pStyle w:val="Heading3"/>
-      </w:pPr>
-      <w:r>
-        <w:rPr>
-          <w:lang w:val="pt_PT" w:bidi="pt_PT"/>
-        </w:rPr>
-        <w:t>Estrutura e formatação</w:t>
-      </w:r>
-    </w:p>
-    <w:p>
-      <w:pPr/>
-      <w:r>
-        <w:rPr>
-          <w:lang w:val="pt_PT" w:bidi="pt_PT"/>
-        </w:rPr>
-      </w:r>
-      <w:r>
-        <w:rPr>
-          <w:lang w:val="pt_PT" w:bidi="pt_PT"/>
-        </w:rPr>
-        <w:t>2.1–9 Os sacerdotes devem ensinar e aplicar a lei com fidelidade</w:t>
-      </w:r>
-    </w:p>
-    <w:p>
-      <w:pPr/>
-      <w:r>
-        <w:rPr>
-          <w:lang w:val="pt_PT" w:bidi="pt_PT"/>
-        </w:rPr>
-      </w:r>
-      <w:r>
-        <w:rPr>
-          <w:lang w:val="pt_PT" w:bidi="pt_PT"/>
-        </w:rPr>
-        <w:t>2.10–16 Yahweh está preocupado com a justiça: sem divórcio</w:t>
-      </w:r>
-    </w:p>
-    <w:p>
-      <w:pPr/>
-      <w:r>
-        <w:rPr>
-          <w:lang w:val="pt_PT" w:bidi="pt_PT"/>
-        </w:rPr>
-      </w:r>
-      <w:r>
-        <w:rPr>
-          <w:lang w:val="pt_PT" w:bidi="pt_PT"/>
-        </w:rPr>
-        <w:t>2.17–3.5 Yahweh está preocupado com a justiça e punirá os malfeitores</w:t>
-      </w:r>
-    </w:p>
-    <w:p>
-      <w:pPr>
-        <w:pStyle w:val="Heading3"/>
-      </w:pPr>
-      <w:r>
-        <w:rPr>
-          <w:lang w:val="pt_PT" w:bidi="pt_PT"/>
-        </w:rPr>
-        <w:t>Conceitos religiosos e culturais nesse capítulo</w:t>
-      </w:r>
-    </w:p>
-    <w:p>
-      <w:pPr>
-        <w:pStyle w:val="Heading4"/>
-      </w:pPr>
-      <w:r>
-        <w:rPr>
-          <w:lang w:val="pt_PT" w:bidi="pt_PT"/>
-        </w:rPr>
-        <w:t>“Minha aliança com ele foi de vida e paz, e eu as dei a ele por temor” (2.5)</w:t>
-      </w:r>
-    </w:p>
-    <w:p>
-      <w:pPr/>
-      <w:r>
-        <w:rPr>
-          <w:lang w:val="pt_PT" w:bidi="pt_PT"/>
-        </w:rPr>
-      </w:r>
-      <w:r>
-        <w:rPr>
-          <w:lang w:val="pt_PT" w:bidi="pt_PT"/>
-        </w:rPr>
-        <w:t xml:space="preserve">Aqui, Yahweh parece estar aludindo implicitamente ao que ele disse em </w:t>
-      </w:r>
-      <w:hyperlink r:id="rId28">
-        <w:r>
-          <w:rPr>
-            <w:lang w:val="pt_PT" w:bidi="pt_PT"/>
-          </w:rPr>
-          <w:rPr>
-            <w:color w:val="0000EE"/>
-            <w:u w:val="single"/>
-          </w:rPr>
-          <w:t>Números 25.12–13</w:t>
-        </w:r>
-      </w:hyperlink>
-      <w:r>
-        <w:rPr>
-          <w:lang w:val="pt_PT" w:bidi="pt_PT"/>
-        </w:rPr>
-        <w:t xml:space="preserve">, que ele estava fazendo uma </w:t>
-      </w:r>
-      <w:r>
-        <w:rPr>
-          <w:b/>
-          <w:lang w:val="pt_PT" w:bidi="pt_PT"/>
-        </w:rPr>
-        <w:t>aliança</w:t>
-      </w:r>
-      <w:r>
-        <w:rPr>
-          <w:lang w:val="pt_PT" w:bidi="pt_PT"/>
-        </w:rPr>
-        <w:t xml:space="preserve"> de </w:t>
-      </w:r>
-      <w:r>
-        <w:rPr>
-          <w:b/>
-          <w:lang w:val="pt_PT" w:bidi="pt_PT"/>
-        </w:rPr>
-        <w:t>paz</w:t>
-      </w:r>
-      <w:r>
-        <w:rPr>
-          <w:lang w:val="pt_PT" w:bidi="pt_PT"/>
-        </w:rPr>
-        <w:t xml:space="preserve"> estabelecendo Finéias (o filho do primeiro sumo sacerdote, Arão) e seus descendentes no sacerdócio permanentemente. Yahweh fez isso porque Finéias se opôs zelosamente à adoração de deuses estrangeiros. É isso que Yahweh quer dizer aqui com “Eu os dei a ele por temor”. Ele está dizendo, em outras palavras, “porque ele me adorou exclusivamente e devotadamente”. Yahweh estava punindo os israelitas por essa idolatria com uma praga que estava matando muitos deles, mas ele encerrou a praga por causa do que Finéias fez. Então, esta foi uma aliança de </w:t>
-      </w:r>
-      <w:r>
-        <w:rPr>
-          <w:b/>
-          <w:lang w:val="pt_PT" w:bidi="pt_PT"/>
-        </w:rPr>
-        <w:t>paz</w:t>
-      </w:r>
-      <w:r>
-        <w:rPr>
-          <w:lang w:val="pt_PT" w:bidi="pt_PT"/>
-        </w:rPr>
-        <w:t xml:space="preserve"> (Yahweh não estava mais hostil aos israelitas). Foi também uma aliança de </w:t>
-      </w:r>
-      <w:r>
-        <w:rPr>
-          <w:b/>
-          <w:lang w:val="pt_PT" w:bidi="pt_PT"/>
-        </w:rPr>
-        <w:t>vida</w:t>
-      </w:r>
-      <w:r>
-        <w:rPr>
-          <w:lang w:val="pt_PT" w:bidi="pt_PT"/>
-        </w:rPr>
-        <w:t xml:space="preserve"> (Yahweh não estava mais punindo os israelitas com a morte). A palavra </w:t>
-      </w:r>
-      <w:r>
-        <w:rPr>
-          <w:b/>
-          <w:lang w:val="pt_PT" w:bidi="pt_PT"/>
-        </w:rPr>
-        <w:t>vida</w:t>
-      </w:r>
-      <w:r>
-        <w:rPr>
-          <w:lang w:val="pt_PT" w:bidi="pt_PT"/>
-        </w:rPr>
-        <w:t xml:space="preserve"> pode também refletir que esta era uma aliança permanente que não terminaria. As notas para </w:t>
-      </w:r>
-      <w:hyperlink r:id="rId29">
-        <w:r>
-          <w:rPr>
-            <w:lang w:val="pt_PT" w:bidi="pt_PT"/>
-          </w:rPr>
-          <w:rPr>
-            <w:color w:val="0000EE"/>
-            <w:u w:val="single"/>
-          </w:rPr>
-          <w:t>2.5</w:t>
-        </w:r>
-      </w:hyperlink>
-      <w:r>
-        <w:rPr>
-          <w:lang w:val="pt_PT" w:bidi="pt_PT"/>
-        </w:rPr>
-        <w:t xml:space="preserve"> sugerem maneiras de traduzir essas declarações.</w:t>
-      </w:r>
-    </w:p>
-    <w:p>
-      <w:pPr>
-        <w:pStyle w:val="Heading3"/>
-      </w:pPr>
-      <w:r>
-        <w:rPr>
-          <w:lang w:val="pt_PT" w:bidi="pt_PT"/>
-        </w:rPr>
-        <w:t>Problemas de tradução</w:t>
-      </w:r>
-    </w:p>
-    <w:p>
-      <w:pPr>
-        <w:pStyle w:val="Heading4"/>
-      </w:pPr>
-      <w:r>
-        <w:rPr>
-          <w:lang w:val="pt_PT" w:bidi="pt_PT"/>
-        </w:rPr>
-        <w:t>Não é verdade que Deus criou um único ser (2.15a)</w:t>
-      </w:r>
-    </w:p>
-    <w:p>
-      <w:pPr/>
-      <w:r>
-        <w:rPr>
-          <w:lang w:val="pt_PT" w:bidi="pt_PT"/>
-        </w:rPr>
-      </w:r>
-      <w:r>
-        <w:rPr>
-          <w:lang w:val="pt_PT" w:bidi="pt_PT"/>
-        </w:rPr>
-        <w:t xml:space="preserve">Aqui estão duas interpretações que estudiosos da Bíblia têm sobre o significado correto dessas palavras. (1) A palavra </w:t>
-      </w:r>
-      <w:r>
-        <w:rPr>
-          <w:b/>
-          <w:lang w:val="pt_PT" w:bidi="pt_PT"/>
-        </w:rPr>
-        <w:t>um</w:t>
-      </w:r>
-      <w:r>
-        <w:rPr>
-          <w:lang w:val="pt_PT" w:bidi="pt_PT"/>
-        </w:rPr>
-        <w:t xml:space="preserve"> refere-se à conexão íntima entre um marido e uma esposa. Tradução alternativa: [E não fez Deus você um com sua esposa?] (2) A palavra </w:t>
-      </w:r>
-      <w:r>
-        <w:rPr>
-          <w:b/>
-          <w:lang w:val="pt_PT" w:bidi="pt_PT"/>
-        </w:rPr>
-        <w:t>um</w:t>
-      </w:r>
-      <w:r>
-        <w:rPr>
-          <w:lang w:val="pt_PT" w:bidi="pt_PT"/>
-        </w:rPr>
-        <w:t xml:space="preserve"> refere-se a Deus. Tradução alternativa: [E não foi o único Deus que fez você]</w:t>
-      </w:r>
-    </w:p>
-    <w:p>
-      <w:pPr>
-        <w:pStyle w:val="Heading4"/>
-      </w:pPr>
-      <w:r>
-        <w:rPr>
-          <w:lang w:val="pt_PT" w:bidi="pt_PT"/>
-        </w:rPr>
-        <w:t>feito de carne e de espírito? (2.15b)</w:t>
-      </w:r>
-    </w:p>
-    <w:p>
-      <w:pPr/>
-      <w:r>
-        <w:rPr>
-          <w:lang w:val="pt_PT" w:bidi="pt_PT"/>
-        </w:rPr>
-      </w:r>
-      <w:r>
-        <w:rPr>
-          <w:lang w:val="pt_PT" w:bidi="pt_PT"/>
-        </w:rPr>
-        <w:t>Aqui estão duas visões, entre muitas, que os estudiosos da Bíblia têm sobre a interpretação correta dessas palavras. (1) Essas palavras significam que um marido e uma esposa estão unidos em corpo e espírito. Tradução alternativa: [Deus fez você para se unir à sua esposa em corpo e espírito] (2) Essas palavras significam que os corpos e espíritos de um marido e uma esposa pertencem a Deus. Tradução alternativa: [você e sua esposa pertencem a Deus]</w:t>
-      </w:r>
-    </w:p>
-    <w:p>
-      <w:pPr>
-        <w:pStyle w:val="Heading4"/>
-      </w:pPr>
-      <w:r>
-        <w:rPr>
-          <w:lang w:val="pt_PT" w:bidi="pt_PT"/>
-        </w:rPr>
-        <w:t>“aborrece o repúdio e aquele que encobre a violência com a sua veste” (2.16 ARC)</w:t>
-      </w:r>
-    </w:p>
-    <w:p>
-      <w:pPr/>
-      <w:r>
-        <w:rPr>
-          <w:lang w:val="pt_PT" w:bidi="pt_PT"/>
-        </w:rPr>
-      </w:r>
-      <w:r>
-        <w:rPr>
-          <w:lang w:val="pt_PT" w:bidi="pt_PT"/>
-        </w:rPr>
-        <w:t xml:space="preserve">Aqui estão três visões que os estudiosos da Bíblia têm sobre a interpretação correta dessas palavras. (1) Significa que marido e mulher em Malaquias estão falando como se </w:t>
-      </w:r>
-      <w:r>
-        <w:rPr>
-          <w:b/>
-          <w:lang w:val="pt_PT" w:bidi="pt_PT"/>
-        </w:rPr>
-        <w:t>violência</w:t>
-      </w:r>
-      <w:r>
-        <w:rPr>
-          <w:lang w:val="pt_PT" w:bidi="pt_PT"/>
-        </w:rPr>
-        <w:t xml:space="preserve"> fosse uma substância com a qual uma pessoa pudesse cobrir uma </w:t>
-      </w:r>
-      <w:r>
-        <w:rPr>
-          <w:b/>
-          <w:lang w:val="pt_PT" w:bidi="pt_PT"/>
-        </w:rPr>
-        <w:t>roupa</w:t>
-      </w:r>
-      <w:r>
-        <w:rPr>
-          <w:lang w:val="pt_PT" w:bidi="pt_PT"/>
-        </w:rPr>
-        <w:t xml:space="preserve">. Se isso for mais claro em seu idioma, você poderia declarar o significado de forma clara. A ideia de cobertura completa transmite ênfase. Tradução alternativa: [e aquele que age muito violentamente] (2) A palavra </w:t>
-      </w:r>
-      <w:r>
-        <w:rPr>
-          <w:b/>
-          <w:lang w:val="pt_PT" w:bidi="pt_PT"/>
-        </w:rPr>
-        <w:t>violência</w:t>
-      </w:r>
-      <w:r>
-        <w:rPr>
-          <w:lang w:val="pt_PT" w:bidi="pt_PT"/>
-        </w:rPr>
-        <w:t xml:space="preserve"> refere-se a ações severas que podem incluir ações além do divórcio. Tradução alternativa: [e aquele que age violentamente] (3) A palavra </w:t>
-      </w:r>
-      <w:r>
-        <w:rPr>
-          <w:b/>
-          <w:lang w:val="pt_PT" w:bidi="pt_PT"/>
-        </w:rPr>
-        <w:t>violência</w:t>
-      </w:r>
-      <w:r>
-        <w:rPr>
-          <w:lang w:val="pt_PT" w:bidi="pt_PT"/>
-        </w:rPr>
-        <w:t xml:space="preserve"> refere-se a ações violentas ou cruéis que uma pessoa esconde. Tradução alternativa: [e aquele que esconde sua violência]</w:t>
-      </w:r>
-      <w:r>
-        <w:rPr>
-          <w:lang w:val="pt_PT" w:bidi="pt_PT"/>
-        </w:rPr>
-      </w:r>
-      <w:r>
-        <w:rPr>
-          <w:lang w:val="pt_PT" w:bidi="pt_PT"/>
-        </w:rPr>
-      </w:r>
-    </w:p>
-    <w:p>
-      <w:pPr/>
-      <w:r>
-        <w:rPr>
-          <w:lang w:val="pt_PT" w:bidi="pt_PT"/>
-        </w:rPr>
-      </w:r>
-    </w:p>
-    <w:p>
-      <w:pPr>
-        <w:pStyle w:val="Heading2"/>
-      </w:pPr>
-      <w:r>
-        <w:rPr>
-          <w:lang w:val="pt_PT" w:bidi="pt_PT"/>
-        </w:rPr>
-        <w:t>Malaquias - Introdução ao capítulo 3</w:t>
-      </w:r>
-      <w:r>
-        <w:rPr>
-          <w:lang w:val="pt_PT" w:bidi="pt_PT"/>
-        </w:rPr>
-      </w:r>
-    </w:p>
-    <w:p>
-      <w:pPr>
-        <w:pStyle w:val="Heading3"/>
-      </w:pPr>
-      <w:r>
-        <w:rPr>
-          <w:lang w:val="pt_PT" w:bidi="pt_PT"/>
-        </w:rPr>
-        <w:t>Estrutura e formatação</w:t>
-      </w:r>
-    </w:p>
-    <w:p>
-      <w:pPr/>
-      <w:r>
-        <w:rPr>
-          <w:lang w:val="pt_PT" w:bidi="pt_PT"/>
-        </w:rPr>
-      </w:r>
-      <w:r>
-        <w:rPr>
-          <w:lang w:val="pt_PT" w:bidi="pt_PT"/>
-        </w:rPr>
-        <w:t>2.17–3.5 Yahweh está preocupado com a justiça e punirá os malfeitores</w:t>
-      </w:r>
-    </w:p>
-    <w:p>
-      <w:pPr/>
-      <w:r>
-        <w:rPr>
-          <w:lang w:val="pt_PT" w:bidi="pt_PT"/>
-        </w:rPr>
-      </w:r>
-      <w:r>
-        <w:rPr>
-          <w:lang w:val="pt_PT" w:bidi="pt_PT"/>
-        </w:rPr>
-        <w:t>3.6–12 Os judeus não estão trazendo os dízimos adequados</w:t>
-      </w:r>
-    </w:p>
-    <w:p>
-      <w:pPr/>
-      <w:r>
-        <w:rPr>
-          <w:lang w:val="pt_PT" w:bidi="pt_PT"/>
-        </w:rPr>
-      </w:r>
-      <w:r>
-        <w:rPr>
-          <w:lang w:val="pt_PT" w:bidi="pt_PT"/>
-        </w:rPr>
-        <w:t>3.13–15 Yahweh punirá os ímpios, apesar do que os judeus estão dizendo</w:t>
-      </w:r>
-    </w:p>
-    <w:p>
-      <w:pPr/>
-      <w:r>
-        <w:rPr>
-          <w:lang w:val="pt_PT" w:bidi="pt_PT"/>
-        </w:rPr>
-      </w:r>
-      <w:r>
-        <w:rPr>
-          <w:lang w:val="pt_PT" w:bidi="pt_PT"/>
-        </w:rPr>
-        <w:t>3.16–4.6 Yahweh abençoará e protegerá aqueles que o temem</w:t>
-      </w:r>
-      <w:r>
-        <w:rPr>
-          <w:lang w:val="pt_PT" w:bidi="pt_PT"/>
-        </w:rPr>
-      </w:r>
-      <w:r>
-        <w:rPr>
-          <w:lang w:val="pt_PT" w:bidi="pt_PT"/>
-        </w:rPr>
-      </w:r>
-    </w:p>
-    <w:p>
-      <w:pPr/>
-      <w:r>
-        <w:rPr>
-          <w:lang w:val="pt_PT" w:bidi="pt_PT"/>
-        </w:rPr>
-      </w:r>
-    </w:p>
-    <w:p>
-      <w:pPr>
-        <w:pStyle w:val="Heading2"/>
-      </w:pPr>
-      <w:r>
-        <w:rPr>
-          <w:lang w:val="pt_PT" w:bidi="pt_PT"/>
-        </w:rPr>
-        <w:t>Malaquias - Introdução ao capítulo 4</w:t>
-      </w:r>
-      <w:r>
-        <w:rPr>
-          <w:lang w:val="pt_PT" w:bidi="pt_PT"/>
-        </w:rPr>
-      </w:r>
-    </w:p>
-    <w:p>
-      <w:pPr>
-        <w:pStyle w:val="Heading3"/>
-      </w:pPr>
-      <w:r>
-        <w:rPr>
-          <w:lang w:val="pt_PT" w:bidi="pt_PT"/>
-        </w:rPr>
-        <w:t>Estrutura e formatação</w:t>
-      </w:r>
-    </w:p>
-    <w:p>
-      <w:pPr/>
-      <w:r>
-        <w:rPr>
-          <w:lang w:val="pt_PT" w:bidi="pt_PT"/>
-        </w:rPr>
-      </w:r>
-      <w:r>
-        <w:rPr>
-          <w:lang w:val="pt_PT" w:bidi="pt_PT"/>
-        </w:rPr>
-        <w:t>3.16–4.6 Yahweh abençoará e protegerá aqueles que o temem</w:t>
-      </w:r>
-    </w:p>
-    <w:p>
-      <w:pPr>
-        <w:pStyle w:val="Heading3"/>
-      </w:pPr>
-      <w:r>
-        <w:rPr>
-          <w:lang w:val="pt_PT" w:bidi="pt_PT"/>
-        </w:rPr>
-        <w:t>Conceitos religiosos e culturais nesse capítulo</w:t>
-      </w:r>
-    </w:p>
-    <w:p>
-      <w:pPr>
-        <w:pStyle w:val="Heading4"/>
-      </w:pPr>
-      <w:r>
-        <w:rPr>
-          <w:lang w:val="pt_PT" w:bidi="pt_PT"/>
-        </w:rPr>
-        <w:t>“Eu estou enviando a você Elias, o profeta” (4.5)</w:t>
-      </w:r>
-    </w:p>
-    <w:p>
-      <w:pPr/>
-      <w:r>
-        <w:rPr>
-          <w:lang w:val="pt_PT" w:bidi="pt_PT"/>
-        </w:rPr>
-      </w:r>
-      <w:r>
-        <w:rPr>
-          <w:lang w:val="pt_PT" w:bidi="pt_PT"/>
-        </w:rPr>
-        <w:t>Embora os ouvintes de Malaquias e gerações posteriores de judeus pudessem ter esperado que essa profecia fosse cumprida pelo retorno do próprio Elias, Jesus explicou que ela foi cumprida através da vida e testemunho de João Batista (</w:t>
-      </w:r>
-      <w:hyperlink r:id="rId30">
-        <w:r>
-          <w:rPr>
-            <w:lang w:val="pt_PT" w:bidi="pt_PT"/>
-          </w:rPr>
-          <w:rPr>
-            <w:color w:val="0000EE"/>
-            <w:u w:val="single"/>
-          </w:rPr>
-          <w:t>Mateus 17.10–13</w:t>
-        </w:r>
-      </w:hyperlink>
-      <w:r>
-        <w:rPr>
-          <w:lang w:val="pt_PT" w:bidi="pt_PT"/>
-        </w:rPr>
-        <w:t>).</w:t>
       </w:r>
       <w:r>
         <w:rPr>

--- a/por/docx/39.content.docx
+++ b/por/docx/39.content.docx
@@ -666,6 +666,20 @@
       </w:r>
       <w:r>
         <w:rPr>
+          <w:lang w:val="pt_PT" w:bidi="pt_PT"/>
+        </w:rPr>
+        <w:t>מַשָּׂ֥א דְבַר־יְהוָ֖ה</w:t>
+      </w:r>
+    </w:p>
+    <w:p>
+      <w:pPr/>
+      <w:r>
+        <w:rPr>
+          <w:lang w:val="pt_PT" w:bidi="pt_PT"/>
+        </w:rPr>
+      </w:r>
+      <w:r>
+        <w:rPr>
           <w:b/>
           <w:lang w:val="pt_PT" w:bidi="pt_PT"/>
         </w:rPr>
@@ -788,6 +802,20 @@
       </w:r>
       <w:r>
         <w:rPr>
+          <w:lang w:val="pt_PT" w:bidi="pt_PT"/>
+        </w:rPr>
+        <w:t>דְבַר־יְהוָ֖ה</w:t>
+      </w:r>
+    </w:p>
+    <w:p>
+      <w:pPr/>
+      <w:r>
+        <w:rPr>
+          <w:lang w:val="pt_PT" w:bidi="pt_PT"/>
+        </w:rPr>
+      </w:r>
+      <w:r>
+        <w:rPr>
           <w:b/>
           <w:lang w:val="pt_PT" w:bidi="pt_PT"/>
         </w:rPr>
@@ -897,6 +925,20 @@
       </w:r>
       <w:r>
         <w:rPr>
+          <w:lang w:val="pt_PT" w:bidi="pt_PT"/>
+        </w:rPr>
+        <w:t>אֶל־יִשְׂרָאֵ֑ל</w:t>
+      </w:r>
+    </w:p>
+    <w:p>
+      <w:pPr/>
+      <w:r>
+        <w:rPr>
+          <w:lang w:val="pt_PT" w:bidi="pt_PT"/>
+        </w:rPr>
+      </w:r>
+      <w:r>
+        <w:rPr>
           <w:b/>
           <w:lang w:val="pt_PT" w:bidi="pt_PT"/>
         </w:rPr>
@@ -993,6 +1035,20 @@
       </w:r>
       <w:r>
         <w:rPr>
+          <w:lang w:val="pt_PT" w:bidi="pt_PT"/>
+        </w:rPr>
+        <w:t>בְּ⁠יַ֖ד</w:t>
+      </w:r>
+    </w:p>
+    <w:p>
+      <w:pPr/>
+      <w:r>
+        <w:rPr>
+          <w:lang w:val="pt_PT" w:bidi="pt_PT"/>
+        </w:rPr>
+      </w:r>
+      <w:r>
+        <w:rPr>
           <w:b/>
           <w:lang w:val="pt_PT" w:bidi="pt_PT"/>
         </w:rPr>
@@ -1102,6 +1158,20 @@
       </w:r>
       <w:r>
         <w:rPr>
+          <w:lang w:val="pt_PT" w:bidi="pt_PT"/>
+        </w:rPr>
+        <w:t>מַלְאָכִֽי</w:t>
+      </w:r>
+    </w:p>
+    <w:p>
+      <w:pPr/>
+      <w:r>
+        <w:rPr>
+          <w:lang w:val="pt_PT" w:bidi="pt_PT"/>
+        </w:rPr>
+      </w:r>
+      <w:r>
+        <w:rPr>
           <w:b/>
           <w:lang w:val="pt_PT" w:bidi="pt_PT"/>
         </w:rPr>
@@ -1281,6 +1351,20 @@
       </w:r>
       <w:r>
         <w:rPr>
+          <w:lang w:val="pt_PT" w:bidi="pt_PT"/>
+        </w:rPr>
+        <w:t>אֶתְ⁠כֶם֙</w:t>
+      </w:r>
+    </w:p>
+    <w:p>
+      <w:pPr/>
+      <w:r>
+        <w:rPr>
+          <w:lang w:val="pt_PT" w:bidi="pt_PT"/>
+        </w:rPr>
+      </w:r>
+      <w:r>
+        <w:rPr>
           <w:b/>
           <w:lang w:val="pt_PT" w:bidi="pt_PT"/>
         </w:rPr>
@@ -1377,6 +1461,20 @@
       </w:r>
       <w:r>
         <w:rPr>
+          <w:lang w:val="pt_PT" w:bidi="pt_PT"/>
+        </w:rPr>
+        <w:t>וַ⁠אֲמַרְתֶּ֖ם</w:t>
+      </w:r>
+    </w:p>
+    <w:p>
+      <w:pPr/>
+      <w:r>
+        <w:rPr>
+          <w:lang w:val="pt_PT" w:bidi="pt_PT"/>
+        </w:rPr>
+      </w:r>
+      <w:r>
+        <w:rPr>
           <w:b/>
           <w:lang w:val="pt_PT" w:bidi="pt_PT"/>
         </w:rPr>
@@ -1556,6 +1654,20 @@
       </w:r>
       <w:r>
         <w:rPr>
+          <w:lang w:val="pt_PT" w:bidi="pt_PT"/>
+        </w:rPr>
+        <w:t>הֲ⁠לוֹא־אָ֨ח עֵשָׂ֤ו לְ⁠יַֽעֲקֹב֙</w:t>
+      </w:r>
+    </w:p>
+    <w:p>
+      <w:pPr/>
+      <w:r>
+        <w:rPr>
+          <w:lang w:val="pt_PT" w:bidi="pt_PT"/>
+        </w:rPr>
+      </w:r>
+      <w:r>
+        <w:rPr>
           <w:b/>
           <w:lang w:val="pt_PT" w:bidi="pt_PT"/>
         </w:rPr>
@@ -1652,6 +1764,20 @@
       </w:r>
       <w:r>
         <w:rPr>
+          <w:lang w:val="pt_PT" w:bidi="pt_PT"/>
+        </w:rPr>
+        <w:t>הֲ⁠לוֹא־אָ֨ח עֵשָׂ֤ו לְ⁠יַֽעֲקֹב֙</w:t>
+      </w:r>
+    </w:p>
+    <w:p>
+      <w:pPr/>
+      <w:r>
+        <w:rPr>
+          <w:lang w:val="pt_PT" w:bidi="pt_PT"/>
+        </w:rPr>
+      </w:r>
+      <w:r>
+        <w:rPr>
           <w:b/>
           <w:lang w:val="pt_PT" w:bidi="pt_PT"/>
         </w:rPr>
@@ -1761,6 +1887,20 @@
       </w:r>
       <w:r>
         <w:rPr>
+          <w:lang w:val="pt_PT" w:bidi="pt_PT"/>
+        </w:rPr>
+        <w:t>נְאֻם־יְהוָ֔ה</w:t>
+      </w:r>
+    </w:p>
+    <w:p>
+      <w:pPr/>
+      <w:r>
+        <w:rPr>
+          <w:lang w:val="pt_PT" w:bidi="pt_PT"/>
+        </w:rPr>
+      </w:r>
+      <w:r>
+        <w:rPr>
           <w:b/>
           <w:lang w:val="pt_PT" w:bidi="pt_PT"/>
         </w:rPr>
@@ -1844,6 +1984,20 @@
       </w:r>
       <w:r>
         <w:rPr>
+          <w:lang w:val="pt_PT" w:bidi="pt_PT"/>
+        </w:rPr>
+        <w:t>וָ⁠אֹהַ֖ב אֶֽת־יַעֲקֹֽב</w:t>
+      </w:r>
+    </w:p>
+    <w:p>
+      <w:pPr/>
+      <w:r>
+        <w:rPr>
+          <w:lang w:val="pt_PT" w:bidi="pt_PT"/>
+        </w:rPr>
+      </w:r>
+      <w:r>
+        <w:rPr>
           <w:b/>
           <w:lang w:val="pt_PT" w:bidi="pt_PT"/>
         </w:rPr>
@@ -1940,6 +2094,20 @@
       </w:r>
       <w:r>
         <w:rPr>
+          <w:lang w:val="pt_PT" w:bidi="pt_PT"/>
+        </w:rPr>
+        <w:t>וָ⁠אֹהַ֖ב אֶֽת־יַעֲקֹֽב׃ וְ⁠אֶת־עֵשָׂ֖ו שָׂנֵ֑אתִי</w:t>
+      </w:r>
+    </w:p>
+    <w:p>
+      <w:pPr/>
+      <w:r>
+        <w:rPr>
+          <w:lang w:val="pt_PT" w:bidi="pt_PT"/>
+        </w:rPr>
+      </w:r>
+      <w:r>
+        <w:rPr>
           <w:b/>
           <w:lang w:val="pt_PT" w:bidi="pt_PT"/>
         </w:rPr>
@@ -2075,6 +2243,20 @@
       </w:r>
       <w:r>
         <w:rPr>
+          <w:lang w:val="pt_PT" w:bidi="pt_PT"/>
+        </w:rPr>
+        <w:t>וְ⁠אֶת־עֵשָׂ֖ו שָׂנֵ֑אתִי</w:t>
+      </w:r>
+    </w:p>
+    <w:p>
+      <w:pPr/>
+      <w:r>
+        <w:rPr>
+          <w:lang w:val="pt_PT" w:bidi="pt_PT"/>
+        </w:rPr>
+      </w:r>
+      <w:r>
+        <w:rPr>
           <w:b/>
           <w:lang w:val="pt_PT" w:bidi="pt_PT"/>
         </w:rPr>
@@ -2171,6 +2353,20 @@
       </w:r>
       <w:r>
         <w:rPr>
+          <w:lang w:val="pt_PT" w:bidi="pt_PT"/>
+        </w:rPr>
+        <w:t>שְׁמָמָ֔ה</w:t>
+      </w:r>
+    </w:p>
+    <w:p>
+      <w:pPr/>
+      <w:r>
+        <w:rPr>
+          <w:lang w:val="pt_PT" w:bidi="pt_PT"/>
+        </w:rPr>
+      </w:r>
+      <w:r>
+        <w:rPr>
           <w:b/>
           <w:lang w:val="pt_PT" w:bidi="pt_PT"/>
         </w:rPr>
@@ -2280,6 +2476,20 @@
       </w:r>
       <w:r>
         <w:rPr>
+          <w:lang w:val="pt_PT" w:bidi="pt_PT"/>
+        </w:rPr>
+        <w:t>לְ⁠תַנּ֥וֹת</w:t>
+      </w:r>
+    </w:p>
+    <w:p>
+      <w:pPr/>
+      <w:r>
+        <w:rPr>
+          <w:lang w:val="pt_PT" w:bidi="pt_PT"/>
+        </w:rPr>
+      </w:r>
+      <w:r>
+        <w:rPr>
           <w:b/>
           <w:lang w:val="pt_PT" w:bidi="pt_PT"/>
         </w:rPr>
@@ -2389,6 +2599,20 @@
       </w:r>
       <w:r>
         <w:rPr>
+          <w:lang w:val="pt_PT" w:bidi="pt_PT"/>
+        </w:rPr>
+        <w:t>כִּֽי־תֹאמַ֨ר אֱד֜וֹם</w:t>
+      </w:r>
+    </w:p>
+    <w:p>
+      <w:pPr/>
+      <w:r>
+        <w:rPr>
+          <w:lang w:val="pt_PT" w:bidi="pt_PT"/>
+        </w:rPr>
+      </w:r>
+      <w:r>
+        <w:rPr>
           <w:b/>
           <w:lang w:val="pt_PT" w:bidi="pt_PT"/>
         </w:rPr>
@@ -2511,6 +2735,20 @@
       </w:r>
       <w:r>
         <w:rPr>
+          <w:lang w:val="pt_PT" w:bidi="pt_PT"/>
+        </w:rPr>
+        <w:t>רֻשַּׁ֗שְׁנוּ</w:t>
+      </w:r>
+    </w:p>
+    <w:p>
+      <w:pPr/>
+      <w:r>
+        <w:rPr>
+          <w:lang w:val="pt_PT" w:bidi="pt_PT"/>
+        </w:rPr>
+      </w:r>
+      <w:r>
+        <w:rPr>
           <w:b/>
           <w:lang w:val="pt_PT" w:bidi="pt_PT"/>
         </w:rPr>
@@ -2690,6 +2928,20 @@
       </w:r>
       <w:r>
         <w:rPr>
+          <w:lang w:val="pt_PT" w:bidi="pt_PT"/>
+        </w:rPr>
+        <w:t>וְ⁠קָרְא֤וּ לָ⁠הֶם֙</w:t>
+      </w:r>
+    </w:p>
+    <w:p>
+      <w:pPr/>
+      <w:r>
+        <w:rPr>
+          <w:lang w:val="pt_PT" w:bidi="pt_PT"/>
+        </w:rPr>
+      </w:r>
+      <w:r>
+        <w:rPr>
           <w:b/>
           <w:lang w:val="pt_PT" w:bidi="pt_PT"/>
         </w:rPr>
@@ -2799,6 +3051,20 @@
       </w:r>
       <w:r>
         <w:rPr>
+          <w:lang w:val="pt_PT" w:bidi="pt_PT"/>
+        </w:rPr>
+        <w:t>גְּב֣וּל רִשְׁעָ֔ה</w:t>
+      </w:r>
+    </w:p>
+    <w:p>
+      <w:pPr/>
+      <w:r>
+        <w:rPr>
+          <w:lang w:val="pt_PT" w:bidi="pt_PT"/>
+        </w:rPr>
+      </w:r>
+      <w:r>
+        <w:rPr>
           <w:b/>
           <w:lang w:val="pt_PT" w:bidi="pt_PT"/>
         </w:rPr>
@@ -2895,6 +3161,20 @@
       </w:r>
       <w:r>
         <w:rPr>
+          <w:lang w:val="pt_PT" w:bidi="pt_PT"/>
+        </w:rPr>
+        <w:t>וְ⁠עֵינֵי⁠כֶ֖ם תִּרְאֶ֑ינָה וְ⁠אַתֶּ֤ם תֹּֽאמְרוּ֙ יִגְדַּ֣ל יְהוָ֔ה מֵ⁠עַ֖ל לִ⁠גְב֥וּל יִשְׂרָאֵֽל</w:t>
+      </w:r>
+    </w:p>
+    <w:p>
+      <w:pPr/>
+      <w:r>
+        <w:rPr>
+          <w:lang w:val="pt_PT" w:bidi="pt_PT"/>
+        </w:rPr>
+      </w:r>
+      <w:r>
+        <w:rPr>
           <w:b/>
           <w:lang w:val="pt_PT" w:bidi="pt_PT"/>
         </w:rPr>
@@ -2978,6 +3258,20 @@
       </w:r>
       <w:r>
         <w:rPr>
+          <w:lang w:val="pt_PT" w:bidi="pt_PT"/>
+        </w:rPr>
+        <w:t>וְ⁠עֵינֵי⁠כֶ֖ם תִּרְאֶ֑ינָה</w:t>
+      </w:r>
+    </w:p>
+    <w:p>
+      <w:pPr/>
+      <w:r>
+        <w:rPr>
+          <w:lang w:val="pt_PT" w:bidi="pt_PT"/>
+        </w:rPr>
+      </w:r>
+      <w:r>
+        <w:rPr>
           <w:b/>
           <w:lang w:val="pt_PT" w:bidi="pt_PT"/>
         </w:rPr>
@@ -3253,6 +3547,20 @@
       </w:r>
       <w:r>
         <w:rPr>
+          <w:lang w:val="pt_PT" w:bidi="pt_PT"/>
+        </w:rPr>
+        <w:t>שְׁמִ֔⁠י &amp; אֶת־שְׁמֶֽ⁠ךָ</w:t>
+      </w:r>
+    </w:p>
+    <w:p>
+      <w:pPr/>
+      <w:r>
+        <w:rPr>
+          <w:lang w:val="pt_PT" w:bidi="pt_PT"/>
+        </w:rPr>
+      </w:r>
+      <w:r>
+        <w:rPr>
           <w:b/>
           <w:lang w:val="pt_PT" w:bidi="pt_PT"/>
         </w:rPr>
@@ -3375,6 +3683,20 @@
       </w:r>
       <w:r>
         <w:rPr>
+          <w:lang w:val="pt_PT" w:bidi="pt_PT"/>
+        </w:rPr>
+        <w:t>לֶ֣חֶם מְגֹאָ֔ל</w:t>
+      </w:r>
+    </w:p>
+    <w:p>
+      <w:pPr/>
+      <w:r>
+        <w:rPr>
+          <w:lang w:val="pt_PT" w:bidi="pt_PT"/>
+        </w:rPr>
+      </w:r>
+      <w:r>
+        <w:rPr>
           <w:b/>
           <w:lang w:val="pt_PT" w:bidi="pt_PT"/>
         </w:rPr>
@@ -3637,6 +3959,20 @@
       </w:r>
       <w:r>
         <w:rPr>
+          <w:lang w:val="pt_PT" w:bidi="pt_PT"/>
+        </w:rPr>
+        <w:t>שֻׁלְחַ֥ן יְהוָ֖ה</w:t>
+      </w:r>
+    </w:p>
+    <w:p>
+      <w:pPr/>
+      <w:r>
+        <w:rPr>
+          <w:lang w:val="pt_PT" w:bidi="pt_PT"/>
+        </w:rPr>
+      </w:r>
+      <w:r>
+        <w:rPr>
           <w:b/>
           <w:lang w:val="pt_PT" w:bidi="pt_PT"/>
         </w:rPr>
@@ -3829,6 +4165,20 @@
       </w:r>
       <w:r>
         <w:rPr>
+          <w:lang w:val="pt_PT" w:bidi="pt_PT"/>
+        </w:rPr>
+        <w:t>עִוֵּ֤ר &amp; פִּסֵּ֥חַ וְ⁠חֹלֶ֖ה</w:t>
+      </w:r>
+    </w:p>
+    <w:p>
+      <w:pPr/>
+      <w:r>
+        <w:rPr>
+          <w:lang w:val="pt_PT" w:bidi="pt_PT"/>
+        </w:rPr>
+      </w:r>
+      <w:r>
+        <w:rPr>
           <w:b/>
           <w:lang w:val="pt_PT" w:bidi="pt_PT"/>
         </w:rPr>
@@ -3925,6 +4275,20 @@
       </w:r>
       <w:r>
         <w:rPr>
+          <w:lang w:val="pt_PT" w:bidi="pt_PT"/>
+        </w:rPr>
+        <w:t>הַקְרִיבֵ֨⁠הוּ</w:t>
+      </w:r>
+    </w:p>
+    <w:p>
+      <w:pPr/>
+      <w:r>
+        <w:rPr>
+          <w:lang w:val="pt_PT" w:bidi="pt_PT"/>
+        </w:rPr>
+      </w:r>
+      <w:r>
+        <w:rPr>
           <w:b/>
           <w:lang w:val="pt_PT" w:bidi="pt_PT"/>
         </w:rPr>
@@ -4034,6 +4398,20 @@
       </w:r>
       <w:r>
         <w:rPr>
+          <w:lang w:val="pt_PT" w:bidi="pt_PT"/>
+        </w:rPr>
+        <w:t>לְ⁠פֶחָתֶ֗⁠ךָ הֲ⁠יִּרְצְ⁠ךָ֙ &amp; פָנֶ֔י⁠ךָ</w:t>
+      </w:r>
+    </w:p>
+    <w:p>
+      <w:pPr/>
+      <w:r>
+        <w:rPr>
+          <w:lang w:val="pt_PT" w:bidi="pt_PT"/>
+        </w:rPr>
+      </w:r>
+      <w:r>
+        <w:rPr>
           <w:b/>
           <w:lang w:val="pt_PT" w:bidi="pt_PT"/>
         </w:rPr>
@@ -4169,6 +4547,20 @@
       </w:r>
       <w:r>
         <w:rPr>
+          <w:lang w:val="pt_PT" w:bidi="pt_PT"/>
+        </w:rPr>
+        <w:t>הֲ⁠יִּרְצְ⁠ךָ֙ א֚וֹ הֲ⁠יִשָּׂ֣א פָנֶ֔י⁠ךָ</w:t>
+      </w:r>
+    </w:p>
+    <w:p>
+      <w:pPr/>
+      <w:r>
+        <w:rPr>
+          <w:lang w:val="pt_PT" w:bidi="pt_PT"/>
+        </w:rPr>
+      </w:r>
+      <w:r>
+        <w:rPr>
           <w:b/>
           <w:lang w:val="pt_PT" w:bidi="pt_PT"/>
         </w:rPr>
@@ -4252,6 +4644,20 @@
       </w:r>
       <w:r>
         <w:rPr>
+          <w:lang w:val="pt_PT" w:bidi="pt_PT"/>
+        </w:rPr>
+        <w:t>הֲ⁠יִּרְצְ⁠ךָ֙ א֚וֹ הֲ⁠יִשָּׂ֣א פָנֶ֔י⁠ךָ</w:t>
+      </w:r>
+    </w:p>
+    <w:p>
+      <w:pPr/>
+      <w:r>
+        <w:rPr>
+          <w:lang w:val="pt_PT" w:bidi="pt_PT"/>
+        </w:rPr>
+      </w:r>
+      <w:r>
+        <w:rPr>
           <w:b/>
           <w:lang w:val="pt_PT" w:bidi="pt_PT"/>
         </w:rPr>
@@ -4361,6 +4767,20 @@
       </w:r>
       <w:r>
         <w:rPr>
+          <w:lang w:val="pt_PT" w:bidi="pt_PT"/>
+        </w:rPr>
+        <w:t>א֚וֹ הֲ⁠יִשָּׂ֣א פָנֶ֔י⁠ךָ</w:t>
+      </w:r>
+    </w:p>
+    <w:p>
+      <w:pPr/>
+      <w:r>
+        <w:rPr>
+          <w:lang w:val="pt_PT" w:bidi="pt_PT"/>
+        </w:rPr>
+      </w:r>
+      <w:r>
+        <w:rPr>
           <w:b/>
           <w:lang w:val="pt_PT" w:bidi="pt_PT"/>
         </w:rPr>
@@ -4457,6 +4877,20 @@
       </w:r>
       <w:r>
         <w:rPr>
+          <w:lang w:val="pt_PT" w:bidi="pt_PT"/>
+        </w:rPr>
+        <w:t>וְ⁠עַתָּ֛ה</w:t>
+      </w:r>
+    </w:p>
+    <w:p>
+      <w:pPr/>
+      <w:r>
+        <w:rPr>
+          <w:lang w:val="pt_PT" w:bidi="pt_PT"/>
+        </w:rPr>
+      </w:r>
+      <w:r>
+        <w:rPr>
           <w:b/>
           <w:lang w:val="pt_PT" w:bidi="pt_PT"/>
         </w:rPr>
@@ -4553,6 +4987,20 @@
       </w:r>
       <w:r>
         <w:rPr>
+          <w:lang w:val="pt_PT" w:bidi="pt_PT"/>
+        </w:rPr>
+        <w:t>הֲ⁠יִשָּׂ֤א מִ⁠כֶּם֙ פָּנִ֔ים</w:t>
+      </w:r>
+    </w:p>
+    <w:p>
+      <w:pPr/>
+      <w:r>
+        <w:rPr>
+          <w:lang w:val="pt_PT" w:bidi="pt_PT"/>
+        </w:rPr>
+      </w:r>
+      <w:r>
+        <w:rPr>
           <w:b/>
           <w:lang w:val="pt_PT" w:bidi="pt_PT"/>
         </w:rPr>
@@ -4636,6 +5084,20 @@
       </w:r>
       <w:r>
         <w:rPr>
+          <w:lang w:val="pt_PT" w:bidi="pt_PT"/>
+        </w:rPr>
+        <w:t>פְנֵי־אֵ֖ל וִֽ⁠יחָנֵ֑⁠נוּ</w:t>
+      </w:r>
+    </w:p>
+    <w:p>
+      <w:pPr/>
+      <w:r>
+        <w:rPr>
+          <w:lang w:val="pt_PT" w:bidi="pt_PT"/>
+        </w:rPr>
+      </w:r>
+      <w:r>
+        <w:rPr>
           <w:b/>
           <w:lang w:val="pt_PT" w:bidi="pt_PT"/>
         </w:rPr>
@@ -4732,6 +5194,20 @@
       </w:r>
       <w:r>
         <w:rPr>
+          <w:lang w:val="pt_PT" w:bidi="pt_PT"/>
+        </w:rPr>
+        <w:t>פְנֵי־אֵ֖ל</w:t>
+      </w:r>
+    </w:p>
+    <w:p>
+      <w:pPr/>
+      <w:r>
+        <w:rPr>
+          <w:lang w:val="pt_PT" w:bidi="pt_PT"/>
+        </w:rPr>
+      </w:r>
+      <w:r>
+        <w:rPr>
           <w:b/>
           <w:lang w:val="pt_PT" w:bidi="pt_PT"/>
         </w:rPr>
@@ -4828,6 +5304,20 @@
       </w:r>
       <w:r>
         <w:rPr>
+          <w:lang w:val="pt_PT" w:bidi="pt_PT"/>
+        </w:rPr>
+        <w:t>פְנֵי־אֵ֖ל</w:t>
+      </w:r>
+    </w:p>
+    <w:p>
+      <w:pPr/>
+      <w:r>
+        <w:rPr>
+          <w:lang w:val="pt_PT" w:bidi="pt_PT"/>
+        </w:rPr>
+      </w:r>
+      <w:r>
+        <w:rPr>
           <w:b/>
           <w:lang w:val="pt_PT" w:bidi="pt_PT"/>
         </w:rPr>
@@ -4924,6 +5414,20 @@
       </w:r>
       <w:r>
         <w:rPr>
+          <w:lang w:val="pt_PT" w:bidi="pt_PT"/>
+        </w:rPr>
+        <w:t>וִֽ⁠יחָנֵ֑⁠נוּ</w:t>
+      </w:r>
+    </w:p>
+    <w:p>
+      <w:pPr/>
+      <w:r>
+        <w:rPr>
+          <w:lang w:val="pt_PT" w:bidi="pt_PT"/>
+        </w:rPr>
+      </w:r>
+      <w:r>
+        <w:rPr>
           <w:b/>
           <w:lang w:val="pt_PT" w:bidi="pt_PT"/>
         </w:rPr>
@@ -5020,6 +5524,20 @@
       </w:r>
       <w:r>
         <w:rPr>
+          <w:lang w:val="pt_PT" w:bidi="pt_PT"/>
+        </w:rPr>
+        <w:t>מִ⁠יֶּדְ⁠כֶם֙ הָ֣יְתָה זֹּ֔את</w:t>
+      </w:r>
+    </w:p>
+    <w:p>
+      <w:pPr/>
+      <w:r>
+        <w:rPr>
+          <w:lang w:val="pt_PT" w:bidi="pt_PT"/>
+        </w:rPr>
+      </w:r>
+      <w:r>
+        <w:rPr>
           <w:b/>
           <w:lang w:val="pt_PT" w:bidi="pt_PT"/>
         </w:rPr>
@@ -5129,6 +5647,20 @@
       </w:r>
       <w:r>
         <w:rPr>
+          <w:lang w:val="pt_PT" w:bidi="pt_PT"/>
+        </w:rPr>
+        <w:t>מִ⁠יֶּדְ⁠כֶם֙</w:t>
+      </w:r>
+    </w:p>
+    <w:p>
+      <w:pPr/>
+      <w:r>
+        <w:rPr>
+          <w:lang w:val="pt_PT" w:bidi="pt_PT"/>
+        </w:rPr>
+      </w:r>
+      <w:r>
+        <w:rPr>
           <w:b/>
           <w:lang w:val="pt_PT" w:bidi="pt_PT"/>
         </w:rPr>
@@ -5227,6 +5759,20 @@
         <w:rPr>
           <w:lang w:val="pt_PT" w:bidi="pt_PT"/>
         </w:rPr>
+      </w:r>
+    </w:p>
+    <w:p>
+      <w:pPr/>
+      <w:r>
+        <w:rPr>
+          <w:lang w:val="pt_PT" w:bidi="pt_PT"/>
+        </w:rPr>
+      </w:r>
+      <w:r>
+        <w:rPr>
+          <w:lang w:val="pt_PT" w:bidi="pt_PT"/>
+        </w:rPr>
+        <w:t>מִ⁠יֶּדְ⁠כֶם֙</w:t>
       </w:r>
     </w:p>
     <w:p>
@@ -5557,6 +6103,20 @@
       </w:r>
       <w:r>
         <w:rPr>
+          <w:lang w:val="pt_PT" w:bidi="pt_PT"/>
+        </w:rPr>
+        <w:t>דְּלָתַ֔יִם</w:t>
+      </w:r>
+    </w:p>
+    <w:p>
+      <w:pPr/>
+      <w:r>
+        <w:rPr>
+          <w:lang w:val="pt_PT" w:bidi="pt_PT"/>
+        </w:rPr>
+      </w:r>
+      <w:r>
+        <w:rPr>
           <w:b/>
           <w:lang w:val="pt_PT" w:bidi="pt_PT"/>
         </w:rPr>
@@ -5653,6 +6213,20 @@
       </w:r>
       <w:r>
         <w:rPr>
+          <w:lang w:val="pt_PT" w:bidi="pt_PT"/>
+        </w:rPr>
+        <w:t>אֶרְצֶ֥ה מִ⁠יֶּדְ⁠כֶֽם</w:t>
+      </w:r>
+    </w:p>
+    <w:p>
+      <w:pPr/>
+      <w:r>
+        <w:rPr>
+          <w:lang w:val="pt_PT" w:bidi="pt_PT"/>
+        </w:rPr>
+      </w:r>
+      <w:r>
+        <w:rPr>
           <w:b/>
           <w:lang w:val="pt_PT" w:bidi="pt_PT"/>
         </w:rPr>
@@ -5751,6 +6325,20 @@
         <w:rPr>
           <w:lang w:val="pt_PT" w:bidi="pt_PT"/>
         </w:rPr>
+      </w:r>
+    </w:p>
+    <w:p>
+      <w:pPr/>
+      <w:r>
+        <w:rPr>
+          <w:lang w:val="pt_PT" w:bidi="pt_PT"/>
+        </w:rPr>
+      </w:r>
+      <w:r>
+        <w:rPr>
+          <w:lang w:val="pt_PT" w:bidi="pt_PT"/>
+        </w:rPr>
+        <w:t>מִ⁠יֶּדְ⁠כֶֽם</w:t>
       </w:r>
     </w:p>
     <w:p>
@@ -6216,6 +6804,20 @@
       </w:r>
       <w:r>
         <w:rPr>
+          <w:lang w:val="pt_PT" w:bidi="pt_PT"/>
+        </w:rPr>
+        <w:t>גָּד֤וֹל שְׁמִ⁠י֙</w:t>
+      </w:r>
+    </w:p>
+    <w:p>
+      <w:pPr/>
+      <w:r>
+        <w:rPr>
+          <w:lang w:val="pt_PT" w:bidi="pt_PT"/>
+        </w:rPr>
+      </w:r>
+      <w:r>
+        <w:rPr>
           <w:b/>
           <w:lang w:val="pt_PT" w:bidi="pt_PT"/>
         </w:rPr>
@@ -6312,6 +6914,20 @@
       </w:r>
       <w:r>
         <w:rPr>
+          <w:lang w:val="pt_PT" w:bidi="pt_PT"/>
+        </w:rPr>
+        <w:t>לִ⁠שְׁמִ֖⁠י</w:t>
+      </w:r>
+    </w:p>
+    <w:p>
+      <w:pPr/>
+      <w:r>
+        <w:rPr>
+          <w:lang w:val="pt_PT" w:bidi="pt_PT"/>
+        </w:rPr>
+      </w:r>
+      <w:r>
+        <w:rPr>
           <w:b/>
           <w:lang w:val="pt_PT" w:bidi="pt_PT"/>
         </w:rPr>
@@ -6410,6 +7026,20 @@
         <w:rPr>
           <w:lang w:val="pt_PT" w:bidi="pt_PT"/>
         </w:rPr>
+      </w:r>
+    </w:p>
+    <w:p>
+      <w:pPr/>
+      <w:r>
+        <w:rPr>
+          <w:lang w:val="pt_PT" w:bidi="pt_PT"/>
+        </w:rPr>
+      </w:r>
+      <w:r>
+        <w:rPr>
+          <w:lang w:val="pt_PT" w:bidi="pt_PT"/>
+        </w:rPr>
+        <w:t>וְ⁠אַתֶּ֖ם מְחַלְּלִ֣ים אוֹת֑⁠וֹ</w:t>
       </w:r>
     </w:p>
     <w:p>
@@ -6740,6 +7370,20 @@
       </w:r>
       <w:r>
         <w:rPr>
+          <w:lang w:val="pt_PT" w:bidi="pt_PT"/>
+        </w:rPr>
+        <w:t>אֲדֹנָ⁠י֙</w:t>
+      </w:r>
+    </w:p>
+    <w:p>
+      <w:pPr/>
+      <w:r>
+        <w:rPr>
+          <w:lang w:val="pt_PT" w:bidi="pt_PT"/>
+        </w:rPr>
+      </w:r>
+      <w:r>
+        <w:rPr>
           <w:b/>
           <w:lang w:val="pt_PT" w:bidi="pt_PT"/>
         </w:rPr>
@@ -6880,6 +7524,20 @@
       </w:r>
       <w:r>
         <w:rPr>
+          <w:lang w:val="pt_PT" w:bidi="pt_PT"/>
+        </w:rPr>
+        <w:t>מְגֹאָ֣ל ה֔וּא</w:t>
+      </w:r>
+    </w:p>
+    <w:p>
+      <w:pPr/>
+      <w:r>
+        <w:rPr>
+          <w:lang w:val="pt_PT" w:bidi="pt_PT"/>
+        </w:rPr>
+      </w:r>
+      <w:r>
+        <w:rPr>
           <w:b/>
           <w:lang w:val="pt_PT" w:bidi="pt_PT"/>
         </w:rPr>
@@ -6976,6 +7634,20 @@
       </w:r>
       <w:r>
         <w:rPr>
+          <w:lang w:val="pt_PT" w:bidi="pt_PT"/>
+        </w:rPr>
+        <w:t>וְ⁠נִיב֖⁠וֹ</w:t>
+      </w:r>
+    </w:p>
+    <w:p>
+      <w:pPr/>
+      <w:r>
+        <w:rPr>
+          <w:lang w:val="pt_PT" w:bidi="pt_PT"/>
+        </w:rPr>
+      </w:r>
+      <w:r>
+        <w:rPr>
           <w:b/>
           <w:lang w:val="pt_PT" w:bidi="pt_PT"/>
         </w:rPr>
@@ -7085,6 +7757,20 @@
       </w:r>
       <w:r>
         <w:rPr>
+          <w:lang w:val="pt_PT" w:bidi="pt_PT"/>
+        </w:rPr>
+        <w:t>אָכְלֽ⁠וֹ</w:t>
+      </w:r>
+    </w:p>
+    <w:p>
+      <w:pPr/>
+      <w:r>
+        <w:rPr>
+          <w:lang w:val="pt_PT" w:bidi="pt_PT"/>
+        </w:rPr>
+      </w:r>
+      <w:r>
+        <w:rPr>
           <w:b/>
           <w:lang w:val="pt_PT" w:bidi="pt_PT"/>
         </w:rPr>
@@ -7194,6 +7880,20 @@
       </w:r>
       <w:r>
         <w:rPr>
+          <w:lang w:val="pt_PT" w:bidi="pt_PT"/>
+        </w:rPr>
+        <w:t>נִבְזֶ֥ה</w:t>
+      </w:r>
+    </w:p>
+    <w:p>
+      <w:pPr/>
+      <w:r>
+        <w:rPr>
+          <w:lang w:val="pt_PT" w:bidi="pt_PT"/>
+        </w:rPr>
+      </w:r>
+      <w:r>
+        <w:rPr>
           <w:b/>
           <w:lang w:val="pt_PT" w:bidi="pt_PT"/>
         </w:rPr>
@@ -7373,6 +8073,20 @@
       </w:r>
       <w:r>
         <w:rPr>
+          <w:lang w:val="pt_PT" w:bidi="pt_PT"/>
+        </w:rPr>
+        <w:t>הִנֵּ֨ה</w:t>
+      </w:r>
+    </w:p>
+    <w:p>
+      <w:pPr/>
+      <w:r>
+        <w:rPr>
+          <w:lang w:val="pt_PT" w:bidi="pt_PT"/>
+        </w:rPr>
+      </w:r>
+      <w:r>
+        <w:rPr>
           <w:b/>
           <w:lang w:val="pt_PT" w:bidi="pt_PT"/>
         </w:rPr>
@@ -7469,6 +8183,20 @@
       </w:r>
       <w:r>
         <w:rPr>
+          <w:lang w:val="pt_PT" w:bidi="pt_PT"/>
+        </w:rPr>
+        <w:t>מַ⁠תְּלָאָ֜ה</w:t>
+      </w:r>
+    </w:p>
+    <w:p>
+      <w:pPr/>
+      <w:r>
+        <w:rPr>
+          <w:lang w:val="pt_PT" w:bidi="pt_PT"/>
+        </w:rPr>
+      </w:r>
+      <w:r>
+        <w:rPr>
           <w:b/>
           <w:lang w:val="pt_PT" w:bidi="pt_PT"/>
         </w:rPr>
@@ -7552,6 +8280,20 @@
       </w:r>
       <w:r>
         <w:rPr>
+          <w:lang w:val="pt_PT" w:bidi="pt_PT"/>
+        </w:rPr>
+        <w:t>וְ⁠הִפַּחְתֶּ֣ם אוֹת֗⁠וֹ</w:t>
+      </w:r>
+    </w:p>
+    <w:p>
+      <w:pPr/>
+      <w:r>
+        <w:rPr>
+          <w:lang w:val="pt_PT" w:bidi="pt_PT"/>
+        </w:rPr>
+      </w:r>
+      <w:r>
+        <w:rPr>
           <w:b/>
           <w:lang w:val="pt_PT" w:bidi="pt_PT"/>
         </w:rPr>
@@ -7674,6 +8416,20 @@
       </w:r>
       <w:r>
         <w:rPr>
+          <w:lang w:val="pt_PT" w:bidi="pt_PT"/>
+        </w:rPr>
+        <w:t>גָּז֗וּל וְ⁠אֶת־הַ⁠פִּסֵּ֨חַ֙ וְ⁠אֶת־הַ֣⁠חוֹלֶ֔ה</w:t>
+      </w:r>
+    </w:p>
+    <w:p>
+      <w:pPr/>
+      <w:r>
+        <w:rPr>
+          <w:lang w:val="pt_PT" w:bidi="pt_PT"/>
+        </w:rPr>
+      </w:r>
+      <w:r>
+        <w:rPr>
           <w:b/>
           <w:lang w:val="pt_PT" w:bidi="pt_PT"/>
         </w:rPr>
@@ -7835,6 +8591,20 @@
       </w:r>
       <w:r>
         <w:rPr>
+          <w:lang w:val="pt_PT" w:bidi="pt_PT"/>
+        </w:rPr>
+        <w:t>גָּז֗וּל</w:t>
+      </w:r>
+    </w:p>
+    <w:p>
+      <w:pPr/>
+      <w:r>
+        <w:rPr>
+          <w:lang w:val="pt_PT" w:bidi="pt_PT"/>
+        </w:rPr>
+      </w:r>
+      <w:r>
+        <w:rPr>
           <w:b/>
           <w:lang w:val="pt_PT" w:bidi="pt_PT"/>
         </w:rPr>
@@ -7911,6 +8681,20 @@
       </w:r>
       <w:r>
         <w:rPr>
+          <w:lang w:val="pt_PT" w:bidi="pt_PT"/>
+        </w:rPr>
+        <w:t>גָּז֗וּל</w:t>
+      </w:r>
+    </w:p>
+    <w:p>
+      <w:pPr/>
+      <w:r>
+        <w:rPr>
+          <w:lang w:val="pt_PT" w:bidi="pt_PT"/>
+        </w:rPr>
+      </w:r>
+      <w:r>
+        <w:rPr>
           <w:b/>
           <w:lang w:val="pt_PT" w:bidi="pt_PT"/>
         </w:rPr>
@@ -7994,6 +8778,20 @@
       </w:r>
       <w:r>
         <w:rPr>
+          <w:lang w:val="pt_PT" w:bidi="pt_PT"/>
+        </w:rPr>
+        <w:t>הַ⁠אֶרְצֶ֥ה אוֹתָ֛⁠הּ מִ⁠יֶּדְ⁠כֶ֖ם</w:t>
+      </w:r>
+    </w:p>
+    <w:p>
+      <w:pPr/>
+      <w:r>
+        <w:rPr>
+          <w:lang w:val="pt_PT" w:bidi="pt_PT"/>
+        </w:rPr>
+      </w:r>
+      <w:r>
+        <w:rPr>
           <w:b/>
           <w:lang w:val="pt_PT" w:bidi="pt_PT"/>
         </w:rPr>
@@ -8160,6 +8958,20 @@
       </w:r>
       <w:r>
         <w:rPr>
+          <w:lang w:val="pt_PT" w:bidi="pt_PT"/>
+        </w:rPr>
+        <w:t>וְ⁠אָר֣וּר</w:t>
+      </w:r>
+    </w:p>
+    <w:p>
+      <w:pPr/>
+      <w:r>
+        <w:rPr>
+          <w:lang w:val="pt_PT" w:bidi="pt_PT"/>
+        </w:rPr>
+      </w:r>
+      <w:r>
+        <w:rPr>
           <w:b/>
           <w:lang w:val="pt_PT" w:bidi="pt_PT"/>
         </w:rPr>
@@ -8243,6 +9055,20 @@
       </w:r>
       <w:r>
         <w:rPr>
+          <w:lang w:val="pt_PT" w:bidi="pt_PT"/>
+        </w:rPr>
+        <w:t>וְ⁠יֵ֤שׁ בְּ⁠עֶדְר⁠וֹ֙ זָכָ֔ר</w:t>
+      </w:r>
+    </w:p>
+    <w:p>
+      <w:pPr/>
+      <w:r>
+        <w:rPr>
+          <w:lang w:val="pt_PT" w:bidi="pt_PT"/>
+        </w:rPr>
+      </w:r>
+      <w:r>
+        <w:rPr>
           <w:b/>
           <w:lang w:val="pt_PT" w:bidi="pt_PT"/>
         </w:rPr>
@@ -8352,6 +9178,20 @@
       </w:r>
       <w:r>
         <w:rPr>
+          <w:lang w:val="pt_PT" w:bidi="pt_PT"/>
+        </w:rPr>
+        <w:t>מָשְׁחָ֖ת</w:t>
+      </w:r>
+    </w:p>
+    <w:p>
+      <w:pPr/>
+      <w:r>
+        <w:rPr>
+          <w:lang w:val="pt_PT" w:bidi="pt_PT"/>
+        </w:rPr>
+      </w:r>
+      <w:r>
+        <w:rPr>
           <w:b/>
           <w:lang w:val="pt_PT" w:bidi="pt_PT"/>
         </w:rPr>
@@ -8533,6 +9373,20 @@
         <w:rPr>
           <w:lang w:val="pt_PT" w:bidi="pt_PT"/>
         </w:rPr>
+      </w:r>
+    </w:p>
+    <w:p>
+      <w:pPr/>
+      <w:r>
+        <w:rPr>
+          <w:lang w:val="pt_PT" w:bidi="pt_PT"/>
+        </w:rPr>
+      </w:r>
+      <w:r>
+        <w:rPr>
+          <w:lang w:val="pt_PT" w:bidi="pt_PT"/>
+        </w:rPr>
+        <w:t>וּ⁠שְׁמִ֖⁠י נוֹרָ֥א בַ⁠גּוֹיִֽם</w:t>
       </w:r>
     </w:p>
     <w:p>
@@ -9168,6 +10022,20 @@
       </w:r>
       <w:r>
         <w:rPr>
+          <w:lang w:val="pt_PT" w:bidi="pt_PT"/>
+        </w:rPr>
+        <w:t>לֹ֣א תִשְׁמְע֡וּ</w:t>
+      </w:r>
+    </w:p>
+    <w:p>
+      <w:pPr/>
+      <w:r>
+        <w:rPr>
+          <w:lang w:val="pt_PT" w:bidi="pt_PT"/>
+        </w:rPr>
+      </w:r>
+      <w:r>
+        <w:rPr>
           <w:b/>
           <w:lang w:val="pt_PT" w:bidi="pt_PT"/>
         </w:rPr>
@@ -9373,6 +10241,20 @@
       </w:r>
       <w:r>
         <w:rPr>
+          <w:lang w:val="pt_PT" w:bidi="pt_PT"/>
+        </w:rPr>
+        <w:t>לָ⁠תֵ֧ת כָּב֣וֹד לִ⁠שְׁמִ֗⁠י</w:t>
+      </w:r>
+    </w:p>
+    <w:p>
+      <w:pPr/>
+      <w:r>
+        <w:rPr>
+          <w:lang w:val="pt_PT" w:bidi="pt_PT"/>
+        </w:rPr>
+      </w:r>
+      <w:r>
+        <w:rPr>
           <w:b/>
           <w:lang w:val="pt_PT" w:bidi="pt_PT"/>
         </w:rPr>
@@ -9482,6 +10364,20 @@
       </w:r>
       <w:r>
         <w:rPr>
+          <w:lang w:val="pt_PT" w:bidi="pt_PT"/>
+        </w:rPr>
+        <w:t>לִ⁠שְׁמִ֗⁠י</w:t>
+      </w:r>
+    </w:p>
+    <w:p>
+      <w:pPr/>
+      <w:r>
+        <w:rPr>
+          <w:lang w:val="pt_PT" w:bidi="pt_PT"/>
+        </w:rPr>
+      </w:r>
+      <w:r>
+        <w:rPr>
           <w:b/>
           <w:lang w:val="pt_PT" w:bidi="pt_PT"/>
         </w:rPr>
@@ -9700,6 +10596,20 @@
       </w:r>
       <w:r>
         <w:rPr>
+          <w:lang w:val="pt_PT" w:bidi="pt_PT"/>
+        </w:rPr>
+        <w:t>וְ⁠אָרוֹתִ֖י אֶת־בִּרְכֽוֹתֵי⁠כֶ֑ם</w:t>
+      </w:r>
+    </w:p>
+    <w:p>
+      <w:pPr/>
+      <w:r>
+        <w:rPr>
+          <w:lang w:val="pt_PT" w:bidi="pt_PT"/>
+        </w:rPr>
+      </w:r>
+      <w:r>
+        <w:rPr>
           <w:b/>
           <w:lang w:val="pt_PT" w:bidi="pt_PT"/>
         </w:rPr>
@@ -9809,6 +10719,20 @@
       </w:r>
       <w:r>
         <w:rPr>
+          <w:lang w:val="pt_PT" w:bidi="pt_PT"/>
+        </w:rPr>
+        <w:t>אָרוֹתִ֔י⁠הָ</w:t>
+      </w:r>
+    </w:p>
+    <w:p>
+      <w:pPr/>
+      <w:r>
+        <w:rPr>
+          <w:lang w:val="pt_PT" w:bidi="pt_PT"/>
+        </w:rPr>
+      </w:r>
+      <w:r>
+        <w:rPr>
           <w:b/>
           <w:lang w:val="pt_PT" w:bidi="pt_PT"/>
         </w:rPr>
@@ -9918,6 +10842,20 @@
       </w:r>
       <w:r>
         <w:rPr>
+          <w:lang w:val="pt_PT" w:bidi="pt_PT"/>
+        </w:rPr>
+        <w:t>הִנְ⁠נִ֨י גֹעֵ֤ר</w:t>
+      </w:r>
+    </w:p>
+    <w:p>
+      <w:pPr/>
+      <w:r>
+        <w:rPr>
+          <w:lang w:val="pt_PT" w:bidi="pt_PT"/>
+        </w:rPr>
+      </w:r>
+      <w:r>
+        <w:rPr>
           <w:b/>
           <w:lang w:val="pt_PT" w:bidi="pt_PT"/>
         </w:rPr>
@@ -10136,6 +11074,20 @@
       </w:r>
       <w:r>
         <w:rPr>
+          <w:lang w:val="pt_PT" w:bidi="pt_PT"/>
+        </w:rPr>
+        <w:t>וְ⁠זֵרִ֤יתִי פֶ֨רֶשׁ֙ עַל־פְּנֵי⁠כֶ֔ם</w:t>
+      </w:r>
+    </w:p>
+    <w:p>
+      <w:pPr/>
+      <w:r>
+        <w:rPr>
+          <w:lang w:val="pt_PT" w:bidi="pt_PT"/>
+        </w:rPr>
+      </w:r>
+      <w:r>
+        <w:rPr>
           <w:b/>
           <w:lang w:val="pt_PT" w:bidi="pt_PT"/>
         </w:rPr>
@@ -10232,6 +11184,20 @@
       </w:r>
       <w:r>
         <w:rPr>
+          <w:lang w:val="pt_PT" w:bidi="pt_PT"/>
+        </w:rPr>
+        <w:t>פֶּ֖רֶשׁ חַגֵּי⁠כֶ֑ם</w:t>
+      </w:r>
+    </w:p>
+    <w:p>
+      <w:pPr/>
+      <w:r>
+        <w:rPr>
+          <w:lang w:val="pt_PT" w:bidi="pt_PT"/>
+        </w:rPr>
+      </w:r>
+      <w:r>
+        <w:rPr>
           <w:b/>
           <w:lang w:val="pt_PT" w:bidi="pt_PT"/>
         </w:rPr>
@@ -10341,6 +11307,20 @@
       </w:r>
       <w:r>
         <w:rPr>
+          <w:lang w:val="pt_PT" w:bidi="pt_PT"/>
+        </w:rPr>
+        <w:t>וְ⁠נָשָׂ֥א אֶתְ⁠כֶ֖ם אֵלָֽי⁠ו</w:t>
+      </w:r>
+    </w:p>
+    <w:p>
+      <w:pPr/>
+      <w:r>
+        <w:rPr>
+          <w:lang w:val="pt_PT" w:bidi="pt_PT"/>
+        </w:rPr>
+      </w:r>
+      <w:r>
+        <w:rPr>
           <w:b/>
           <w:lang w:val="pt_PT" w:bidi="pt_PT"/>
         </w:rPr>
@@ -10450,6 +11430,20 @@
       </w:r>
       <w:r>
         <w:rPr>
+          <w:lang w:val="pt_PT" w:bidi="pt_PT"/>
+        </w:rPr>
+        <w:t>שִׁלַּ֣חְתִּי אֲלֵי⁠כֶ֔ם אֵ֖ת הַ⁠מִּצְוָ֣ה הַ⁠זֹּ֑את</w:t>
+      </w:r>
+    </w:p>
+    <w:p>
+      <w:pPr/>
+      <w:r>
+        <w:rPr>
+          <w:lang w:val="pt_PT" w:bidi="pt_PT"/>
+        </w:rPr>
+      </w:r>
+      <w:r>
+        <w:rPr>
           <w:b/>
           <w:lang w:val="pt_PT" w:bidi="pt_PT"/>
         </w:rPr>
@@ -10561,6 +11555,20 @@
         <w:rPr>
           <w:lang w:val="pt_PT" w:bidi="pt_PT"/>
         </w:rPr>
+      </w:r>
+    </w:p>
+    <w:p>
+      <w:pPr/>
+      <w:r>
+        <w:rPr>
+          <w:lang w:val="pt_PT" w:bidi="pt_PT"/>
+        </w:rPr>
+      </w:r>
+      <w:r>
+        <w:rPr>
+          <w:lang w:val="pt_PT" w:bidi="pt_PT"/>
+        </w:rPr>
+        <w:t>לִֽ⁠הְי֤וֹת בְּרִיתִ⁠י֙ אֶת־לֵוִ֔י</w:t>
       </w:r>
     </w:p>
     <w:p>
@@ -10705,6 +11713,20 @@
       </w:r>
       <w:r>
         <w:rPr>
+          <w:lang w:val="pt_PT" w:bidi="pt_PT"/>
+        </w:rPr>
+        <w:t>לֵוִ֔י</w:t>
+      </w:r>
+    </w:p>
+    <w:p>
+      <w:pPr/>
+      <w:r>
+        <w:rPr>
+          <w:lang w:val="pt_PT" w:bidi="pt_PT"/>
+        </w:rPr>
+      </w:r>
+      <w:r>
+        <w:rPr>
           <w:b/>
           <w:lang w:val="pt_PT" w:bidi="pt_PT"/>
         </w:rPr>
@@ -10814,6 +11836,20 @@
       </w:r>
       <w:r>
         <w:rPr>
+          <w:lang w:val="pt_PT" w:bidi="pt_PT"/>
+        </w:rPr>
+        <w:t>בְּרִיתִ֣⁠י ׀ הָיְתָ֣ה אִתּ֗⁠וֹ הַֽ⁠חַיִּים֙ וְ⁠הַ֨⁠שָּׁל֔וֹם</w:t>
+      </w:r>
+    </w:p>
+    <w:p>
+      <w:pPr/>
+      <w:r>
+        <w:rPr>
+          <w:lang w:val="pt_PT" w:bidi="pt_PT"/>
+        </w:rPr>
+      </w:r>
+      <w:r>
+        <w:rPr>
           <w:b/>
           <w:lang w:val="pt_PT" w:bidi="pt_PT"/>
         </w:rPr>
@@ -11102,6 +12138,20 @@
       </w:r>
       <w:r>
         <w:rPr>
+          <w:lang w:val="pt_PT" w:bidi="pt_PT"/>
+        </w:rPr>
+        <w:t>שְׁמִ֖⁠י</w:t>
+      </w:r>
+    </w:p>
+    <w:p>
+      <w:pPr/>
+      <w:r>
+        <w:rPr>
+          <w:lang w:val="pt_PT" w:bidi="pt_PT"/>
+        </w:rPr>
+      </w:r>
+      <w:r>
+        <w:rPr>
           <w:b/>
           <w:lang w:val="pt_PT" w:bidi="pt_PT"/>
         </w:rPr>
@@ -11307,6 +12357,20 @@
       </w:r>
       <w:r>
         <w:rPr>
+          <w:lang w:val="pt_PT" w:bidi="pt_PT"/>
+        </w:rPr>
+        <w:t>מֵ⁠עָוֺֽן</w:t>
+      </w:r>
+    </w:p>
+    <w:p>
+      <w:pPr/>
+      <w:r>
+        <w:rPr>
+          <w:lang w:val="pt_PT" w:bidi="pt_PT"/>
+        </w:rPr>
+      </w:r>
+      <w:r>
+        <w:rPr>
           <w:b/>
           <w:lang w:val="pt_PT" w:bidi="pt_PT"/>
         </w:rPr>
@@ -11634,6 +12698,20 @@
       </w:r>
       <w:r>
         <w:rPr>
+          <w:lang w:val="pt_PT" w:bidi="pt_PT"/>
+        </w:rPr>
+        <w:t>וְ⁠עַוְלָ֖ה לֹא־נִמְצָ֣א בִ⁠שְׂפָתָ֑י⁠ו</w:t>
+      </w:r>
+    </w:p>
+    <w:p>
+      <w:pPr/>
+      <w:r>
+        <w:rPr>
+          <w:lang w:val="pt_PT" w:bidi="pt_PT"/>
+        </w:rPr>
+      </w:r>
+      <w:r>
+        <w:rPr>
           <w:b/>
           <w:lang w:val="pt_PT" w:bidi="pt_PT"/>
         </w:rPr>
@@ -11961,6 +13039,20 @@
       </w:r>
       <w:r>
         <w:rPr>
+          <w:lang w:val="pt_PT" w:bidi="pt_PT"/>
+        </w:rPr>
+        <w:t>בְּ⁠שָׁל֤וֹם וּ⁠בְ⁠מִישׁוֹר֙</w:t>
+      </w:r>
+    </w:p>
+    <w:p>
+      <w:pPr/>
+      <w:r>
+        <w:rPr>
+          <w:lang w:val="pt_PT" w:bidi="pt_PT"/>
+        </w:rPr>
+      </w:r>
+      <w:r>
+        <w:rPr>
           <w:b/>
           <w:lang w:val="pt_PT" w:bidi="pt_PT"/>
         </w:rPr>
@@ -12057,6 +13149,20 @@
       </w:r>
       <w:r>
         <w:rPr>
+          <w:lang w:val="pt_PT" w:bidi="pt_PT"/>
+        </w:rPr>
+        <w:t>הָלַ֣ךְ אִתִּ֔⁠י</w:t>
+      </w:r>
+    </w:p>
+    <w:p>
+      <w:pPr/>
+      <w:r>
+        <w:rPr>
+          <w:lang w:val="pt_PT" w:bidi="pt_PT"/>
+        </w:rPr>
+      </w:r>
+      <w:r>
+        <w:rPr>
           <w:b/>
           <w:lang w:val="pt_PT" w:bidi="pt_PT"/>
         </w:rPr>
@@ -12166,6 +13272,20 @@
       </w:r>
       <w:r>
         <w:rPr>
+          <w:lang w:val="pt_PT" w:bidi="pt_PT"/>
+        </w:rPr>
+        <w:t>וְ⁠רַבִּ֖ים הֵשִׁ֥יב מֵ⁠עָוֺֽן</w:t>
+      </w:r>
+    </w:p>
+    <w:p>
+      <w:pPr/>
+      <w:r>
+        <w:rPr>
+          <w:lang w:val="pt_PT" w:bidi="pt_PT"/>
+        </w:rPr>
+      </w:r>
+      <w:r>
+        <w:rPr>
           <w:b/>
           <w:lang w:val="pt_PT" w:bidi="pt_PT"/>
         </w:rPr>
@@ -12275,6 +13395,20 @@
       </w:r>
       <w:r>
         <w:rPr>
+          <w:lang w:val="pt_PT" w:bidi="pt_PT"/>
+        </w:rPr>
+        <w:t>שִׂפְתֵ֤י כֹהֵן֙ יִשְׁמְרוּ־דַ֔עַת</w:t>
+      </w:r>
+    </w:p>
+    <w:p>
+      <w:pPr/>
+      <w:r>
+        <w:rPr>
+          <w:lang w:val="pt_PT" w:bidi="pt_PT"/>
+        </w:rPr>
+      </w:r>
+      <w:r>
+        <w:rPr>
           <w:b/>
           <w:lang w:val="pt_PT" w:bidi="pt_PT"/>
         </w:rPr>
@@ -12384,6 +13518,20 @@
       </w:r>
       <w:r>
         <w:rPr>
+          <w:lang w:val="pt_PT" w:bidi="pt_PT"/>
+        </w:rPr>
+        <w:t>יִשְׁמְרוּ־דַ֔עַת</w:t>
+      </w:r>
+    </w:p>
+    <w:p>
+      <w:pPr/>
+      <w:r>
+        <w:rPr>
+          <w:lang w:val="pt_PT" w:bidi="pt_PT"/>
+        </w:rPr>
+      </w:r>
+      <w:r>
+        <w:rPr>
           <w:b/>
           <w:lang w:val="pt_PT" w:bidi="pt_PT"/>
         </w:rPr>
@@ -12506,6 +13654,20 @@
       </w:r>
       <w:r>
         <w:rPr>
+          <w:lang w:val="pt_PT" w:bidi="pt_PT"/>
+        </w:rPr>
+        <w:t>יִשְׁמְרוּ־דַ֔עַת</w:t>
+      </w:r>
+    </w:p>
+    <w:p>
+      <w:pPr/>
+      <w:r>
+        <w:rPr>
+          <w:lang w:val="pt_PT" w:bidi="pt_PT"/>
+        </w:rPr>
+      </w:r>
+      <w:r>
+        <w:rPr>
           <w:b/>
           <w:lang w:val="pt_PT" w:bidi="pt_PT"/>
         </w:rPr>
@@ -12602,6 +13764,20 @@
       </w:r>
       <w:r>
         <w:rPr>
+          <w:lang w:val="pt_PT" w:bidi="pt_PT"/>
+        </w:rPr>
+        <w:t>יְבַקְשׁ֣וּ</w:t>
+      </w:r>
+    </w:p>
+    <w:p>
+      <w:pPr/>
+      <w:r>
+        <w:rPr>
+          <w:lang w:val="pt_PT" w:bidi="pt_PT"/>
+        </w:rPr>
+      </w:r>
+      <w:r>
+        <w:rPr>
           <w:b/>
           <w:lang w:val="pt_PT" w:bidi="pt_PT"/>
         </w:rPr>
@@ -12796,6 +13972,20 @@
         <w:rPr>
           <w:lang w:val="pt_PT" w:bidi="pt_PT"/>
         </w:rPr>
+      </w:r>
+    </w:p>
+    <w:p>
+      <w:pPr/>
+      <w:r>
+        <w:rPr>
+          <w:lang w:val="pt_PT" w:bidi="pt_PT"/>
+        </w:rPr>
+      </w:r>
+      <w:r>
+        <w:rPr>
+          <w:lang w:val="pt_PT" w:bidi="pt_PT"/>
+        </w:rPr>
+        <w:t>מִ⁠פִּ֑י⁠הוּ</w:t>
       </w:r>
     </w:p>
     <w:p>
@@ -13100,6 +14290,20 @@
       </w:r>
       <w:r>
         <w:rPr>
+          <w:lang w:val="pt_PT" w:bidi="pt_PT"/>
+        </w:rPr>
+        <w:t>הִכְשַׁלְתֶּ֥ם רַבִּ֖ים</w:t>
+      </w:r>
+    </w:p>
+    <w:p>
+      <w:pPr/>
+      <w:r>
+        <w:rPr>
+          <w:lang w:val="pt_PT" w:bidi="pt_PT"/>
+        </w:rPr>
+      </w:r>
+      <w:r>
+        <w:rPr>
           <w:b/>
           <w:lang w:val="pt_PT" w:bidi="pt_PT"/>
         </w:rPr>
@@ -13209,6 +14413,20 @@
       </w:r>
       <w:r>
         <w:rPr>
+          <w:lang w:val="pt_PT" w:bidi="pt_PT"/>
+        </w:rPr>
+        <w:t>בַּ⁠תּוֹרָ֑ה</w:t>
+      </w:r>
+    </w:p>
+    <w:p>
+      <w:pPr/>
+      <w:r>
+        <w:rPr>
+          <w:lang w:val="pt_PT" w:bidi="pt_PT"/>
+        </w:rPr>
+      </w:r>
+      <w:r>
+        <w:rPr>
           <w:b/>
           <w:lang w:val="pt_PT" w:bidi="pt_PT"/>
         </w:rPr>
@@ -13294,6 +14512,20 @@
         <w:rPr>
           <w:lang w:val="pt_PT" w:bidi="pt_PT"/>
         </w:rPr>
+      </w:r>
+    </w:p>
+    <w:p>
+      <w:pPr/>
+      <w:r>
+        <w:rPr>
+          <w:lang w:val="pt_PT" w:bidi="pt_PT"/>
+        </w:rPr>
+      </w:r>
+      <w:r>
+        <w:rPr>
+          <w:lang w:val="pt_PT" w:bidi="pt_PT"/>
+        </w:rPr>
+        <w:t>שִֽׁחַתֶּם֙</w:t>
       </w:r>
     </w:p>
     <w:p>
@@ -13432,6 +14664,20 @@
       </w:r>
       <w:r>
         <w:rPr>
+          <w:lang w:val="pt_PT" w:bidi="pt_PT"/>
+        </w:rPr>
+        <w:t>הַ⁠לֵּוִ֔י</w:t>
+      </w:r>
+    </w:p>
+    <w:p>
+      <w:pPr/>
+      <w:r>
+        <w:rPr>
+          <w:lang w:val="pt_PT" w:bidi="pt_PT"/>
+        </w:rPr>
+      </w:r>
+      <w:r>
+        <w:rPr>
           <w:b/>
           <w:lang w:val="pt_PT" w:bidi="pt_PT"/>
         </w:rPr>
@@ -13660,6 +14906,20 @@
       </w:r>
       <w:r>
         <w:rPr>
+          <w:lang w:val="pt_PT" w:bidi="pt_PT"/>
+        </w:rPr>
+        <w:t>בַּ⁠תּוֹרָֽה</w:t>
+      </w:r>
+    </w:p>
+    <w:p>
+      <w:pPr/>
+      <w:r>
+        <w:rPr>
+          <w:lang w:val="pt_PT" w:bidi="pt_PT"/>
+        </w:rPr>
+      </w:r>
+      <w:r>
+        <w:rPr>
           <w:b/>
           <w:lang w:val="pt_PT" w:bidi="pt_PT"/>
         </w:rPr>
@@ -13852,6 +15112,20 @@
       </w:r>
       <w:r>
         <w:rPr>
+          <w:lang w:val="pt_PT" w:bidi="pt_PT"/>
+        </w:rPr>
+        <w:t>הֲ⁠ל֨וֹא אָ֤ב אֶחָד֙ לְ⁠כֻלָּ֔⁠נוּ הֲ⁠ל֛וֹא אֵ֥ל אֶֽחָ֖ד בְּרָאָ֑⁠נוּ</w:t>
+      </w:r>
+    </w:p>
+    <w:p>
+      <w:pPr/>
+      <w:r>
+        <w:rPr>
+          <w:lang w:val="pt_PT" w:bidi="pt_PT"/>
+        </w:rPr>
+      </w:r>
+      <w:r>
+        <w:rPr>
           <w:b/>
           <w:lang w:val="pt_PT" w:bidi="pt_PT"/>
         </w:rPr>
@@ -14018,6 +15292,20 @@
       </w:r>
       <w:r>
         <w:rPr>
+          <w:lang w:val="pt_PT" w:bidi="pt_PT"/>
+        </w:rPr>
+        <w:t>אִ֣ישׁ בְּ⁠אָחִ֔י⁠ו</w:t>
+      </w:r>
+    </w:p>
+    <w:p>
+      <w:pPr/>
+      <w:r>
+        <w:rPr>
+          <w:lang w:val="pt_PT" w:bidi="pt_PT"/>
+        </w:rPr>
+      </w:r>
+      <w:r>
+        <w:rPr>
           <w:b/>
           <w:lang w:val="pt_PT" w:bidi="pt_PT"/>
         </w:rPr>
@@ -14114,6 +15402,20 @@
       </w:r>
       <w:r>
         <w:rPr>
+          <w:lang w:val="pt_PT" w:bidi="pt_PT"/>
+        </w:rPr>
+        <w:t>אֲבֹתֵֽי⁠נוּ</w:t>
+      </w:r>
+    </w:p>
+    <w:p>
+      <w:pPr/>
+      <w:r>
+        <w:rPr>
+          <w:lang w:val="pt_PT" w:bidi="pt_PT"/>
+        </w:rPr>
+      </w:r>
+      <w:r>
+        <w:rPr>
           <w:b/>
           <w:lang w:val="pt_PT" w:bidi="pt_PT"/>
         </w:rPr>
@@ -14491,6 +15793,20 @@
       </w:r>
       <w:r>
         <w:rPr>
+          <w:lang w:val="pt_PT" w:bidi="pt_PT"/>
+        </w:rPr>
+        <w:t>וּ⁠בָעַ֖ל בַּת־אֵ֥ל נֵכָֽר</w:t>
+      </w:r>
+    </w:p>
+    <w:p>
+      <w:pPr/>
+      <w:r>
+        <w:rPr>
+          <w:lang w:val="pt_PT" w:bidi="pt_PT"/>
+        </w:rPr>
+      </w:r>
+      <w:r>
+        <w:rPr>
           <w:b/>
           <w:lang w:val="pt_PT" w:bidi="pt_PT"/>
         </w:rPr>
@@ -14613,6 +15929,20 @@
       </w:r>
       <w:r>
         <w:rPr>
+          <w:lang w:val="pt_PT" w:bidi="pt_PT"/>
+        </w:rPr>
+        <w:t>יַכְרֵ֨ת יְהוָ֜ה</w:t>
+      </w:r>
+    </w:p>
+    <w:p>
+      <w:pPr/>
+      <w:r>
+        <w:rPr>
+          <w:lang w:val="pt_PT" w:bidi="pt_PT"/>
+        </w:rPr>
+      </w:r>
+      <w:r>
+        <w:rPr>
           <w:b/>
           <w:lang w:val="pt_PT" w:bidi="pt_PT"/>
         </w:rPr>
@@ -14844,6 +16174,20 @@
       </w:r>
       <w:r>
         <w:rPr>
+          <w:lang w:val="pt_PT" w:bidi="pt_PT"/>
+        </w:rPr>
+        <w:t>לָ⁠אִ֨ישׁ</w:t>
+      </w:r>
+    </w:p>
+    <w:p>
+      <w:pPr/>
+      <w:r>
+        <w:rPr>
+          <w:lang w:val="pt_PT" w:bidi="pt_PT"/>
+        </w:rPr>
+      </w:r>
+      <w:r>
+        <w:rPr>
           <w:b/>
           <w:lang w:val="pt_PT" w:bidi="pt_PT"/>
         </w:rPr>
@@ -14953,6 +16297,20 @@
       </w:r>
       <w:r>
         <w:rPr>
+          <w:lang w:val="pt_PT" w:bidi="pt_PT"/>
+        </w:rPr>
+        <w:t>עֵ֣ר וְ⁠עֹנֶ֔ה</w:t>
+      </w:r>
+    </w:p>
+    <w:p>
+      <w:pPr/>
+      <w:r>
+        <w:rPr>
+          <w:lang w:val="pt_PT" w:bidi="pt_PT"/>
+        </w:rPr>
+      </w:r>
+      <w:r>
+        <w:rPr>
           <w:b/>
           <w:lang w:val="pt_PT" w:bidi="pt_PT"/>
         </w:rPr>
@@ -15376,6 +16734,20 @@
       </w:r>
       <w:r>
         <w:rPr>
+          <w:lang w:val="pt_PT" w:bidi="pt_PT"/>
+        </w:rPr>
+        <w:t>פְּנוֹת֙ אֶל־הַ⁠מִּנְחָ֔ה</w:t>
+      </w:r>
+    </w:p>
+    <w:p>
+      <w:pPr/>
+      <w:r>
+        <w:rPr>
+          <w:lang w:val="pt_PT" w:bidi="pt_PT"/>
+        </w:rPr>
+      </w:r>
+      <w:r>
+        <w:rPr>
           <w:b/>
           <w:lang w:val="pt_PT" w:bidi="pt_PT"/>
         </w:rPr>
@@ -15485,6 +16857,20 @@
       </w:r>
       <w:r>
         <w:rPr>
+          <w:lang w:val="pt_PT" w:bidi="pt_PT"/>
+        </w:rPr>
+        <w:t>מִ⁠יֶּדְ⁠כֶֽם</w:t>
+      </w:r>
+    </w:p>
+    <w:p>
+      <w:pPr/>
+      <w:r>
+        <w:rPr>
+          <w:lang w:val="pt_PT" w:bidi="pt_PT"/>
+        </w:rPr>
+      </w:r>
+      <w:r>
+        <w:rPr>
           <w:b/>
           <w:lang w:val="pt_PT" w:bidi="pt_PT"/>
         </w:rPr>
@@ -15594,6 +16980,20 @@
       </w:r>
       <w:r>
         <w:rPr>
+          <w:lang w:val="pt_PT" w:bidi="pt_PT"/>
+        </w:rPr>
+        <w:t>יְהוָה֩ הֵעִ֨יד בֵּינְ⁠ךָ֜ וּ⁠בֵ֣ין ׀ אֵ֣שֶׁת נְעוּרֶ֗י⁠ךָ</w:t>
+      </w:r>
+    </w:p>
+    <w:p>
+      <w:pPr/>
+      <w:r>
+        <w:rPr>
+          <w:lang w:val="pt_PT" w:bidi="pt_PT"/>
+        </w:rPr>
+      </w:r>
+      <w:r>
+        <w:rPr>
           <w:b/>
           <w:lang w:val="pt_PT" w:bidi="pt_PT"/>
         </w:rPr>
@@ -15825,6 +17225,20 @@
       </w:r>
       <w:r>
         <w:rPr>
+          <w:lang w:val="pt_PT" w:bidi="pt_PT"/>
+        </w:rPr>
+        <w:t>אֵ֣שֶׁת נְעוּרֶ֗י⁠ךָ</w:t>
+      </w:r>
+    </w:p>
+    <w:p>
+      <w:pPr/>
+      <w:r>
+        <w:rPr>
+          <w:lang w:val="pt_PT" w:bidi="pt_PT"/>
+        </w:rPr>
+      </w:r>
+      <w:r>
+        <w:rPr>
           <w:b/>
           <w:lang w:val="pt_PT" w:bidi="pt_PT"/>
         </w:rPr>
@@ -16017,6 +17431,20 @@
       </w:r>
       <w:r>
         <w:rPr>
+          <w:lang w:val="pt_PT" w:bidi="pt_PT"/>
+        </w:rPr>
+        <w:t>וּ⁠שְׁאָ֥ר ר֨וּחַ֙ ל֔⁠וֹ</w:t>
+      </w:r>
+    </w:p>
+    <w:p>
+      <w:pPr/>
+      <w:r>
+        <w:rPr>
+          <w:lang w:val="pt_PT" w:bidi="pt_PT"/>
+        </w:rPr>
+      </w:r>
+      <w:r>
+        <w:rPr>
           <w:b/>
           <w:lang w:val="pt_PT" w:bidi="pt_PT"/>
         </w:rPr>
@@ -16152,6 +17580,20 @@
       </w:r>
       <w:r>
         <w:rPr>
+          <w:lang w:val="pt_PT" w:bidi="pt_PT"/>
+        </w:rPr>
+        <w:t>וּ⁠מָה֙ הָֽ⁠אֶחָ֔ד מְבַקֵּ֖שׁ זֶ֣רַע אֱלֹהִ֑ים</w:t>
+      </w:r>
+    </w:p>
+    <w:p>
+      <w:pPr/>
+      <w:r>
+        <w:rPr>
+          <w:lang w:val="pt_PT" w:bidi="pt_PT"/>
+        </w:rPr>
+      </w:r>
+      <w:r>
+        <w:rPr>
           <w:b/>
           <w:lang w:val="pt_PT" w:bidi="pt_PT"/>
         </w:rPr>
@@ -16248,6 +17690,20 @@
       </w:r>
       <w:r>
         <w:rPr>
+          <w:lang w:val="pt_PT" w:bidi="pt_PT"/>
+        </w:rPr>
+        <w:t>זֶ֣רַע אֱלֹהִ֑ים</w:t>
+      </w:r>
+    </w:p>
+    <w:p>
+      <w:pPr/>
+      <w:r>
+        <w:rPr>
+          <w:lang w:val="pt_PT" w:bidi="pt_PT"/>
+        </w:rPr>
+      </w:r>
+      <w:r>
+        <w:rPr>
           <w:b/>
           <w:lang w:val="pt_PT" w:bidi="pt_PT"/>
         </w:rPr>
@@ -16331,6 +17787,20 @@
       </w:r>
       <w:r>
         <w:rPr>
+          <w:lang w:val="pt_PT" w:bidi="pt_PT"/>
+        </w:rPr>
+        <w:t>וְ⁠נִשְׁמַרְתֶּם֙ בְּ⁠ר֣וּחֲ⁠כֶ֔ם</w:t>
+      </w:r>
+    </w:p>
+    <w:p>
+      <w:pPr/>
+      <w:r>
+        <w:rPr>
+          <w:lang w:val="pt_PT" w:bidi="pt_PT"/>
+        </w:rPr>
+      </w:r>
+      <w:r>
+        <w:rPr>
           <w:b/>
           <w:lang w:val="pt_PT" w:bidi="pt_PT"/>
         </w:rPr>
@@ -16658,6 +18128,20 @@
       </w:r>
       <w:r>
         <w:rPr>
+          <w:lang w:val="pt_PT" w:bidi="pt_PT"/>
+        </w:rPr>
+        <w:t>בְּ⁠דִבְרֵי⁠כֶ֔ם</w:t>
+      </w:r>
+    </w:p>
+    <w:p>
+      <w:pPr/>
+      <w:r>
+        <w:rPr>
+          <w:lang w:val="pt_PT" w:bidi="pt_PT"/>
+        </w:rPr>
+      </w:r>
+      <w:r>
+        <w:rPr>
           <w:b/>
           <w:lang w:val="pt_PT" w:bidi="pt_PT"/>
         </w:rPr>
@@ -16767,6 +18251,20 @@
       </w:r>
       <w:r>
         <w:rPr>
+          <w:lang w:val="pt_PT" w:bidi="pt_PT"/>
+        </w:rPr>
+        <w:t>עֹ֨שֵׂה רָ֜ע</w:t>
+      </w:r>
+    </w:p>
+    <w:p>
+      <w:pPr/>
+      <w:r>
+        <w:rPr>
+          <w:lang w:val="pt_PT" w:bidi="pt_PT"/>
+        </w:rPr>
+      </w:r>
+      <w:r>
+        <w:rPr>
           <w:b/>
           <w:lang w:val="pt_PT" w:bidi="pt_PT"/>
         </w:rPr>
@@ -16863,6 +18361,20 @@
       </w:r>
       <w:r>
         <w:rPr>
+          <w:lang w:val="pt_PT" w:bidi="pt_PT"/>
+        </w:rPr>
+        <w:t>בְּ⁠עֵינֵ֣י יְהוָ֗ה</w:t>
+      </w:r>
+    </w:p>
+    <w:p>
+      <w:pPr/>
+      <w:r>
+        <w:rPr>
+          <w:lang w:val="pt_PT" w:bidi="pt_PT"/>
+        </w:rPr>
+      </w:r>
+      <w:r>
+        <w:rPr>
           <w:b/>
           <w:lang w:val="pt_PT" w:bidi="pt_PT"/>
         </w:rPr>
@@ -17081,6 +18593,20 @@
       </w:r>
       <w:r>
         <w:rPr>
+          <w:lang w:val="pt_PT" w:bidi="pt_PT"/>
+        </w:rPr>
+        <w:t>אַיֵּ֖ה אֱלֹהֵ֥י הַ⁠מִּשְׁפָּֽט</w:t>
+      </w:r>
+    </w:p>
+    <w:p>
+      <w:pPr/>
+      <w:r>
+        <w:rPr>
+          <w:lang w:val="pt_PT" w:bidi="pt_PT"/>
+        </w:rPr>
+      </w:r>
+      <w:r>
+        <w:rPr>
           <w:b/>
           <w:lang w:val="pt_PT" w:bidi="pt_PT"/>
         </w:rPr>
@@ -17254,6 +18780,20 @@
         <w:rPr>
           <w:lang w:val="pt_PT" w:bidi="pt_PT"/>
         </w:rPr>
+      </w:r>
+    </w:p>
+    <w:p>
+      <w:pPr/>
+      <w:r>
+        <w:rPr>
+          <w:lang w:val="pt_PT" w:bidi="pt_PT"/>
+        </w:rPr>
+      </w:r>
+      <w:r>
+        <w:rPr>
+          <w:lang w:val="pt_PT" w:bidi="pt_PT"/>
+        </w:rPr>
+        <w:t>הִנְ⁠נִ֤י שֹׁלֵחַ֙</w:t>
       </w:r>
     </w:p>
     <w:p>
@@ -17527,6 +19067,20 @@
       </w:r>
       <w:r>
         <w:rPr>
+          <w:lang w:val="pt_PT" w:bidi="pt_PT"/>
+        </w:rPr>
+        <w:t>וּ⁠פִנָּה־דֶ֖רֶךְ לְ⁠פָנָ֑⁠י</w:t>
+      </w:r>
+    </w:p>
+    <w:p>
+      <w:pPr/>
+      <w:r>
+        <w:rPr>
+          <w:lang w:val="pt_PT" w:bidi="pt_PT"/>
+        </w:rPr>
+      </w:r>
+      <w:r>
+        <w:rPr>
           <w:b/>
           <w:lang w:val="pt_PT" w:bidi="pt_PT"/>
         </w:rPr>
@@ -17612,6 +19166,20 @@
         <w:rPr>
           <w:lang w:val="pt_PT" w:bidi="pt_PT"/>
         </w:rPr>
+      </w:r>
+    </w:p>
+    <w:p>
+      <w:pPr/>
+      <w:r>
+        <w:rPr>
+          <w:lang w:val="pt_PT" w:bidi="pt_PT"/>
+        </w:rPr>
+      </w:r>
+      <w:r>
+        <w:rPr>
+          <w:lang w:val="pt_PT" w:bidi="pt_PT"/>
+        </w:rPr>
+        <w:t>הִנֵּה</w:t>
       </w:r>
     </w:p>
     <w:p>
@@ -17903,6 +19471,20 @@
       </w:r>
       <w:r>
         <w:rPr>
+          <w:lang w:val="pt_PT" w:bidi="pt_PT"/>
+        </w:rPr>
+        <w:t>וּ⁠מִ֤י מְכַלְכֵּל֙ אֶת־י֣וֹם בּוֹא֔⁠וֹ וּ⁠מִ֥י הָ⁠עֹמֵ֖ד בְּ⁠הֵרָֽאוֹת֑⁠וֹ</w:t>
+      </w:r>
+    </w:p>
+    <w:p>
+      <w:pPr/>
+      <w:r>
+        <w:rPr>
+          <w:lang w:val="pt_PT" w:bidi="pt_PT"/>
+        </w:rPr>
+      </w:r>
+      <w:r>
+        <w:rPr>
           <w:b/>
           <w:lang w:val="pt_PT" w:bidi="pt_PT"/>
         </w:rPr>
@@ -17986,6 +19568,20 @@
       </w:r>
       <w:r>
         <w:rPr>
+          <w:lang w:val="pt_PT" w:bidi="pt_PT"/>
+        </w:rPr>
+        <w:t>הָ⁠עֹמֵ֖ד</w:t>
+      </w:r>
+    </w:p>
+    <w:p>
+      <w:pPr/>
+      <w:r>
+        <w:rPr>
+          <w:lang w:val="pt_PT" w:bidi="pt_PT"/>
+        </w:rPr>
+      </w:r>
+      <w:r>
+        <w:rPr>
           <w:b/>
           <w:lang w:val="pt_PT" w:bidi="pt_PT"/>
         </w:rPr>
@@ -18178,6 +19774,20 @@
       </w:r>
       <w:r>
         <w:rPr>
+          <w:lang w:val="pt_PT" w:bidi="pt_PT"/>
+        </w:rPr>
+        <w:t>וְ⁠יָשַׁ֨ב מְצָרֵ֤ף וּ⁠מְטַהֵר֙ כֶּ֔סֶף</w:t>
+      </w:r>
+    </w:p>
+    <w:p>
+      <w:pPr/>
+      <w:r>
+        <w:rPr>
+          <w:lang w:val="pt_PT" w:bidi="pt_PT"/>
+        </w:rPr>
+      </w:r>
+      <w:r>
+        <w:rPr>
           <w:b/>
           <w:lang w:val="pt_PT" w:bidi="pt_PT"/>
         </w:rPr>
@@ -18300,6 +19910,20 @@
       </w:r>
       <w:r>
         <w:rPr>
+          <w:lang w:val="pt_PT" w:bidi="pt_PT"/>
+        </w:rPr>
+        <w:t>אֶת־בְּנֵֽי־לֵוִי֙</w:t>
+      </w:r>
+    </w:p>
+    <w:p>
+      <w:pPr/>
+      <w:r>
+        <w:rPr>
+          <w:lang w:val="pt_PT" w:bidi="pt_PT"/>
+        </w:rPr>
+      </w:r>
+      <w:r>
+        <w:rPr>
           <w:b/>
           <w:lang w:val="pt_PT" w:bidi="pt_PT"/>
         </w:rPr>
@@ -18422,6 +20046,20 @@
       </w:r>
       <w:r>
         <w:rPr>
+          <w:lang w:val="pt_PT" w:bidi="pt_PT"/>
+        </w:rPr>
+        <w:t>וְ⁠זִקַּ֣ק אֹתָ֔⁠ם כַּ⁠זָּהָ֖ב וְ⁠כַ⁠כָּ֑סֶף</w:t>
+      </w:r>
+    </w:p>
+    <w:p>
+      <w:pPr/>
+      <w:r>
+        <w:rPr>
+          <w:lang w:val="pt_PT" w:bidi="pt_PT"/>
+        </w:rPr>
+      </w:r>
+      <w:r>
+        <w:rPr>
           <w:b/>
           <w:lang w:val="pt_PT" w:bidi="pt_PT"/>
         </w:rPr>
@@ -18780,6 +20418,20 @@
       </w:r>
       <w:r>
         <w:rPr>
+          <w:lang w:val="pt_PT" w:bidi="pt_PT"/>
+        </w:rPr>
+        <w:t>לַ⁠מִּשְׁפָּט֒</w:t>
+      </w:r>
+    </w:p>
+    <w:p>
+      <w:pPr/>
+      <w:r>
+        <w:rPr>
+          <w:lang w:val="pt_PT" w:bidi="pt_PT"/>
+        </w:rPr>
+      </w:r>
+      <w:r>
+        <w:rPr>
           <w:b/>
           <w:lang w:val="pt_PT" w:bidi="pt_PT"/>
         </w:rPr>
@@ -19294,6 +20946,20 @@
       </w:r>
       <w:r>
         <w:rPr>
+          <w:lang w:val="pt_PT" w:bidi="pt_PT"/>
+        </w:rPr>
+        <w:t>וּ⁠מַטֵּי־גֵר֙</w:t>
+      </w:r>
+    </w:p>
+    <w:p>
+      <w:pPr/>
+      <w:r>
+        <w:rPr>
+          <w:lang w:val="pt_PT" w:bidi="pt_PT"/>
+        </w:rPr>
+      </w:r>
+      <w:r>
+        <w:rPr>
           <w:b/>
           <w:lang w:val="pt_PT" w:bidi="pt_PT"/>
         </w:rPr>
@@ -19525,6 +21191,20 @@
       </w:r>
       <w:r>
         <w:rPr>
+          <w:lang w:val="pt_PT" w:bidi="pt_PT"/>
+        </w:rPr>
+        <w:t>לֹ֣א שָׁנִ֑יתִי</w:t>
+      </w:r>
+    </w:p>
+    <w:p>
+      <w:pPr/>
+      <w:r>
+        <w:rPr>
+          <w:lang w:val="pt_PT" w:bidi="pt_PT"/>
+        </w:rPr>
+      </w:r>
+      <w:r>
+        <w:rPr>
           <w:b/>
           <w:lang w:val="pt_PT" w:bidi="pt_PT"/>
         </w:rPr>
@@ -19610,6 +21290,20 @@
         <w:rPr>
           <w:lang w:val="pt_PT" w:bidi="pt_PT"/>
         </w:rPr>
+      </w:r>
+    </w:p>
+    <w:p>
+      <w:pPr/>
+      <w:r>
+        <w:rPr>
+          <w:lang w:val="pt_PT" w:bidi="pt_PT"/>
+        </w:rPr>
+      </w:r>
+      <w:r>
+        <w:rPr>
+          <w:lang w:val="pt_PT" w:bidi="pt_PT"/>
+        </w:rPr>
+        <w:t>בְּנֵֽי־יַעֲקֹ֖ב</w:t>
       </w:r>
     </w:p>
     <w:p>
@@ -19748,6 +21442,20 @@
       </w:r>
       <w:r>
         <w:rPr>
+          <w:lang w:val="pt_PT" w:bidi="pt_PT"/>
+        </w:rPr>
+        <w:t>אֲבֹתֵי⁠כֶ֜ם</w:t>
+      </w:r>
+    </w:p>
+    <w:p>
+      <w:pPr/>
+      <w:r>
+        <w:rPr>
+          <w:lang w:val="pt_PT" w:bidi="pt_PT"/>
+        </w:rPr>
+      </w:r>
+      <w:r>
+        <w:rPr>
           <w:b/>
           <w:lang w:val="pt_PT" w:bidi="pt_PT"/>
         </w:rPr>
@@ -20108,6 +21816,20 @@
         <w:rPr>
           <w:lang w:val="pt_PT" w:bidi="pt_PT"/>
         </w:rPr>
+      </w:r>
+    </w:p>
+    <w:p>
+      <w:pPr/>
+      <w:r>
+        <w:rPr>
+          <w:lang w:val="pt_PT" w:bidi="pt_PT"/>
+        </w:rPr>
+      </w:r>
+      <w:r>
+        <w:rPr>
+          <w:lang w:val="pt_PT" w:bidi="pt_PT"/>
+        </w:rPr>
+        <w:t>הֲ⁠יִקְבַּ֨ע אָדָ֜ם אֱלֹהִ֗ים כִּ֤י אַתֶּם֙ קֹבְעִ֣ים אֹתִ֔⁠י</w:t>
       </w:r>
     </w:p>
     <w:p>
@@ -20316,6 +22038,20 @@
       </w:r>
       <w:r>
         <w:rPr>
+          <w:lang w:val="pt_PT" w:bidi="pt_PT"/>
+        </w:rPr>
+        <w:t>הַֽ⁠מַּעֲשֵׂ֖ר וְ⁠הַ⁠תְּרוּמָֽה</w:t>
+      </w:r>
+    </w:p>
+    <w:p>
+      <w:pPr/>
+      <w:r>
+        <w:rPr>
+          <w:lang w:val="pt_PT" w:bidi="pt_PT"/>
+        </w:rPr>
+      </w:r>
+      <w:r>
+        <w:rPr>
           <w:b/>
           <w:lang w:val="pt_PT" w:bidi="pt_PT"/>
         </w:rPr>
@@ -20482,6 +22218,20 @@
       </w:r>
       <w:r>
         <w:rPr>
+          <w:lang w:val="pt_PT" w:bidi="pt_PT"/>
+        </w:rPr>
+        <w:t>בַּ⁠מְּאֵרָה֙ אַתֶּ֣ם נֵֽאָרִ֔ים</w:t>
+      </w:r>
+    </w:p>
+    <w:p>
+      <w:pPr/>
+      <w:r>
+        <w:rPr>
+          <w:lang w:val="pt_PT" w:bidi="pt_PT"/>
+        </w:rPr>
+      </w:r>
+      <w:r>
+        <w:rPr>
           <w:b/>
           <w:lang w:val="pt_PT" w:bidi="pt_PT"/>
         </w:rPr>
@@ -20565,6 +22315,20 @@
       </w:r>
       <w:r>
         <w:rPr>
+          <w:lang w:val="pt_PT" w:bidi="pt_PT"/>
+        </w:rPr>
+        <w:t>בַּ⁠מְּאֵרָה֙ אַתֶּ֣ם נֵֽאָרִ֔ים</w:t>
+      </w:r>
+    </w:p>
+    <w:p>
+      <w:pPr/>
+      <w:r>
+        <w:rPr>
+          <w:lang w:val="pt_PT" w:bidi="pt_PT"/>
+        </w:rPr>
+      </w:r>
+      <w:r>
+        <w:rPr>
           <w:b/>
           <w:lang w:val="pt_PT" w:bidi="pt_PT"/>
         </w:rPr>
@@ -20661,6 +22425,20 @@
       </w:r>
       <w:r>
         <w:rPr>
+          <w:lang w:val="pt_PT" w:bidi="pt_PT"/>
+        </w:rPr>
+        <w:t>הַ⁠גּ֖וֹי כֻּלּֽ⁠וֹ</w:t>
+      </w:r>
+    </w:p>
+    <w:p>
+      <w:pPr/>
+      <w:r>
+        <w:rPr>
+          <w:lang w:val="pt_PT" w:bidi="pt_PT"/>
+        </w:rPr>
+      </w:r>
+      <w:r>
+        <w:rPr>
           <w:b/>
           <w:lang w:val="pt_PT" w:bidi="pt_PT"/>
         </w:rPr>
@@ -20770,6 +22548,20 @@
       </w:r>
       <w:r>
         <w:rPr>
+          <w:lang w:val="pt_PT" w:bidi="pt_PT"/>
+        </w:rPr>
+        <w:t>בֵּ֣ית הָ⁠אוֹצָ֗ר</w:t>
+      </w:r>
+    </w:p>
+    <w:p>
+      <w:pPr/>
+      <w:r>
+        <w:rPr>
+          <w:lang w:val="pt_PT" w:bidi="pt_PT"/>
+        </w:rPr>
+      </w:r>
+      <w:r>
+        <w:rPr>
           <w:b/>
           <w:lang w:val="pt_PT" w:bidi="pt_PT"/>
         </w:rPr>
@@ -20879,6 +22671,20 @@
       </w:r>
       <w:r>
         <w:rPr>
+          <w:lang w:val="pt_PT" w:bidi="pt_PT"/>
+        </w:rPr>
+        <w:t>טֶ֨רֶף֙ בְּ⁠בֵיתִ֔⁠י</w:t>
+      </w:r>
+    </w:p>
+    <w:p>
+      <w:pPr/>
+      <w:r>
+        <w:rPr>
+          <w:lang w:val="pt_PT" w:bidi="pt_PT"/>
+        </w:rPr>
+      </w:r>
+      <w:r>
+        <w:rPr>
           <w:b/>
           <w:lang w:val="pt_PT" w:bidi="pt_PT"/>
         </w:rPr>
@@ -21058,6 +22864,20 @@
       </w:r>
       <w:r>
         <w:rPr>
+          <w:lang w:val="pt_PT" w:bidi="pt_PT"/>
+        </w:rPr>
+        <w:t>בְּרָכָ֖ה</w:t>
+      </w:r>
+    </w:p>
+    <w:p>
+      <w:pPr/>
+      <w:r>
+        <w:rPr>
+          <w:lang w:val="pt_PT" w:bidi="pt_PT"/>
+        </w:rPr>
+      </w:r>
+      <w:r>
+        <w:rPr>
           <w:b/>
           <w:lang w:val="pt_PT" w:bidi="pt_PT"/>
         </w:rPr>
@@ -21154,6 +22974,20 @@
       </w:r>
       <w:r>
         <w:rPr>
+          <w:lang w:val="pt_PT" w:bidi="pt_PT"/>
+        </w:rPr>
+        <w:t>עַד־בְּלִי־דָֽי</w:t>
+      </w:r>
+    </w:p>
+    <w:p>
+      <w:pPr/>
+      <w:r>
+        <w:rPr>
+          <w:lang w:val="pt_PT" w:bidi="pt_PT"/>
+        </w:rPr>
+      </w:r>
+      <w:r>
+        <w:rPr>
           <w:b/>
           <w:lang w:val="pt_PT" w:bidi="pt_PT"/>
         </w:rPr>
@@ -21263,6 +23097,20 @@
       </w:r>
       <w:r>
         <w:rPr>
+          <w:lang w:val="pt_PT" w:bidi="pt_PT"/>
+        </w:rPr>
+        <w:t>וְ⁠גָעַרְתִּ֤י לָ⁠כֶם֙ בָּֽ⁠אֹכֵ֔ל</w:t>
+      </w:r>
+    </w:p>
+    <w:p>
+      <w:pPr/>
+      <w:r>
+        <w:rPr>
+          <w:lang w:val="pt_PT" w:bidi="pt_PT"/>
+        </w:rPr>
+      </w:r>
+      <w:r>
+        <w:rPr>
           <w:b/>
           <w:lang w:val="pt_PT" w:bidi="pt_PT"/>
         </w:rPr>
@@ -21699,6 +23547,20 @@
       </w:r>
       <w:r>
         <w:rPr>
+          <w:lang w:val="pt_PT" w:bidi="pt_PT"/>
+        </w:rPr>
+        <w:t>אֶ֣רֶץ חֵ֔פֶץ</w:t>
+      </w:r>
+    </w:p>
+    <w:p>
+      <w:pPr/>
+      <w:r>
+        <w:rPr>
+          <w:lang w:val="pt_PT" w:bidi="pt_PT"/>
+        </w:rPr>
+      </w:r>
+      <w:r>
+        <w:rPr>
           <w:b/>
           <w:lang w:val="pt_PT" w:bidi="pt_PT"/>
         </w:rPr>
@@ -22083,6 +23945,20 @@
       </w:r>
       <w:r>
         <w:rPr>
+          <w:lang w:val="pt_PT" w:bidi="pt_PT"/>
+        </w:rPr>
+        <w:t>הָלַ֨כְנוּ֙</w:t>
+      </w:r>
+    </w:p>
+    <w:p>
+      <w:pPr/>
+      <w:r>
+        <w:rPr>
+          <w:lang w:val="pt_PT" w:bidi="pt_PT"/>
+        </w:rPr>
+      </w:r>
+      <w:r>
+        <w:rPr>
           <w:b/>
           <w:lang w:val="pt_PT" w:bidi="pt_PT"/>
         </w:rPr>
@@ -22384,6 +24260,20 @@
       </w:r>
       <w:r>
         <w:rPr>
+          <w:lang w:val="pt_PT" w:bidi="pt_PT"/>
+        </w:rPr>
+        <w:t>נִבְנוּ֙ עֹשֵׂ֣י רִשְׁעָ֔ה</w:t>
+      </w:r>
+    </w:p>
+    <w:p>
+      <w:pPr/>
+      <w:r>
+        <w:rPr>
+          <w:lang w:val="pt_PT" w:bidi="pt_PT"/>
+        </w:rPr>
+      </w:r>
+      <w:r>
+        <w:rPr>
           <w:b/>
           <w:lang w:val="pt_PT" w:bidi="pt_PT"/>
         </w:rPr>
@@ -22467,6 +24357,20 @@
       </w:r>
       <w:r>
         <w:rPr>
+          <w:lang w:val="pt_PT" w:bidi="pt_PT"/>
+        </w:rPr>
+        <w:t>עֹשֵׂ֣י רִשְׁעָ֔ה</w:t>
+      </w:r>
+    </w:p>
+    <w:p>
+      <w:pPr/>
+      <w:r>
+        <w:rPr>
+          <w:lang w:val="pt_PT" w:bidi="pt_PT"/>
+        </w:rPr>
+      </w:r>
+      <w:r>
+        <w:rPr>
           <w:b/>
           <w:lang w:val="pt_PT" w:bidi="pt_PT"/>
         </w:rPr>
@@ -22576,6 +24480,20 @@
       </w:r>
       <w:r>
         <w:rPr>
+          <w:lang w:val="pt_PT" w:bidi="pt_PT"/>
+        </w:rPr>
+        <w:t>אִ֣ישׁ אֶת־רֵעֵ֑⁠הוּ</w:t>
+      </w:r>
+    </w:p>
+    <w:p>
+      <w:pPr/>
+      <w:r>
+        <w:rPr>
+          <w:lang w:val="pt_PT" w:bidi="pt_PT"/>
+        </w:rPr>
+      </w:r>
+      <w:r>
+        <w:rPr>
           <w:b/>
           <w:lang w:val="pt_PT" w:bidi="pt_PT"/>
         </w:rPr>
@@ -22672,6 +24590,20 @@
       </w:r>
       <w:r>
         <w:rPr>
+          <w:lang w:val="pt_PT" w:bidi="pt_PT"/>
+        </w:rPr>
+        <w:t>וַ⁠יַּקְשֵׁ֤ב יְהוָה֙ וַ⁠יִּשְׁמָ֔ע</w:t>
+      </w:r>
+    </w:p>
+    <w:p>
+      <w:pPr/>
+      <w:r>
+        <w:rPr>
+          <w:lang w:val="pt_PT" w:bidi="pt_PT"/>
+        </w:rPr>
+      </w:r>
+      <w:r>
+        <w:rPr>
           <w:b/>
           <w:lang w:val="pt_PT" w:bidi="pt_PT"/>
         </w:rPr>
@@ -22851,6 +24783,20 @@
       </w:r>
       <w:r>
         <w:rPr>
+          <w:lang w:val="pt_PT" w:bidi="pt_PT"/>
+        </w:rPr>
+        <w:t>לְ⁠פָנָי⁠ו֙</w:t>
+      </w:r>
+    </w:p>
+    <w:p>
+      <w:pPr/>
+      <w:r>
+        <w:rPr>
+          <w:lang w:val="pt_PT" w:bidi="pt_PT"/>
+        </w:rPr>
+      </w:r>
+      <w:r>
+        <w:rPr>
           <w:b/>
           <w:lang w:val="pt_PT" w:bidi="pt_PT"/>
         </w:rPr>
@@ -23344,6 +25290,20 @@
       </w:r>
       <w:r>
         <w:rPr>
+          <w:lang w:val="pt_PT" w:bidi="pt_PT"/>
+        </w:rPr>
+        <w:t>כַּֽ⁠אֲשֶׁר֙</w:t>
+      </w:r>
+    </w:p>
+    <w:p>
+      <w:pPr/>
+      <w:r>
+        <w:rPr>
+          <w:lang w:val="pt_PT" w:bidi="pt_PT"/>
+        </w:rPr>
+      </w:r>
+      <w:r>
+        <w:rPr>
           <w:b/>
           <w:lang w:val="pt_PT" w:bidi="pt_PT"/>
         </w:rPr>
@@ -23427,6 +25387,20 @@
       </w:r>
       <w:r>
         <w:rPr>
+          <w:lang w:val="pt_PT" w:bidi="pt_PT"/>
+        </w:rPr>
+        <w:t>וְ⁠שַׁבְתֶּם֙ וּ⁠רְאִיתֶ֔ם</w:t>
+      </w:r>
+    </w:p>
+    <w:p>
+      <w:pPr/>
+      <w:r>
+        <w:rPr>
+          <w:lang w:val="pt_PT" w:bidi="pt_PT"/>
+        </w:rPr>
+      </w:r>
+      <w:r>
+        <w:rPr>
           <w:b/>
           <w:lang w:val="pt_PT" w:bidi="pt_PT"/>
         </w:rPr>
@@ -23523,6 +25497,20 @@
       </w:r>
       <w:r>
         <w:rPr>
+          <w:lang w:val="pt_PT" w:bidi="pt_PT"/>
+        </w:rPr>
+        <w:t>וְ⁠שַׁבְתֶּם֙ וּ⁠רְאִיתֶ֔ם</w:t>
+      </w:r>
+    </w:p>
+    <w:p>
+      <w:pPr/>
+      <w:r>
+        <w:rPr>
+          <w:lang w:val="pt_PT" w:bidi="pt_PT"/>
+        </w:rPr>
+      </w:r>
+      <w:r>
+        <w:rPr>
           <w:b/>
           <w:lang w:val="pt_PT" w:bidi="pt_PT"/>
         </w:rPr>
@@ -23619,6 +25607,20 @@
       </w:r>
       <w:r>
         <w:rPr>
+          <w:lang w:val="pt_PT" w:bidi="pt_PT"/>
+        </w:rPr>
+        <w:t>בֵּ֥ין צַדִּ֖יק לְ⁠רָשָׁ֑ע</w:t>
+      </w:r>
+    </w:p>
+    <w:p>
+      <w:pPr/>
+      <w:r>
+        <w:rPr>
+          <w:lang w:val="pt_PT" w:bidi="pt_PT"/>
+        </w:rPr>
+      </w:r>
+      <w:r>
+        <w:rPr>
           <w:b/>
           <w:lang w:val="pt_PT" w:bidi="pt_PT"/>
         </w:rPr>
@@ -23774,6 +25776,20 @@
         <w:rPr>
           <w:lang w:val="pt_PT" w:bidi="pt_PT"/>
         </w:rPr>
+      </w:r>
+    </w:p>
+    <w:p>
+      <w:pPr/>
+      <w:r>
+        <w:rPr>
+          <w:lang w:val="pt_PT" w:bidi="pt_PT"/>
+        </w:rPr>
+      </w:r>
+      <w:r>
+        <w:rPr>
+          <w:lang w:val="pt_PT" w:bidi="pt_PT"/>
+        </w:rPr>
+        <w:t>צַדִּ֖יק לְ⁠רָשָׁ֑ע</w:t>
       </w:r>
     </w:p>
     <w:p>
@@ -24020,6 +26036,20 @@
       </w:r>
       <w:r>
         <w:rPr>
+          <w:lang w:val="pt_PT" w:bidi="pt_PT"/>
+        </w:rPr>
+        <w:t>הִנֵּ֤ה</w:t>
+      </w:r>
+    </w:p>
+    <w:p>
+      <w:pPr/>
+      <w:r>
+        <w:rPr>
+          <w:lang w:val="pt_PT" w:bidi="pt_PT"/>
+        </w:rPr>
+      </w:r>
+      <w:r>
+        <w:rPr>
           <w:b/>
           <w:lang w:val="pt_PT" w:bidi="pt_PT"/>
         </w:rPr>
@@ -24238,6 +26268,20 @@
       </w:r>
       <w:r>
         <w:rPr>
+          <w:lang w:val="pt_PT" w:bidi="pt_PT"/>
+        </w:rPr>
+        <w:t>כָל־זֵדִ֜ים</w:t>
+      </w:r>
+    </w:p>
+    <w:p>
+      <w:pPr/>
+      <w:r>
+        <w:rPr>
+          <w:lang w:val="pt_PT" w:bidi="pt_PT"/>
+        </w:rPr>
+      </w:r>
+      <w:r>
+        <w:rPr>
           <w:b/>
           <w:lang w:val="pt_PT" w:bidi="pt_PT"/>
         </w:rPr>
@@ -24552,6 +26596,20 @@
       </w:r>
       <w:r>
         <w:rPr>
+          <w:lang w:val="pt_PT" w:bidi="pt_PT"/>
+        </w:rPr>
+        <w:t>לָ⁠הֶ֖ם שֹׁ֥רֶשׁ וְ⁠עָנָֽף</w:t>
+      </w:r>
+    </w:p>
+    <w:p>
+      <w:pPr/>
+      <w:r>
+        <w:rPr>
+          <w:lang w:val="pt_PT" w:bidi="pt_PT"/>
+        </w:rPr>
+      </w:r>
+      <w:r>
+        <w:rPr>
           <w:b/>
           <w:lang w:val="pt_PT" w:bidi="pt_PT"/>
         </w:rPr>
@@ -24648,6 +26706,20 @@
       </w:r>
       <w:r>
         <w:rPr>
+          <w:lang w:val="pt_PT" w:bidi="pt_PT"/>
+        </w:rPr>
+        <w:t>וְ⁠זָרְחָ֨ה לָ⁠כֶ֜ם יִרְאֵ֤י שְׁמִ⁠י֙ שֶׁ֣מֶשׁ צְדָקָ֔ה</w:t>
+      </w:r>
+    </w:p>
+    <w:p>
+      <w:pPr/>
+      <w:r>
+        <w:rPr>
+          <w:lang w:val="pt_PT" w:bidi="pt_PT"/>
+        </w:rPr>
+      </w:r>
+      <w:r>
+        <w:rPr>
           <w:b/>
           <w:lang w:val="pt_PT" w:bidi="pt_PT"/>
         </w:rPr>
@@ -24918,6 +26990,20 @@
       </w:r>
       <w:r>
         <w:rPr>
+          <w:lang w:val="pt_PT" w:bidi="pt_PT"/>
+        </w:rPr>
+        <w:t>וּ⁠מַרְפֵּ֖א בִּ⁠כְנָפֶ֑י⁠הָ</w:t>
+      </w:r>
+    </w:p>
+    <w:p>
+      <w:pPr/>
+      <w:r>
+        <w:rPr>
+          <w:lang w:val="pt_PT" w:bidi="pt_PT"/>
+        </w:rPr>
+      </w:r>
+      <w:r>
+        <w:rPr>
           <w:b/>
           <w:lang w:val="pt_PT" w:bidi="pt_PT"/>
         </w:rPr>
@@ -25040,6 +27126,20 @@
       </w:r>
       <w:r>
         <w:rPr>
+          <w:lang w:val="pt_PT" w:bidi="pt_PT"/>
+        </w:rPr>
+        <w:t>וִֽ⁠יצָאתֶ֥ם וּ⁠פִשְׁתֶּ֖ם</w:t>
+      </w:r>
+    </w:p>
+    <w:p>
+      <w:pPr/>
+      <w:r>
+        <w:rPr>
+          <w:lang w:val="pt_PT" w:bidi="pt_PT"/>
+        </w:rPr>
+      </w:r>
+      <w:r>
+        <w:rPr>
           <w:b/>
           <w:lang w:val="pt_PT" w:bidi="pt_PT"/>
         </w:rPr>
@@ -25136,6 +27236,20 @@
       </w:r>
       <w:r>
         <w:rPr>
+          <w:lang w:val="pt_PT" w:bidi="pt_PT"/>
+        </w:rPr>
+        <w:t>כְּ⁠עֶגְלֵ֥י מַרְבֵּֽק</w:t>
+      </w:r>
+    </w:p>
+    <w:p>
+      <w:pPr/>
+      <w:r>
+        <w:rPr>
+          <w:lang w:val="pt_PT" w:bidi="pt_PT"/>
+        </w:rPr>
+      </w:r>
+      <w:r>
+        <w:rPr>
           <w:b/>
           <w:lang w:val="pt_PT" w:bidi="pt_PT"/>
         </w:rPr>
@@ -25302,6 +27416,20 @@
       </w:r>
       <w:r>
         <w:rPr>
+          <w:lang w:val="pt_PT" w:bidi="pt_PT"/>
+        </w:rPr>
+        <w:t>וְ⁠עַסּוֹתֶ֣ם רְשָׁעִ֔ים</w:t>
+      </w:r>
+    </w:p>
+    <w:p>
+      <w:pPr/>
+      <w:r>
+        <w:rPr>
+          <w:lang w:val="pt_PT" w:bidi="pt_PT"/>
+        </w:rPr>
+      </w:r>
+      <w:r>
+        <w:rPr>
           <w:b/>
           <w:lang w:val="pt_PT" w:bidi="pt_PT"/>
         </w:rPr>
@@ -25387,6 +27515,20 @@
         <w:rPr>
           <w:lang w:val="pt_PT" w:bidi="pt_PT"/>
         </w:rPr>
+      </w:r>
+    </w:p>
+    <w:p>
+      <w:pPr/>
+      <w:r>
+        <w:rPr>
+          <w:lang w:val="pt_PT" w:bidi="pt_PT"/>
+        </w:rPr>
+      </w:r>
+      <w:r>
+        <w:rPr>
+          <w:lang w:val="pt_PT" w:bidi="pt_PT"/>
+        </w:rPr>
+        <w:t>רְשָׁעִ֔ים</w:t>
       </w:r>
     </w:p>
     <w:p>
@@ -25691,6 +27833,20 @@
       </w:r>
       <w:r>
         <w:rPr>
+          <w:lang w:val="pt_PT" w:bidi="pt_PT"/>
+        </w:rPr>
+        <w:t>זִכְר֕וּ</w:t>
+      </w:r>
+    </w:p>
+    <w:p>
+      <w:pPr/>
+      <w:r>
+        <w:rPr>
+          <w:lang w:val="pt_PT" w:bidi="pt_PT"/>
+        </w:rPr>
+      </w:r>
+      <w:r>
+        <w:rPr>
           <w:b/>
           <w:lang w:val="pt_PT" w:bidi="pt_PT"/>
         </w:rPr>
@@ -25787,6 +27943,20 @@
       </w:r>
       <w:r>
         <w:rPr>
+          <w:lang w:val="pt_PT" w:bidi="pt_PT"/>
+        </w:rPr>
+        <w:t>חֻקִּ֖ים וּ⁠מִשְׁפָּטִֽים</w:t>
+      </w:r>
+    </w:p>
+    <w:p>
+      <w:pPr/>
+      <w:r>
+        <w:rPr>
+          <w:lang w:val="pt_PT" w:bidi="pt_PT"/>
+        </w:rPr>
+      </w:r>
+      <w:r>
+        <w:rPr>
           <w:b/>
           <w:lang w:val="pt_PT" w:bidi="pt_PT"/>
         </w:rPr>
@@ -25859,6 +28029,20 @@
         <w:rPr>
           <w:lang w:val="pt_PT" w:bidi="pt_PT"/>
         </w:rPr>
+      </w:r>
+    </w:p>
+    <w:p>
+      <w:pPr/>
+      <w:r>
+        <w:rPr>
+          <w:lang w:val="pt_PT" w:bidi="pt_PT"/>
+        </w:rPr>
+      </w:r>
+      <w:r>
+        <w:rPr>
+          <w:lang w:val="pt_PT" w:bidi="pt_PT"/>
+        </w:rPr>
+        <w:t>הִנֵּ֤ה</w:t>
       </w:r>
     </w:p>
     <w:p>
@@ -25997,6 +28181,20 @@
       </w:r>
       <w:r>
         <w:rPr>
+          <w:lang w:val="pt_PT" w:bidi="pt_PT"/>
+        </w:rPr>
+        <w:t>לִ⁠פְנֵ֗י בּ֚וֹא</w:t>
+      </w:r>
+    </w:p>
+    <w:p>
+      <w:pPr/>
+      <w:r>
+        <w:rPr>
+          <w:lang w:val="pt_PT" w:bidi="pt_PT"/>
+        </w:rPr>
+      </w:r>
+      <w:r>
+        <w:rPr>
           <w:b/>
           <w:lang w:val="pt_PT" w:bidi="pt_PT"/>
         </w:rPr>
@@ -26435,6 +28633,20 @@
         <w:rPr>
           <w:lang w:val="pt_PT" w:bidi="pt_PT"/>
         </w:rPr>
+      </w:r>
+    </w:p>
+    <w:p>
+      <w:pPr/>
+      <w:r>
+        <w:rPr>
+          <w:lang w:val="pt_PT" w:bidi="pt_PT"/>
+        </w:rPr>
+      </w:r>
+      <w:r>
+        <w:rPr>
+          <w:lang w:val="pt_PT" w:bidi="pt_PT"/>
+        </w:rPr>
+        <w:t>וְ⁠לֵ֥ב בָּנִ֖ים עַל־אֲבוֹתָ֑⁠ם</w:t>
       </w:r>
     </w:p>
     <w:p>

--- a/por/docx/39.content.docx
+++ b/por/docx/39.content.docx
@@ -1268,6 +1268,20 @@
       </w:r>
       <w:r>
         <w:rPr>
+          <w:lang w:val="pt_PT" w:bidi="pt_PT"/>
+        </w:rPr>
+        <w:t>אָהַ֤בְתִּי אֶתְ⁠כֶם֙ אָמַ֣ר יְהוָ֔ה</w:t>
+      </w:r>
+    </w:p>
+    <w:p>
+      <w:pPr/>
+      <w:r>
+        <w:rPr>
+          <w:lang w:val="pt_PT" w:bidi="pt_PT"/>
+        </w:rPr>
+      </w:r>
+      <w:r>
+        <w:rPr>
           <w:b/>
           <w:lang w:val="pt_PT" w:bidi="pt_PT"/>
         </w:rPr>
@@ -1558,6 +1572,20 @@
       </w:r>
       <w:r>
         <w:rPr>
+          <w:lang w:val="pt_PT" w:bidi="pt_PT"/>
+        </w:rPr>
+        <w:t>הֲ⁠לוֹא־אָ֨ח עֵשָׂ֤ו לְ⁠יַֽעֲקֹב֙ נְאֻם־יְהוָ֔ה וָ⁠אֹהַ֖ב אֶֽת־יַעֲקֹֽב</w:t>
+      </w:r>
+    </w:p>
+    <w:p>
+      <w:pPr/>
+      <w:r>
+        <w:rPr>
+          <w:lang w:val="pt_PT" w:bidi="pt_PT"/>
+        </w:rPr>
+      </w:r>
+      <w:r>
+        <w:rPr>
           <w:b/>
           <w:lang w:val="pt_PT" w:bidi="pt_PT"/>
         </w:rPr>
@@ -2845,6 +2873,20 @@
       </w:r>
       <w:r>
         <w:rPr>
+          <w:lang w:val="pt_PT" w:bidi="pt_PT"/>
+        </w:rPr>
+        <w:t>וְ⁠קָרְא֤וּ לָ⁠הֶם֙ גְּב֣וּל רִשְׁעָ֔ה וְ⁠הָ⁠עָ֛ם אֲשֶׁר־זָעַ֥ם יְהוָ֖ה עַד־עוֹלָֽם</w:t>
+      </w:r>
+    </w:p>
+    <w:p>
+      <w:pPr/>
+      <w:r>
+        <w:rPr>
+          <w:lang w:val="pt_PT" w:bidi="pt_PT"/>
+        </w:rPr>
+      </w:r>
+      <w:r>
+        <w:rPr>
           <w:b/>
           <w:lang w:val="pt_PT" w:bidi="pt_PT"/>
         </w:rPr>
@@ -3381,6 +3423,20 @@
       </w:r>
       <w:r>
         <w:rPr>
+          <w:lang w:val="pt_PT" w:bidi="pt_PT"/>
+        </w:rPr>
+        <w:t>וְ⁠עֵינֵי⁠כֶ֖ם תִּרְאֶ֑ינָה וְ⁠אַתֶּ֤ם תֹּֽאמְרוּ֙ יִגְדַּ֣ל יְהוָ֔ה מֵ⁠עַ֖ל לִ⁠גְב֥וּל יִשְׂרָאֵֽל</w:t>
+      </w:r>
+    </w:p>
+    <w:p>
+      <w:pPr/>
+      <w:r>
+        <w:rPr>
+          <w:lang w:val="pt_PT" w:bidi="pt_PT"/>
+        </w:rPr>
+      </w:r>
+      <w:r>
+        <w:rPr>
           <w:b/>
           <w:lang w:val="pt_PT" w:bidi="pt_PT"/>
         </w:rPr>
@@ -3464,6 +3520,20 @@
       </w:r>
       <w:r>
         <w:rPr>
+          <w:lang w:val="pt_PT" w:bidi="pt_PT"/>
+        </w:rPr>
+        <w:t>וְ⁠אִם־אָ֣ב אָ֣נִי אַיֵּ֣ה כְבוֹדִ֡⁠י וְ⁠אִם־אֲדוֹנִ֣ים אָנִי֩ אַיֵּ֨ה מוֹרָאִ֜⁠י</w:t>
+      </w:r>
+    </w:p>
+    <w:p>
+      <w:pPr/>
+      <w:r>
+        <w:rPr>
+          <w:lang w:val="pt_PT" w:bidi="pt_PT"/>
+        </w:rPr>
+      </w:r>
+      <w:r>
+        <w:rPr>
           <w:b/>
           <w:lang w:val="pt_PT" w:bidi="pt_PT"/>
         </w:rPr>
@@ -3793,6 +3863,20 @@
       </w:r>
       <w:r>
         <w:rPr>
+          <w:lang w:val="pt_PT" w:bidi="pt_PT"/>
+        </w:rPr>
+        <w:t>וַ⁠אֲמַרְתֶּ֖ם בַּ⁠מֶּ֣ה גֵֽאַלְנ֑וּ⁠ךָ בֶּ⁠אֱמָרְ⁠כֶ֕ם שֻׁלְחַ֥ן יְהוָ֖ה נִבְזֶ֥ה הֽוּא</w:t>
+      </w:r>
+    </w:p>
+    <w:p>
+      <w:pPr/>
+      <w:r>
+        <w:rPr>
+          <w:lang w:val="pt_PT" w:bidi="pt_PT"/>
+        </w:rPr>
+      </w:r>
+      <w:r>
+        <w:rPr>
           <w:b/>
           <w:lang w:val="pt_PT" w:bidi="pt_PT"/>
         </w:rPr>
@@ -3876,6 +3960,20 @@
       </w:r>
       <w:r>
         <w:rPr>
+          <w:lang w:val="pt_PT" w:bidi="pt_PT"/>
+        </w:rPr>
+        <w:t>שֻׁלְחַ֥ן יְהוָ֖ה נִבְזֶ֥ה הֽוּא</w:t>
+      </w:r>
+    </w:p>
+    <w:p>
+      <w:pPr/>
+      <w:r>
+        <w:rPr>
+          <w:lang w:val="pt_PT" w:bidi="pt_PT"/>
+        </w:rPr>
+      </w:r>
+      <w:r>
+        <w:rPr>
           <w:b/>
           <w:lang w:val="pt_PT" w:bidi="pt_PT"/>
         </w:rPr>
@@ -4082,6 +4180,20 @@
       </w:r>
       <w:r>
         <w:rPr>
+          <w:lang w:val="pt_PT" w:bidi="pt_PT"/>
+        </w:rPr>
+        <w:t>וְ⁠כִֽי־תַגִּשׁ֨וּ⁠ן עִוֵּ֤ר לִ⁠זְבֹּ֨חַ֙ אֵ֣ין רָ֔ע וְ⁠כִ֥י תַגִּ֛ישׁוּ פִּסֵּ֥חַ וְ⁠חֹלֶ֖ה אֵ֣ין רָ֑ע</w:t>
+      </w:r>
+    </w:p>
+    <w:p>
+      <w:pPr/>
+      <w:r>
+        <w:rPr>
+          <w:lang w:val="pt_PT" w:bidi="pt_PT"/>
+        </w:rPr>
+      </w:r>
+      <w:r>
+        <w:rPr>
           <w:b/>
           <w:lang w:val="pt_PT" w:bidi="pt_PT"/>
         </w:rPr>
@@ -5882,6 +5994,20 @@
         <w:rPr>
           <w:lang w:val="pt_PT" w:bidi="pt_PT"/>
         </w:rPr>
+      </w:r>
+    </w:p>
+    <w:p>
+      <w:pPr/>
+      <w:r>
+        <w:rPr>
+          <w:lang w:val="pt_PT" w:bidi="pt_PT"/>
+        </w:rPr>
+      </w:r>
+      <w:r>
+        <w:rPr>
+          <w:lang w:val="pt_PT" w:bidi="pt_PT"/>
+        </w:rPr>
+        <w:t>הֲ⁠יִשָּׂ֤א מִ⁠כֶּם֙ פָּנִ֔ים</w:t>
       </w:r>
     </w:p>
     <w:p>
@@ -6007,6 +6133,20 @@
       </w:r>
       <w:r>
         <w:rPr>
+          <w:lang w:val="pt_PT" w:bidi="pt_PT"/>
+        </w:rPr>
+        <w:t>מִ֤י גַם־בָּ⁠כֶם֙ וְ⁠יִסְגֹּ֣ר דְּלָתַ֔יִם וְ⁠לֹֽא־תָאִ֥ירוּ מִזְבְּחִ֖⁠י חִנָּ֑ם</w:t>
+      </w:r>
+    </w:p>
+    <w:p>
+      <w:pPr/>
+      <w:r>
+        <w:rPr>
+          <w:lang w:val="pt_PT" w:bidi="pt_PT"/>
+        </w:rPr>
+      </w:r>
+      <w:r>
+        <w:rPr>
           <w:b/>
           <w:lang w:val="pt_PT" w:bidi="pt_PT"/>
         </w:rPr>
@@ -6459,6 +6599,20 @@
       </w:r>
       <w:r>
         <w:rPr>
+          <w:lang w:val="pt_PT" w:bidi="pt_PT"/>
+        </w:rPr>
+        <w:t>מִ⁠מִּזְרַח־שֶׁ֜מֶשׁ וְ⁠עַד־מְבוֹא֗⁠וֹ</w:t>
+      </w:r>
+    </w:p>
+    <w:p>
+      <w:pPr/>
+      <w:r>
+        <w:rPr>
+          <w:lang w:val="pt_PT" w:bidi="pt_PT"/>
+        </w:rPr>
+      </w:r>
+      <w:r>
+        <w:rPr>
           <w:b/>
           <w:lang w:val="pt_PT" w:bidi="pt_PT"/>
         </w:rPr>
@@ -6581,6 +6735,20 @@
       </w:r>
       <w:r>
         <w:rPr>
+          <w:lang w:val="pt_PT" w:bidi="pt_PT"/>
+        </w:rPr>
+        <w:t>מִ⁠מִּזְרַח־שֶׁ֜מֶשׁ וְ⁠עַד־מְבוֹא֗⁠וֹ</w:t>
+      </w:r>
+    </w:p>
+    <w:p>
+      <w:pPr/>
+      <w:r>
+        <w:rPr>
+          <w:lang w:val="pt_PT" w:bidi="pt_PT"/>
+        </w:rPr>
+      </w:r>
+      <w:r>
+        <w:rPr>
           <w:b/>
           <w:lang w:val="pt_PT" w:bidi="pt_PT"/>
         </w:rPr>
@@ -6666,6 +6834,20 @@
         <w:rPr>
           <w:lang w:val="pt_PT" w:bidi="pt_PT"/>
         </w:rPr>
+      </w:r>
+    </w:p>
+    <w:p>
+      <w:pPr/>
+      <w:r>
+        <w:rPr>
+          <w:lang w:val="pt_PT" w:bidi="pt_PT"/>
+        </w:rPr>
+      </w:r>
+      <w:r>
+        <w:rPr>
+          <w:lang w:val="pt_PT" w:bidi="pt_PT"/>
+        </w:rPr>
+        <w:t>גָּד֤וֹל שְׁמִ⁠י֙ &amp; גָד֤וֹל שְׁמִ⁠י֙</w:t>
       </w:r>
     </w:p>
     <w:p>
@@ -7160,6 +7342,20 @@
       </w:r>
       <w:r>
         <w:rPr>
+          <w:lang w:val="pt_PT" w:bidi="pt_PT"/>
+        </w:rPr>
+        <w:t>וְ⁠אַתֶּ֖ם מְחַלְּלִ֣ים אוֹת֑⁠וֹ בֶּ⁠אֱמָרְ⁠כֶ֗ם שֻׁלְחַ֤ן אֲדֹנָ⁠י֙ מְגֹאָ֣ל ה֔וּא וְ⁠נִיב֖⁠וֹ נִבְזֶ֥ה אָכְלֽ⁠וֹ</w:t>
+      </w:r>
+    </w:p>
+    <w:p>
+      <w:pPr/>
+      <w:r>
+        <w:rPr>
+          <w:lang w:val="pt_PT" w:bidi="pt_PT"/>
+        </w:rPr>
+      </w:r>
+      <w:r>
+        <w:rPr>
           <w:b/>
           <w:lang w:val="pt_PT" w:bidi="pt_PT"/>
         </w:rPr>
@@ -7245,6 +7441,20 @@
         <w:rPr>
           <w:lang w:val="pt_PT" w:bidi="pt_PT"/>
         </w:rPr>
+      </w:r>
+    </w:p>
+    <w:p>
+      <w:pPr/>
+      <w:r>
+        <w:rPr>
+          <w:lang w:val="pt_PT" w:bidi="pt_PT"/>
+        </w:rPr>
+      </w:r>
+      <w:r>
+        <w:rPr>
+          <w:lang w:val="pt_PT" w:bidi="pt_PT"/>
+        </w:rPr>
+        <w:t>שֻׁלְחַ֤ן אֲדֹנָ⁠י֙</w:t>
       </w:r>
     </w:p>
     <w:p>
@@ -7990,6 +8200,20 @@
       </w:r>
       <w:r>
         <w:rPr>
+          <w:lang w:val="pt_PT" w:bidi="pt_PT"/>
+        </w:rPr>
+        <w:t>וַ⁠אֲמַרְתֶּם֩ הִנֵּ֨ה מַ⁠תְּלָאָ֜ה</w:t>
+      </w:r>
+    </w:p>
+    <w:p>
+      <w:pPr/>
+      <w:r>
+        <w:rPr>
+          <w:lang w:val="pt_PT" w:bidi="pt_PT"/>
+        </w:rPr>
+      </w:r>
+      <w:r>
+        <w:rPr>
           <w:b/>
           <w:lang w:val="pt_PT" w:bidi="pt_PT"/>
         </w:rPr>
@@ -8875,6 +9099,20 @@
       </w:r>
       <w:r>
         <w:rPr>
+          <w:lang w:val="pt_PT" w:bidi="pt_PT"/>
+        </w:rPr>
+        <w:t>וְ⁠אָר֣וּר נוֹכֵ֗ל וְ⁠יֵ֤שׁ בְּ⁠עֶדְר⁠וֹ֙ זָכָ֔ר וְ⁠נֹדֵ֛ר וְ⁠זֹבֵ֥חַ מָשְׁחָ֖ת לַֽ⁠אדֹנָ֑⁠י</w:t>
+      </w:r>
+    </w:p>
+    <w:p>
+      <w:pPr/>
+      <w:r>
+        <w:rPr>
+          <w:lang w:val="pt_PT" w:bidi="pt_PT"/>
+        </w:rPr>
+      </w:r>
+      <w:r>
+        <w:rPr>
           <w:b/>
           <w:lang w:val="pt_PT" w:bidi="pt_PT"/>
         </w:rPr>
@@ -9277,6 +9515,20 @@
         <w:rPr>
           <w:lang w:val="pt_PT" w:bidi="pt_PT"/>
         </w:rPr>
+      </w:r>
+    </w:p>
+    <w:p>
+      <w:pPr/>
+      <w:r>
+        <w:rPr>
+          <w:lang w:val="pt_PT" w:bidi="pt_PT"/>
+        </w:rPr>
+      </w:r>
+      <w:r>
+        <w:rPr>
+          <w:lang w:val="pt_PT" w:bidi="pt_PT"/>
+        </w:rPr>
+        <w:t>לַֽ⁠אדֹנָ֑⁠י &amp; אָמַר֙ יְהוָ֣ה צְבָא֔וֹת</w:t>
       </w:r>
     </w:p>
     <w:p>
@@ -9895,6 +10147,20 @@
       </w:r>
       <w:r>
         <w:rPr>
+          <w:lang w:val="pt_PT" w:bidi="pt_PT"/>
+        </w:rPr>
+        <w:t>וְ⁠עַתָּ֗ה</w:t>
+      </w:r>
+    </w:p>
+    <w:p>
+      <w:pPr/>
+      <w:r>
+        <w:rPr>
+          <w:lang w:val="pt_PT" w:bidi="pt_PT"/>
+        </w:rPr>
+      </w:r>
+      <w:r>
+        <w:rPr>
           <w:b/>
           <w:lang w:val="pt_PT" w:bidi="pt_PT"/>
         </w:rPr>
@@ -10145,6 +10411,20 @@
       </w:r>
       <w:r>
         <w:rPr>
+          <w:lang w:val="pt_PT" w:bidi="pt_PT"/>
+        </w:rPr>
+        <w:t>לֹא֩ תָשִׂ֨ימוּ עַל־לֵ֜ב &amp; אֵינְ⁠כֶ֖ם שָׂמִ֥ים עַל־לֵֽב</w:t>
+      </w:r>
+    </w:p>
+    <w:p>
+      <w:pPr/>
+      <w:r>
+        <w:rPr>
+          <w:lang w:val="pt_PT" w:bidi="pt_PT"/>
+        </w:rPr>
+      </w:r>
+      <w:r>
+        <w:rPr>
           <w:b/>
           <w:lang w:val="pt_PT" w:bidi="pt_PT"/>
         </w:rPr>
@@ -10487,6 +10767,20 @@
       </w:r>
       <w:r>
         <w:rPr>
+          <w:lang w:val="pt_PT" w:bidi="pt_PT"/>
+        </w:rPr>
+        <w:t>וְ⁠שִׁלַּחְתִּ֤י בָ⁠כֶם֙ אֶת־הַ⁠מְּאֵרָ֔ה</w:t>
+      </w:r>
+    </w:p>
+    <w:p>
+      <w:pPr/>
+      <w:r>
+        <w:rPr>
+          <w:lang w:val="pt_PT" w:bidi="pt_PT"/>
+        </w:rPr>
+      </w:r>
+      <w:r>
+        <w:rPr>
           <w:b/>
           <w:lang w:val="pt_PT" w:bidi="pt_PT"/>
         </w:rPr>
@@ -10954,6 +11248,20 @@
         <w:rPr>
           <w:lang w:val="pt_PT" w:bidi="pt_PT"/>
         </w:rPr>
+      </w:r>
+    </w:p>
+    <w:p>
+      <w:pPr/>
+      <w:r>
+        <w:rPr>
+          <w:lang w:val="pt_PT" w:bidi="pt_PT"/>
+        </w:rPr>
+      </w:r>
+      <w:r>
+        <w:rPr>
+          <w:lang w:val="pt_PT" w:bidi="pt_PT"/>
+        </w:rPr>
+        <w:t>גֹעֵ֤ר לָ⁠כֶם֙ אֶת־הַ⁠זֶּ֔רַע</w:t>
       </w:r>
     </w:p>
     <w:p>
@@ -11959,6 +12267,20 @@
       </w:r>
       <w:r>
         <w:rPr>
+          <w:lang w:val="pt_PT" w:bidi="pt_PT"/>
+        </w:rPr>
+        <w:t>הָיְתָ֣ה אִתּ֗⁠וֹ &amp; ל֥⁠וֹ &amp; וַ⁠יִּֽירָאֵ֑⁠נִי &amp; נִחַ֥ת הֽוּא</w:t>
+      </w:r>
+    </w:p>
+    <w:p>
+      <w:pPr/>
+      <w:r>
+        <w:rPr>
+          <w:lang w:val="pt_PT" w:bidi="pt_PT"/>
+        </w:rPr>
+      </w:r>
+      <w:r>
+        <w:rPr>
           <w:b/>
           <w:lang w:val="pt_PT" w:bidi="pt_PT"/>
         </w:rPr>
@@ -12055,6 +12377,20 @@
       </w:r>
       <w:r>
         <w:rPr>
+          <w:lang w:val="pt_PT" w:bidi="pt_PT"/>
+        </w:rPr>
+        <w:t>וַ⁠יִּֽירָאֵ֑⁠נִי וּ⁠מִ⁠פְּנֵ֥י שְׁמִ֖⁠י נִחַ֥ת הֽוּא</w:t>
+      </w:r>
+    </w:p>
+    <w:p>
+      <w:pPr/>
+      <w:r>
+        <w:rPr>
+          <w:lang w:val="pt_PT" w:bidi="pt_PT"/>
+        </w:rPr>
+      </w:r>
+      <w:r>
+        <w:rPr>
           <w:b/>
           <w:lang w:val="pt_PT" w:bidi="pt_PT"/>
         </w:rPr>
@@ -12261,6 +12597,20 @@
       </w:r>
       <w:r>
         <w:rPr>
+          <w:lang w:val="pt_PT" w:bidi="pt_PT"/>
+        </w:rPr>
+        <w:t>בְּ⁠פִ֔י⁠הוּ &amp; בִ⁠שְׂפָתָ֑י⁠ו &amp; הָלַ֣ךְ &amp; הֵשִׁ֥יב</w:t>
+      </w:r>
+    </w:p>
+    <w:p>
+      <w:pPr/>
+      <w:r>
+        <w:rPr>
+          <w:lang w:val="pt_PT" w:bidi="pt_PT"/>
+        </w:rPr>
+      </w:r>
+      <w:r>
+        <w:rPr>
           <w:b/>
           <w:lang w:val="pt_PT" w:bidi="pt_PT"/>
         </w:rPr>
@@ -12480,6 +12830,20 @@
       </w:r>
       <w:r>
         <w:rPr>
+          <w:lang w:val="pt_PT" w:bidi="pt_PT"/>
+        </w:rPr>
+        <w:t>תּוֹרַ֤ת אֱמֶת֙ הָיְתָ֣ה בְּ⁠פִ֔י⁠הוּ</w:t>
+      </w:r>
+    </w:p>
+    <w:p>
+      <w:pPr/>
+      <w:r>
+        <w:rPr>
+          <w:lang w:val="pt_PT" w:bidi="pt_PT"/>
+        </w:rPr>
+      </w:r>
+      <w:r>
+        <w:rPr>
           <w:b/>
           <w:lang w:val="pt_PT" w:bidi="pt_PT"/>
         </w:rPr>
@@ -12589,6 +12953,20 @@
       </w:r>
       <w:r>
         <w:rPr>
+          <w:lang w:val="pt_PT" w:bidi="pt_PT"/>
+        </w:rPr>
+        <w:t>תּוֹרַ֤ת אֱמֶת֙ הָיְתָ֣ה בְּ⁠פִ֔י⁠הוּ</w:t>
+      </w:r>
+    </w:p>
+    <w:p>
+      <w:pPr/>
+      <w:r>
+        <w:rPr>
+          <w:lang w:val="pt_PT" w:bidi="pt_PT"/>
+        </w:rPr>
+      </w:r>
+      <w:r>
+        <w:rPr>
           <w:b/>
           <w:lang w:val="pt_PT" w:bidi="pt_PT"/>
         </w:rPr>
@@ -12821,6 +13199,20 @@
       </w:r>
       <w:r>
         <w:rPr>
+          <w:lang w:val="pt_PT" w:bidi="pt_PT"/>
+        </w:rPr>
+        <w:t>וְ⁠עַוְלָ֖ה לֹא־נִמְצָ֣א בִ⁠שְׂפָתָ֑י⁠ו</w:t>
+      </w:r>
+    </w:p>
+    <w:p>
+      <w:pPr/>
+      <w:r>
+        <w:rPr>
+          <w:lang w:val="pt_PT" w:bidi="pt_PT"/>
+        </w:rPr>
+      </w:r>
+      <w:r>
+        <w:rPr>
           <w:b/>
           <w:lang w:val="pt_PT" w:bidi="pt_PT"/>
         </w:rPr>
@@ -12930,6 +13322,20 @@
       </w:r>
       <w:r>
         <w:rPr>
+          <w:lang w:val="pt_PT" w:bidi="pt_PT"/>
+        </w:rPr>
+        <w:t>וְ⁠עַוְלָ֖ה לֹא־נִמְצָ֣א בִ⁠שְׂפָתָ֑י⁠ו</w:t>
+      </w:r>
+    </w:p>
+    <w:p>
+      <w:pPr/>
+      <w:r>
+        <w:rPr>
+          <w:lang w:val="pt_PT" w:bidi="pt_PT"/>
+        </w:rPr>
+      </w:r>
+      <w:r>
+        <w:rPr>
           <w:b/>
           <w:lang w:val="pt_PT" w:bidi="pt_PT"/>
         </w:rPr>
@@ -13887,6 +14293,20 @@
       </w:r>
       <w:r>
         <w:rPr>
+          <w:lang w:val="pt_PT" w:bidi="pt_PT"/>
+        </w:rPr>
+        <w:t>וְ⁠תוֹרָ֖ה יְבַקְשׁ֣וּ</w:t>
+      </w:r>
+    </w:p>
+    <w:p>
+      <w:pPr/>
+      <w:r>
+        <w:rPr>
+          <w:lang w:val="pt_PT" w:bidi="pt_PT"/>
+        </w:rPr>
+      </w:r>
+      <w:r>
+        <w:rPr>
           <w:b/>
           <w:lang w:val="pt_PT" w:bidi="pt_PT"/>
         </w:rPr>
@@ -14106,6 +14526,20 @@
       </w:r>
       <w:r>
         <w:rPr>
+          <w:lang w:val="pt_PT" w:bidi="pt_PT"/>
+        </w:rPr>
+        <w:t>מַלְאַ֥ךְ יְהוָֽה־צְבָא֖וֹת</w:t>
+      </w:r>
+    </w:p>
+    <w:p>
+      <w:pPr/>
+      <w:r>
+        <w:rPr>
+          <w:lang w:val="pt_PT" w:bidi="pt_PT"/>
+        </w:rPr>
+      </w:r>
+      <w:r>
+        <w:rPr>
           <w:b/>
           <w:lang w:val="pt_PT" w:bidi="pt_PT"/>
         </w:rPr>
@@ -14178,6 +14612,20 @@
         <w:rPr>
           <w:lang w:val="pt_PT" w:bidi="pt_PT"/>
         </w:rPr>
+      </w:r>
+    </w:p>
+    <w:p>
+      <w:pPr/>
+      <w:r>
+        <w:rPr>
+          <w:lang w:val="pt_PT" w:bidi="pt_PT"/>
+        </w:rPr>
+      </w:r>
+      <w:r>
+        <w:rPr>
+          <w:lang w:val="pt_PT" w:bidi="pt_PT"/>
+        </w:rPr>
+        <w:t>וְ⁠אַתֶּם֙ סַרְתֶּ֣ם מִן־הַ⁠דֶּ֔רֶךְ</w:t>
       </w:r>
     </w:p>
     <w:p>
@@ -14792,6 +15240,20 @@
       </w:r>
       <w:r>
         <w:rPr>
+          <w:lang w:val="pt_PT" w:bidi="pt_PT"/>
+        </w:rPr>
+        <w:t>וְ⁠נֹשְׂאִ֥ים פָּנִ֖ים</w:t>
+      </w:r>
+    </w:p>
+    <w:p>
+      <w:pPr/>
+      <w:r>
+        <w:rPr>
+          <w:lang w:val="pt_PT" w:bidi="pt_PT"/>
+        </w:rPr>
+      </w:r>
+      <w:r>
+        <w:rPr>
           <w:b/>
           <w:lang w:val="pt_PT" w:bidi="pt_PT"/>
         </w:rPr>
@@ -15029,6 +15491,20 @@
       </w:r>
       <w:r>
         <w:rPr>
+          <w:lang w:val="pt_PT" w:bidi="pt_PT"/>
+        </w:rPr>
+        <w:t>הֲ⁠ל֨וֹא אָ֤ב אֶחָד֙ לְ⁠כֻלָּ֔⁠נוּ הֲ⁠ל֛וֹא אֵ֥ל אֶֽחָ֖ד בְּרָאָ֑⁠נוּ</w:t>
+      </w:r>
+    </w:p>
+    <w:p>
+      <w:pPr/>
+      <w:r>
+        <w:rPr>
+          <w:lang w:val="pt_PT" w:bidi="pt_PT"/>
+        </w:rPr>
+      </w:r>
+      <w:r>
+        <w:rPr>
           <w:b/>
           <w:lang w:val="pt_PT" w:bidi="pt_PT"/>
         </w:rPr>
@@ -15209,6 +15685,20 @@
       </w:r>
       <w:r>
         <w:rPr>
+          <w:lang w:val="pt_PT" w:bidi="pt_PT"/>
+        </w:rPr>
+        <w:t>מַדּ֗וּעַ נִבְגַּד֙ אִ֣ישׁ בְּ⁠אָחִ֔י⁠ו לְ⁠חַלֵּ֖ל בְּרִ֥ית אֲבֹתֵֽי⁠נוּ</w:t>
+      </w:r>
+    </w:p>
+    <w:p>
+      <w:pPr/>
+      <w:r>
+        <w:rPr>
+          <w:lang w:val="pt_PT" w:bidi="pt_PT"/>
+        </w:rPr>
+      </w:r>
+      <w:r>
+        <w:rPr>
           <w:b/>
           <w:lang w:val="pt_PT" w:bidi="pt_PT"/>
         </w:rPr>
@@ -15531,6 +16021,20 @@
       </w:r>
       <w:r>
         <w:rPr>
+          <w:lang w:val="pt_PT" w:bidi="pt_PT"/>
+        </w:rPr>
+        <w:t>בָּגְדָ֣ה יְהוּדָ֔ה וְ⁠תוֹעֵבָ֛ה נֶעֶשְׂתָ֥ה בְ⁠יִשְׂרָאֵ֖ל וּ⁠בִ⁠ירֽוּשָׁלִָ֑ם</w:t>
+      </w:r>
+    </w:p>
+    <w:p>
+      <w:pPr/>
+      <w:r>
+        <w:rPr>
+          <w:lang w:val="pt_PT" w:bidi="pt_PT"/>
+        </w:rPr>
+      </w:r>
+      <w:r>
+        <w:rPr>
           <w:b/>
           <w:lang w:val="pt_PT" w:bidi="pt_PT"/>
         </w:rPr>
@@ -15614,6 +16118,20 @@
       </w:r>
       <w:r>
         <w:rPr>
+          <w:lang w:val="pt_PT" w:bidi="pt_PT"/>
+        </w:rPr>
+        <w:t>בָּגְדָ֣ה יְהוּדָ֔ה &amp; חִלֵּ֣ל יְהוּדָ֗ה</w:t>
+      </w:r>
+    </w:p>
+    <w:p>
+      <w:pPr/>
+      <w:r>
+        <w:rPr>
+          <w:lang w:val="pt_PT" w:bidi="pt_PT"/>
+        </w:rPr>
+      </w:r>
+      <w:r>
+        <w:rPr>
           <w:b/>
           <w:lang w:val="pt_PT" w:bidi="pt_PT"/>
         </w:rPr>
@@ -15710,6 +16228,20 @@
       </w:r>
       <w:r>
         <w:rPr>
+          <w:lang w:val="pt_PT" w:bidi="pt_PT"/>
+        </w:rPr>
+        <w:t>וְ⁠תוֹעֵבָ֛ה נֶעֶשְׂתָ֥ה בְ⁠יִשְׂרָאֵ֖ל וּ⁠בִ⁠ירֽוּשָׁלִָ֑ם</w:t>
+      </w:r>
+    </w:p>
+    <w:p>
+      <w:pPr/>
+      <w:r>
+        <w:rPr>
+          <w:lang w:val="pt_PT" w:bidi="pt_PT"/>
+        </w:rPr>
+      </w:r>
+      <w:r>
+        <w:rPr>
           <w:b/>
           <w:lang w:val="pt_PT" w:bidi="pt_PT"/>
         </w:rPr>
@@ -16052,6 +16584,20 @@
       </w:r>
       <w:r>
         <w:rPr>
+          <w:lang w:val="pt_PT" w:bidi="pt_PT"/>
+        </w:rPr>
+        <w:t>מֵ⁠אָהֳלֵ֖י יַֽעֲקֹ֑ב</w:t>
+      </w:r>
+    </w:p>
+    <w:p>
+      <w:pPr/>
+      <w:r>
+        <w:rPr>
+          <w:lang w:val="pt_PT" w:bidi="pt_PT"/>
+        </w:rPr>
+      </w:r>
+      <w:r>
+        <w:rPr>
           <w:b/>
           <w:lang w:val="pt_PT" w:bidi="pt_PT"/>
         </w:rPr>
@@ -16446,6 +16992,20 @@
       </w:r>
       <w:r>
         <w:rPr>
+          <w:lang w:val="pt_PT" w:bidi="pt_PT"/>
+        </w:rPr>
+        <w:t>יַכְרֵ֨ת יְהוָ֜ה &amp; מֵ⁠אָהֳלֵ֖י יַֽעֲקֹ֑ב</w:t>
+      </w:r>
+    </w:p>
+    <w:p>
+      <w:pPr/>
+      <w:r>
+        <w:rPr>
+          <w:lang w:val="pt_PT" w:bidi="pt_PT"/>
+        </w:rPr>
+      </w:r>
+      <w:r>
+        <w:rPr>
           <w:b/>
           <w:lang w:val="pt_PT" w:bidi="pt_PT"/>
         </w:rPr>
@@ -16555,6 +17115,20 @@
       </w:r>
       <w:r>
         <w:rPr>
+          <w:lang w:val="pt_PT" w:bidi="pt_PT"/>
+        </w:rPr>
+        <w:t>כַּסּ֤וֹת דִּמְעָה֙ אֶת־מִזְבַּ֣ח יְהוָ֔ה</w:t>
+      </w:r>
+    </w:p>
+    <w:p>
+      <w:pPr/>
+      <w:r>
+        <w:rPr>
+          <w:lang w:val="pt_PT" w:bidi="pt_PT"/>
+        </w:rPr>
+      </w:r>
+      <w:r>
+        <w:rPr>
           <w:b/>
           <w:lang w:val="pt_PT" w:bidi="pt_PT"/>
         </w:rPr>
@@ -16638,6 +17212,20 @@
       </w:r>
       <w:r>
         <w:rPr>
+          <w:lang w:val="pt_PT" w:bidi="pt_PT"/>
+        </w:rPr>
+        <w:t>פְּנוֹת֙ אֶל־הַ⁠מִּנְחָ֔ה וְ⁠לָ⁠קַ֥חַת רָצ֖וֹן מִ⁠יֶּדְ⁠כֶֽם</w:t>
+      </w:r>
+    </w:p>
+    <w:p>
+      <w:pPr/>
+      <w:r>
+        <w:rPr>
+          <w:lang w:val="pt_PT" w:bidi="pt_PT"/>
+        </w:rPr>
+      </w:r>
+      <w:r>
+        <w:rPr>
           <w:b/>
           <w:lang w:val="pt_PT" w:bidi="pt_PT"/>
         </w:rPr>
@@ -17103,6 +17691,20 @@
       </w:r>
       <w:r>
         <w:rPr>
+          <w:lang w:val="pt_PT" w:bidi="pt_PT"/>
+        </w:rPr>
+        <w:t>בֵּינְ⁠ךָ֜ &amp; נְעוּרֶ֗י⁠ךָ &amp; אַתָּה֙ בָּגַ֣דְתָּה &amp; חֲבֶרְתְּ⁠ךָ֖ &amp; בְּרִיתֶֽ⁠ךָ</w:t>
+      </w:r>
+    </w:p>
+    <w:p>
+      <w:pPr/>
+      <w:r>
+        <w:rPr>
+          <w:lang w:val="pt_PT" w:bidi="pt_PT"/>
+        </w:rPr>
+      </w:r>
+      <w:r>
+        <w:rPr>
           <w:b/>
           <w:lang w:val="pt_PT" w:bidi="pt_PT"/>
         </w:rPr>
@@ -17348,6 +17950,20 @@
       </w:r>
       <w:r>
         <w:rPr>
+          <w:lang w:val="pt_PT" w:bidi="pt_PT"/>
+        </w:rPr>
+        <w:t>וְ⁠לֹא־אֶחָ֣ד עָשָׂ֗ה וּ⁠שְׁאָ֥ר ר֨וּחַ֙ ל֔⁠וֹ</w:t>
+      </w:r>
+    </w:p>
+    <w:p>
+      <w:pPr/>
+      <w:r>
+        <w:rPr>
+          <w:lang w:val="pt_PT" w:bidi="pt_PT"/>
+        </w:rPr>
+      </w:r>
+      <w:r>
+        <w:rPr>
           <w:b/>
           <w:lang w:val="pt_PT" w:bidi="pt_PT"/>
         </w:rPr>
@@ -17923,6 +18539,20 @@
       </w:r>
       <w:r>
         <w:rPr>
+          <w:lang w:val="pt_PT" w:bidi="pt_PT"/>
+        </w:rPr>
+        <w:t>וְ⁠כִסָּ֤ה חָמָס֙ עַל־לְבוּשׁ֔⁠וֹ</w:t>
+      </w:r>
+    </w:p>
+    <w:p>
+      <w:pPr/>
+      <w:r>
+        <w:rPr>
+          <w:lang w:val="pt_PT" w:bidi="pt_PT"/>
+        </w:rPr>
+      </w:r>
+      <w:r>
+        <w:rPr>
           <w:b/>
           <w:lang w:val="pt_PT" w:bidi="pt_PT"/>
         </w:rPr>
@@ -18032,6 +18662,20 @@
       </w:r>
       <w:r>
         <w:rPr>
+          <w:lang w:val="pt_PT" w:bidi="pt_PT"/>
+        </w:rPr>
+        <w:t>וְ⁠נִשְׁמַרְתֶּ֥ם בְּ⁠רוּחֲ⁠כֶ֖ם</w:t>
+      </w:r>
+    </w:p>
+    <w:p>
+      <w:pPr/>
+      <w:r>
+        <w:rPr>
+          <w:lang w:val="pt_PT" w:bidi="pt_PT"/>
+        </w:rPr>
+      </w:r>
+      <w:r>
+        <w:rPr>
           <w:b/>
           <w:lang w:val="pt_PT" w:bidi="pt_PT"/>
         </w:rPr>
@@ -18473,6 +19117,20 @@
         <w:rPr>
           <w:lang w:val="pt_PT" w:bidi="pt_PT"/>
         </w:rPr>
+      </w:r>
+    </w:p>
+    <w:p>
+      <w:pPr/>
+      <w:r>
+        <w:rPr>
+          <w:lang w:val="pt_PT" w:bidi="pt_PT"/>
+        </w:rPr>
+      </w:r>
+      <w:r>
+        <w:rPr>
+          <w:lang w:val="pt_PT" w:bidi="pt_PT"/>
+        </w:rPr>
+        <w:t>אַיֵּ֖ה אֱלֹהֵ֥י הַ⁠מִּשְׁפָּֽט</w:t>
       </w:r>
     </w:p>
     <w:p>
@@ -18945,6 +19603,20 @@
       </w:r>
       <w:r>
         <w:rPr>
+          <w:lang w:val="pt_PT" w:bidi="pt_PT"/>
+        </w:rPr>
+        <w:t>וּ⁠פִנָּה־דֶ֖רֶךְ לְ⁠פָנָ֑⁠י</w:t>
+      </w:r>
+    </w:p>
+    <w:p>
+      <w:pPr/>
+      <w:r>
+        <w:rPr>
+          <w:lang w:val="pt_PT" w:bidi="pt_PT"/>
+        </w:rPr>
+      </w:r>
+      <w:r>
+        <w:rPr>
           <w:b/>
           <w:lang w:val="pt_PT" w:bidi="pt_PT"/>
         </w:rPr>
@@ -19305,6 +19977,20 @@
       </w:r>
       <w:r>
         <w:rPr>
+          <w:lang w:val="pt_PT" w:bidi="pt_PT"/>
+        </w:rPr>
+        <w:t>וּ⁠מִ֤י מְכַלְכֵּל֙ אֶת־י֣וֹם בּוֹא֔⁠וֹ וּ⁠מִ֥י הָ⁠עֹמֵ֖ד בְּ⁠הֵרָֽאוֹת֑⁠וֹ כִּֽי־הוּא֙ כְּ⁠אֵ֣שׁ מְצָרֵ֔ף וּ⁠כְ⁠בֹרִ֖ית מְכַבְּסִֽים</w:t>
+      </w:r>
+    </w:p>
+    <w:p>
+      <w:pPr/>
+      <w:r>
+        <w:rPr>
+          <w:lang w:val="pt_PT" w:bidi="pt_PT"/>
+        </w:rPr>
+      </w:r>
+      <w:r>
+        <w:rPr>
           <w:b/>
           <w:lang w:val="pt_PT" w:bidi="pt_PT"/>
         </w:rPr>
@@ -19388,6 +20074,20 @@
       </w:r>
       <w:r>
         <w:rPr>
+          <w:lang w:val="pt_PT" w:bidi="pt_PT"/>
+        </w:rPr>
+        <w:t>וּ⁠מִ֤י מְכַלְכֵּל֙ אֶת־י֣וֹם בּוֹא֔⁠וֹ וּ⁠מִ֥י הָ⁠עֹמֵ֖ד בְּ⁠הֵרָֽאוֹת֑⁠וֹ</w:t>
+      </w:r>
+    </w:p>
+    <w:p>
+      <w:pPr/>
+      <w:r>
+        <w:rPr>
+          <w:lang w:val="pt_PT" w:bidi="pt_PT"/>
+        </w:rPr>
+      </w:r>
+      <w:r>
+        <w:rPr>
           <w:b/>
           <w:lang w:val="pt_PT" w:bidi="pt_PT"/>
         </w:rPr>
@@ -19691,6 +20391,20 @@
       </w:r>
       <w:r>
         <w:rPr>
+          <w:lang w:val="pt_PT" w:bidi="pt_PT"/>
+        </w:rPr>
+        <w:t>הוּא֙ כְּ⁠אֵ֣שׁ מְצָרֵ֔ף וּ⁠כְ⁠בֹרִ֖ית מְכַבְּסִֽים</w:t>
+      </w:r>
+    </w:p>
+    <w:p>
+      <w:pPr/>
+      <w:r>
+        <w:rPr>
+          <w:lang w:val="pt_PT" w:bidi="pt_PT"/>
+        </w:rPr>
+      </w:r>
+      <w:r>
+        <w:rPr>
           <w:b/>
           <w:lang w:val="pt_PT" w:bidi="pt_PT"/>
         </w:rPr>
@@ -20143,6 +20857,20 @@
       </w:r>
       <w:r>
         <w:rPr>
+          <w:lang w:val="pt_PT" w:bidi="pt_PT"/>
+        </w:rPr>
+        <w:t>מִנְחַ֥ת יְהוּדָ֖ה וִ⁠ירֽוּשָׁלִָ֑ם</w:t>
+      </w:r>
+    </w:p>
+    <w:p>
+      <w:pPr/>
+      <w:r>
+        <w:rPr>
+          <w:lang w:val="pt_PT" w:bidi="pt_PT"/>
+        </w:rPr>
+      </w:r>
+      <w:r>
+        <w:rPr>
           <w:b/>
           <w:lang w:val="pt_PT" w:bidi="pt_PT"/>
         </w:rPr>
@@ -20239,6 +20967,20 @@
       </w:r>
       <w:r>
         <w:rPr>
+          <w:lang w:val="pt_PT" w:bidi="pt_PT"/>
+        </w:rPr>
+        <w:t>כִּ⁠ימֵ֣י עוֹלָ֔ם וּ⁠כְ⁠שָׁנִ֖ים קַדְמֹנִיּֽוֹת</w:t>
+      </w:r>
+    </w:p>
+    <w:p>
+      <w:pPr/>
+      <w:r>
+        <w:rPr>
+          <w:lang w:val="pt_PT" w:bidi="pt_PT"/>
+        </w:rPr>
+      </w:r>
+      <w:r>
+        <w:rPr>
           <w:b/>
           <w:lang w:val="pt_PT" w:bidi="pt_PT"/>
         </w:rPr>
@@ -20335,6 +21077,20 @@
       </w:r>
       <w:r>
         <w:rPr>
+          <w:lang w:val="pt_PT" w:bidi="pt_PT"/>
+        </w:rPr>
+        <w:t>בַּֽ⁠מְכַשְּׁפִים֙ וּ⁠בַ⁠מְנָ֣אֲפִ֔ים וּ⁠בַ⁠נִּשְׁבָּעִ֖ים לַ⁠שָּׁ֑קֶר וּ⁠בְ⁠עֹשְׁקֵ֣י שְׂכַר־שָׂ֠כִיר אַלְמָנָ֨ה וְ⁠יָת֤וֹם וּ⁠מַטֵּי־גֵר֙ וְ⁠לֹ֣א יְרֵא֔וּ⁠נִי</w:t>
+      </w:r>
+    </w:p>
+    <w:p>
+      <w:pPr/>
+      <w:r>
+        <w:rPr>
+          <w:lang w:val="pt_PT" w:bidi="pt_PT"/>
+        </w:rPr>
+      </w:r>
+      <w:r>
+        <w:rPr>
           <w:b/>
           <w:lang w:val="pt_PT" w:bidi="pt_PT"/>
         </w:rPr>
@@ -20541,6 +21297,20 @@
       </w:r>
       <w:r>
         <w:rPr>
+          <w:lang w:val="pt_PT" w:bidi="pt_PT"/>
+        </w:rPr>
+        <w:t>וְ⁠הָיִ֣יתִי ׀ עֵ֣ד מְמַהֵ֗ר בַּֽ⁠מְכַשְּׁפִים֙ וּ⁠בַ⁠מְנָ֣אֲפִ֔ים וּ⁠בַ⁠נִּשְׁבָּעִ֖ים לַ⁠שָּׁ֑קֶר וּ⁠בְ⁠עֹשְׁקֵ֣י שְׂכַר־שָׂ֠כִיר אַלְמָנָ֨ה וְ⁠יָת֤וֹם וּ⁠מַטֵּי־גֵר֙</w:t>
+      </w:r>
+    </w:p>
+    <w:p>
+      <w:pPr/>
+      <w:r>
+        <w:rPr>
+          <w:lang w:val="pt_PT" w:bidi="pt_PT"/>
+        </w:rPr>
+      </w:r>
+      <w:r>
+        <w:rPr>
           <w:b/>
           <w:lang w:val="pt_PT" w:bidi="pt_PT"/>
         </w:rPr>
@@ -20637,6 +21407,20 @@
       </w:r>
       <w:r>
         <w:rPr>
+          <w:lang w:val="pt_PT" w:bidi="pt_PT"/>
+        </w:rPr>
+        <w:t>וּ⁠בְ⁠עֹשְׁקֵ֣י שְׂכַר</w:t>
+      </w:r>
+    </w:p>
+    <w:p>
+      <w:pPr/>
+      <w:r>
+        <w:rPr>
+          <w:lang w:val="pt_PT" w:bidi="pt_PT"/>
+        </w:rPr>
+      </w:r>
+      <w:r>
+        <w:rPr>
           <w:b/>
           <w:lang w:val="pt_PT" w:bidi="pt_PT"/>
         </w:rPr>
@@ -20746,6 +21530,20 @@
       </w:r>
       <w:r>
         <w:rPr>
+          <w:lang w:val="pt_PT" w:bidi="pt_PT"/>
+        </w:rPr>
+        <w:t>שָׂ֠כִיר אַלְמָנָ֨ה וְ⁠יָת֤וֹם &amp; גֵר֙</w:t>
+      </w:r>
+    </w:p>
+    <w:p>
+      <w:pPr/>
+      <w:r>
+        <w:rPr>
+          <w:lang w:val="pt_PT" w:bidi="pt_PT"/>
+        </w:rPr>
+      </w:r>
+      <w:r>
+        <w:rPr>
           <w:b/>
           <w:lang w:val="pt_PT" w:bidi="pt_PT"/>
         </w:rPr>
@@ -21071,6 +21869,20 @@
         <w:rPr>
           <w:lang w:val="pt_PT" w:bidi="pt_PT"/>
         </w:rPr>
+      </w:r>
+    </w:p>
+    <w:p>
+      <w:pPr/>
+      <w:r>
+        <w:rPr>
+          <w:lang w:val="pt_PT" w:bidi="pt_PT"/>
+        </w:rPr>
+      </w:r>
+      <w:r>
+        <w:rPr>
+          <w:lang w:val="pt_PT" w:bidi="pt_PT"/>
+        </w:rPr>
+        <w:t>כִּ֛י אֲנִ֥י יְהוָ֖ה לֹ֣א שָׁנִ֑יתִי וְ⁠אַתֶּ֥ם בְּנֵֽי־יַעֲקֹ֖ב לֹ֥א כְלִיתֶֽם</w:t>
       </w:r>
     </w:p>
     <w:p>
@@ -21565,6 +22377,20 @@
       </w:r>
       <w:r>
         <w:rPr>
+          <w:lang w:val="pt_PT" w:bidi="pt_PT"/>
+        </w:rPr>
+        <w:t>סַרְתֶּ֤ם מֵֽ⁠חֻקַּ⁠י֙ וְ⁠לֹ֣א שְׁמַרְתֶּ֔ם</w:t>
+      </w:r>
+    </w:p>
+    <w:p>
+      <w:pPr/>
+      <w:r>
+        <w:rPr>
+          <w:lang w:val="pt_PT" w:bidi="pt_PT"/>
+        </w:rPr>
+      </w:r>
+      <w:r>
+        <w:rPr>
           <w:b/>
           <w:lang w:val="pt_PT" w:bidi="pt_PT"/>
         </w:rPr>
@@ -21648,6 +22474,20 @@
       </w:r>
       <w:r>
         <w:rPr>
+          <w:lang w:val="pt_PT" w:bidi="pt_PT"/>
+        </w:rPr>
+        <w:t>סַרְתֶּ֤ם מֵֽ⁠חֻקַּ⁠י֙</w:t>
+      </w:r>
+    </w:p>
+    <w:p>
+      <w:pPr/>
+      <w:r>
+        <w:rPr>
+          <w:lang w:val="pt_PT" w:bidi="pt_PT"/>
+        </w:rPr>
+      </w:r>
+      <w:r>
+        <w:rPr>
           <w:b/>
           <w:lang w:val="pt_PT" w:bidi="pt_PT"/>
         </w:rPr>
@@ -21733,6 +22573,20 @@
         <w:rPr>
           <w:lang w:val="pt_PT" w:bidi="pt_PT"/>
         </w:rPr>
+      </w:r>
+    </w:p>
+    <w:p>
+      <w:pPr/>
+      <w:r>
+        <w:rPr>
+          <w:lang w:val="pt_PT" w:bidi="pt_PT"/>
+        </w:rPr>
+      </w:r>
+      <w:r>
+        <w:rPr>
+          <w:lang w:val="pt_PT" w:bidi="pt_PT"/>
+        </w:rPr>
+        <w:t>וַ⁠אֲמַרְתֶּ֖ם בַּ⁠מֶּ֥ה נָשֽׁוּב</w:t>
       </w:r>
     </w:p>
     <w:p>
@@ -21955,6 +22809,20 @@
       </w:r>
       <w:r>
         <w:rPr>
+          <w:lang w:val="pt_PT" w:bidi="pt_PT"/>
+        </w:rPr>
+        <w:t>וַ⁠אֲמַרְתֶּ֖ם בַּ⁠מֶּ֣ה קְבַעֲנ֑וּ⁠ךָ</w:t>
+      </w:r>
+    </w:p>
+    <w:p>
+      <w:pPr/>
+      <w:r>
+        <w:rPr>
+          <w:lang w:val="pt_PT" w:bidi="pt_PT"/>
+        </w:rPr>
+      </w:r>
+      <w:r>
+        <w:rPr>
           <w:b/>
           <w:lang w:val="pt_PT" w:bidi="pt_PT"/>
         </w:rPr>
@@ -22135,6 +23003,20 @@
       </w:r>
       <w:r>
         <w:rPr>
+          <w:lang w:val="pt_PT" w:bidi="pt_PT"/>
+        </w:rPr>
+        <w:t>בַּ⁠מְּאֵרָה֙ אַתֶּ֣ם נֵֽאָרִ֔ים וְ⁠אֹתִ֖⁠י אַתֶּ֣ם קֹבְעִ֑ים</w:t>
+      </w:r>
+    </w:p>
+    <w:p>
+      <w:pPr/>
+      <w:r>
+        <w:rPr>
+          <w:lang w:val="pt_PT" w:bidi="pt_PT"/>
+        </w:rPr>
+      </w:r>
+      <w:r>
+        <w:rPr>
           <w:b/>
           <w:lang w:val="pt_PT" w:bidi="pt_PT"/>
         </w:rPr>
@@ -22781,6 +23663,20 @@
       </w:r>
       <w:r>
         <w:rPr>
+          <w:lang w:val="pt_PT" w:bidi="pt_PT"/>
+        </w:rPr>
+        <w:t>אִם־לֹ֧א אֶפְתַּ֣ח לָ⁠כֶ֗ם אֵ֚ת אֲרֻבּ֣וֹת הַ⁠שָּׁמַ֔יִם וַ⁠הֲרִיקֹתִ֥י לָ⁠כֶ֛ם בְּרָכָ֖ה</w:t>
+      </w:r>
+    </w:p>
+    <w:p>
+      <w:pPr/>
+      <w:r>
+        <w:rPr>
+          <w:lang w:val="pt_PT" w:bidi="pt_PT"/>
+        </w:rPr>
+      </w:r>
+      <w:r>
+        <w:rPr>
           <w:b/>
           <w:lang w:val="pt_PT" w:bidi="pt_PT"/>
         </w:rPr>
@@ -23220,6 +24116,20 @@
       </w:r>
       <w:r>
         <w:rPr>
+          <w:lang w:val="pt_PT" w:bidi="pt_PT"/>
+        </w:rPr>
+        <w:t>וְ⁠גָעַרְתִּ֤י לָ⁠כֶם֙ בָּֽ⁠אֹכֵ֔ל</w:t>
+      </w:r>
+    </w:p>
+    <w:p>
+      <w:pPr/>
+      <w:r>
+        <w:rPr>
+          <w:lang w:val="pt_PT" w:bidi="pt_PT"/>
+        </w:rPr>
+      </w:r>
+      <w:r>
+        <w:rPr>
           <w:b/>
           <w:lang w:val="pt_PT" w:bidi="pt_PT"/>
         </w:rPr>
@@ -23329,6 +24239,20 @@
       </w:r>
       <w:r>
         <w:rPr>
+          <w:lang w:val="pt_PT" w:bidi="pt_PT"/>
+        </w:rPr>
+        <w:t>אֶת־פְּרִ֣י הָ⁠אֲדָמָ֑ה</w:t>
+      </w:r>
+    </w:p>
+    <w:p>
+      <w:pPr/>
+      <w:r>
+        <w:rPr>
+          <w:lang w:val="pt_PT" w:bidi="pt_PT"/>
+        </w:rPr>
+      </w:r>
+      <w:r>
+        <w:rPr>
           <w:b/>
           <w:lang w:val="pt_PT" w:bidi="pt_PT"/>
         </w:rPr>
@@ -23438,6 +24362,20 @@
       </w:r>
       <w:r>
         <w:rPr>
+          <w:lang w:val="pt_PT" w:bidi="pt_PT"/>
+        </w:rPr>
+        <w:t>וְ⁠לֹא־תְשַׁכֵּ֨ל לָ⁠כֶ֤ם הַ⁠גֶּ֨פֶן֙ בַּ⁠שָּׂדֶ֔ה</w:t>
+      </w:r>
+    </w:p>
+    <w:p>
+      <w:pPr/>
+      <w:r>
+        <w:rPr>
+          <w:lang w:val="pt_PT" w:bidi="pt_PT"/>
+        </w:rPr>
+      </w:r>
+      <w:r>
+        <w:rPr>
           <w:b/>
           <w:lang w:val="pt_PT" w:bidi="pt_PT"/>
         </w:rPr>
@@ -23670,6 +24608,20 @@
       </w:r>
       <w:r>
         <w:rPr>
+          <w:lang w:val="pt_PT" w:bidi="pt_PT"/>
+        </w:rPr>
+        <w:t>חָזְק֥וּ עָלַ֛⁠י דִּבְרֵי⁠כֶ֖ם</w:t>
+      </w:r>
+    </w:p>
+    <w:p>
+      <w:pPr/>
+      <w:r>
+        <w:rPr>
+          <w:lang w:val="pt_PT" w:bidi="pt_PT"/>
+        </w:rPr>
+      </w:r>
+      <w:r>
+        <w:rPr>
           <w:b/>
           <w:lang w:val="pt_PT" w:bidi="pt_PT"/>
         </w:rPr>
@@ -23779,6 +24731,20 @@
       </w:r>
       <w:r>
         <w:rPr>
+          <w:lang w:val="pt_PT" w:bidi="pt_PT"/>
+        </w:rPr>
+        <w:t>וַ⁠אֲמַרְתֶּ֕ם מַה־נִּדְבַּ֖רְנוּ עָלֶֽי⁠ךָ</w:t>
+      </w:r>
+    </w:p>
+    <w:p>
+      <w:pPr/>
+      <w:r>
+        <w:rPr>
+          <w:lang w:val="pt_PT" w:bidi="pt_PT"/>
+        </w:rPr>
+      </w:r>
+      <w:r>
+        <w:rPr>
           <w:b/>
           <w:lang w:val="pt_PT" w:bidi="pt_PT"/>
         </w:rPr>
@@ -23862,6 +24828,20 @@
       </w:r>
       <w:r>
         <w:rPr>
+          <w:lang w:val="pt_PT" w:bidi="pt_PT"/>
+        </w:rPr>
+        <w:t>אֲמַרְתֶּ֕ם שָׁ֖וְא עֲבֹ֣ד אֱלֹהִ֑ים וּ⁠מַה־בֶּ֗צַע כִּ֤י שָׁמַ֨רְנוּ֙ מִשְׁמַרְתּ֔⁠וֹ וְ⁠כִ֤י הָלַ֨כְנוּ֙ קְדֹ֣רַנִּ֔ית מִ⁠פְּנֵ֖י יְהוָ֥ה צְבָאֽוֹת</w:t>
+      </w:r>
+    </w:p>
+    <w:p>
+      <w:pPr/>
+      <w:r>
+        <w:rPr>
+          <w:lang w:val="pt_PT" w:bidi="pt_PT"/>
+        </w:rPr>
+      </w:r>
+      <w:r>
+        <w:rPr>
           <w:b/>
           <w:lang w:val="pt_PT" w:bidi="pt_PT"/>
         </w:rPr>
@@ -24068,6 +25048,20 @@
       </w:r>
       <w:r>
         <w:rPr>
+          <w:lang w:val="pt_PT" w:bidi="pt_PT"/>
+        </w:rPr>
+        <w:t>מִ⁠פְּנֵ֖י יְהוָ֥ה צְבָאֽוֹת</w:t>
+      </w:r>
+    </w:p>
+    <w:p>
+      <w:pPr/>
+      <w:r>
+        <w:rPr>
+          <w:lang w:val="pt_PT" w:bidi="pt_PT"/>
+        </w:rPr>
+      </w:r>
+      <w:r>
+        <w:rPr>
           <w:b/>
           <w:lang w:val="pt_PT" w:bidi="pt_PT"/>
         </w:rPr>
@@ -24177,6 +25171,20 @@
       </w:r>
       <w:r>
         <w:rPr>
+          <w:lang w:val="pt_PT" w:bidi="pt_PT"/>
+        </w:rPr>
+        <w:t>וְ⁠עַתָּ֕ה אֲנַ֖חְנוּ מְאַשְּׁרִ֣ים זֵדִ֑ים גַּם־נִבְנוּ֙ עֹשֵׂ֣י רִשְׁעָ֔ה גַּ֧ם בָּחֲנ֛וּ אֱלֹהִ֖ים וַ⁠יִּמָּלֵֽטוּ</w:t>
+      </w:r>
+    </w:p>
+    <w:p>
+      <w:pPr/>
+      <w:r>
+        <w:rPr>
+          <w:lang w:val="pt_PT" w:bidi="pt_PT"/>
+        </w:rPr>
+      </w:r>
+      <w:r>
+        <w:rPr>
           <w:b/>
           <w:lang w:val="pt_PT" w:bidi="pt_PT"/>
         </w:rPr>
@@ -24700,6 +25708,20 @@
       </w:r>
       <w:r>
         <w:rPr>
+          <w:lang w:val="pt_PT" w:bidi="pt_PT"/>
+        </w:rPr>
+        <w:t>וַ֠⁠יִּכָּתֵב סֵ֣פֶר זִכָּר֤וֹן</w:t>
+      </w:r>
+    </w:p>
+    <w:p>
+      <w:pPr/>
+      <w:r>
+        <w:rPr>
+          <w:lang w:val="pt_PT" w:bidi="pt_PT"/>
+        </w:rPr>
+      </w:r>
+      <w:r>
+        <w:rPr>
           <w:b/>
           <w:lang w:val="pt_PT" w:bidi="pt_PT"/>
         </w:rPr>
@@ -24906,6 +25928,20 @@
       </w:r>
       <w:r>
         <w:rPr>
+          <w:lang w:val="pt_PT" w:bidi="pt_PT"/>
+        </w:rPr>
+        <w:t>לְ⁠יִרְאֵ֣י יְהוָ֔ה וּ⁠לְ⁠חֹשְׁבֵ֖י שְׁמֽ⁠וֹ</w:t>
+      </w:r>
+    </w:p>
+    <w:p>
+      <w:pPr/>
+      <w:r>
+        <w:rPr>
+          <w:lang w:val="pt_PT" w:bidi="pt_PT"/>
+        </w:rPr>
+      </w:r>
+      <w:r>
+        <w:rPr>
           <w:b/>
           <w:lang w:val="pt_PT" w:bidi="pt_PT"/>
         </w:rPr>
@@ -24989,6 +26025,20 @@
       </w:r>
       <w:r>
         <w:rPr>
+          <w:lang w:val="pt_PT" w:bidi="pt_PT"/>
+        </w:rPr>
+        <w:t>וּ⁠לְ⁠חֹשְׁבֵ֖י שְׁמֽ⁠וֹ</w:t>
+      </w:r>
+    </w:p>
+    <w:p>
+      <w:pPr/>
+      <w:r>
+        <w:rPr>
+          <w:lang w:val="pt_PT" w:bidi="pt_PT"/>
+        </w:rPr>
+      </w:r>
+      <w:r>
+        <w:rPr>
           <w:b/>
           <w:lang w:val="pt_PT" w:bidi="pt_PT"/>
         </w:rPr>
@@ -25098,6 +26148,20 @@
       </w:r>
       <w:r>
         <w:rPr>
+          <w:lang w:val="pt_PT" w:bidi="pt_PT"/>
+        </w:rPr>
+        <w:t>וְ⁠הָ֣יוּ לִ֗⁠י אָמַר֙ יְהוָ֣ה צְבָא֔וֹת &amp; סְגֻלָּ֑ה</w:t>
+      </w:r>
+    </w:p>
+    <w:p>
+      <w:pPr/>
+      <w:r>
+        <w:rPr>
+          <w:lang w:val="pt_PT" w:bidi="pt_PT"/>
+        </w:rPr>
+      </w:r>
+      <w:r>
+        <w:rPr>
           <w:b/>
           <w:lang w:val="pt_PT" w:bidi="pt_PT"/>
         </w:rPr>
@@ -25207,6 +26271,20 @@
       </w:r>
       <w:r>
         <w:rPr>
+          <w:lang w:val="pt_PT" w:bidi="pt_PT"/>
+        </w:rPr>
+        <w:t>לַ⁠יּ֕וֹם אֲשֶׁ֥ר אֲנִ֖י עֹשֶׂ֣ה</w:t>
+      </w:r>
+    </w:p>
+    <w:p>
+      <w:pPr/>
+      <w:r>
+        <w:rPr>
+          <w:lang w:val="pt_PT" w:bidi="pt_PT"/>
+        </w:rPr>
+      </w:r>
+      <w:r>
+        <w:rPr>
           <w:b/>
           <w:lang w:val="pt_PT" w:bidi="pt_PT"/>
         </w:rPr>
@@ -25693,6 +26771,20 @@
         <w:rPr>
           <w:lang w:val="pt_PT" w:bidi="pt_PT"/>
         </w:rPr>
+      </w:r>
+    </w:p>
+    <w:p>
+      <w:pPr/>
+      <w:r>
+        <w:rPr>
+          <w:lang w:val="pt_PT" w:bidi="pt_PT"/>
+        </w:rPr>
+      </w:r>
+      <w:r>
+        <w:rPr>
+          <w:lang w:val="pt_PT" w:bidi="pt_PT"/>
+        </w:rPr>
+        <w:t>בֵּ֥ין צַדִּ֖יק לְ⁠רָשָׁ֑ע בֵּ֚ין עֹבֵ֣ד אֱלֹהִ֔ים לַ⁠אֲשֶׁ֖ר לֹ֥א עֲבָדֽ⁠וֹ</w:t>
       </w:r>
     </w:p>
     <w:p>
@@ -26159,6 +27251,20 @@
       </w:r>
       <w:r>
         <w:rPr>
+          <w:lang w:val="pt_PT" w:bidi="pt_PT"/>
+        </w:rPr>
+        <w:t>בֹּעֵ֖ר כַּ⁠תַּנּ֑וּר וְ⁠הָי֨וּ כָל־זֵדִ֜ים וְ⁠כָל־עֹשֵׂ֤ה רִשְׁעָה֙ קַ֔שׁ</w:t>
+      </w:r>
+    </w:p>
+    <w:p>
+      <w:pPr/>
+      <w:r>
+        <w:rPr>
+          <w:lang w:val="pt_PT" w:bidi="pt_PT"/>
+        </w:rPr>
+      </w:r>
+      <w:r>
+        <w:rPr>
           <w:b/>
           <w:lang w:val="pt_PT" w:bidi="pt_PT"/>
         </w:rPr>
@@ -26378,6 +27484,20 @@
       </w:r>
       <w:r>
         <w:rPr>
+          <w:lang w:val="pt_PT" w:bidi="pt_PT"/>
+        </w:rPr>
+        <w:t>וְ⁠כָל־עֹשֵׂ֤ה רִשְׁעָה֙</w:t>
+      </w:r>
+    </w:p>
+    <w:p>
+      <w:pPr/>
+      <w:r>
+        <w:rPr>
+          <w:lang w:val="pt_PT" w:bidi="pt_PT"/>
+        </w:rPr>
+      </w:r>
+      <w:r>
+        <w:rPr>
           <w:b/>
           <w:lang w:val="pt_PT" w:bidi="pt_PT"/>
         </w:rPr>
@@ -26487,6 +27607,20 @@
       </w:r>
       <w:r>
         <w:rPr>
+          <w:lang w:val="pt_PT" w:bidi="pt_PT"/>
+        </w:rPr>
+        <w:t>וְ⁠הָי֨וּ כָל־זֵדִ֜ים וְ⁠כָל־עֹשֵׂ֤ה רִשְׁעָה֙ קַ֔שׁ</w:t>
+      </w:r>
+    </w:p>
+    <w:p>
+      <w:pPr/>
+      <w:r>
+        <w:rPr>
+          <w:lang w:val="pt_PT" w:bidi="pt_PT"/>
+        </w:rPr>
+      </w:r>
+      <w:r>
+        <w:rPr>
           <w:b/>
           <w:lang w:val="pt_PT" w:bidi="pt_PT"/>
         </w:rPr>
@@ -26881,6 +28015,20 @@
       </w:r>
       <w:r>
         <w:rPr>
+          <w:lang w:val="pt_PT" w:bidi="pt_PT"/>
+        </w:rPr>
+        <w:t>יִרְאֵ֤י שְׁמִ⁠י֙</w:t>
+      </w:r>
+    </w:p>
+    <w:p>
+      <w:pPr/>
+      <w:r>
+        <w:rPr>
+          <w:lang w:val="pt_PT" w:bidi="pt_PT"/>
+        </w:rPr>
+      </w:r>
+      <w:r>
+        <w:rPr>
           <w:b/>
           <w:lang w:val="pt_PT" w:bidi="pt_PT"/>
         </w:rPr>
@@ -27333,6 +28481,20 @@
       </w:r>
       <w:r>
         <w:rPr>
+          <w:lang w:val="pt_PT" w:bidi="pt_PT"/>
+        </w:rPr>
+        <w:t>וְ⁠עַסּוֹתֶ֣ם רְשָׁעִ֔ים כִּֽי־יִהְי֣וּ אֵ֔פֶר תַּ֖חַת כַּפּ֣וֹת רַגְלֵי⁠כֶ֑ם</w:t>
+      </w:r>
+    </w:p>
+    <w:p>
+      <w:pPr/>
+      <w:r>
+        <w:rPr>
+          <w:lang w:val="pt_PT" w:bidi="pt_PT"/>
+        </w:rPr>
+      </w:r>
+      <w:r>
+        <w:rPr>
           <w:b/>
           <w:lang w:val="pt_PT" w:bidi="pt_PT"/>
         </w:rPr>
@@ -27636,6 +28798,20 @@
       </w:r>
       <w:r>
         <w:rPr>
+          <w:lang w:val="pt_PT" w:bidi="pt_PT"/>
+        </w:rPr>
+        <w:t>כִּֽי־יִהְי֣וּ אֵ֔פֶר תַּ֖חַת כַּפּ֣וֹת רַגְלֵי⁠כֶ֑ם</w:t>
+      </w:r>
+    </w:p>
+    <w:p>
+      <w:pPr/>
+      <w:r>
+        <w:rPr>
+          <w:lang w:val="pt_PT" w:bidi="pt_PT"/>
+        </w:rPr>
+      </w:r>
+      <w:r>
+        <w:rPr>
           <w:b/>
           <w:lang w:val="pt_PT" w:bidi="pt_PT"/>
         </w:rPr>
@@ -27721,6 +28897,20 @@
         <w:rPr>
           <w:lang w:val="pt_PT" w:bidi="pt_PT"/>
         </w:rPr>
+      </w:r>
+    </w:p>
+    <w:p>
+      <w:pPr/>
+      <w:r>
+        <w:rPr>
+          <w:lang w:val="pt_PT" w:bidi="pt_PT"/>
+        </w:rPr>
+      </w:r>
+      <w:r>
+        <w:rPr>
+          <w:lang w:val="pt_PT" w:bidi="pt_PT"/>
+        </w:rPr>
+        <w:t>בַּ⁠יּוֹם֙ אֲשֶׁ֣ר אֲנִ֣י עֹשֶׂ֔ה</w:t>
       </w:r>
     </w:p>
     <w:p>
@@ -28343,6 +29533,20 @@
       </w:r>
       <w:r>
         <w:rPr>
+          <w:lang w:val="pt_PT" w:bidi="pt_PT"/>
+        </w:rPr>
+        <w:t>י֣וֹם יְהוָ֔ה הַ⁠גָּד֖וֹל וְ⁠הַ⁠נּוֹרָֽא</w:t>
+      </w:r>
+    </w:p>
+    <w:p>
+      <w:pPr/>
+      <w:r>
+        <w:rPr>
+          <w:lang w:val="pt_PT" w:bidi="pt_PT"/>
+        </w:rPr>
+      </w:r>
+      <w:r>
+        <w:rPr>
           <w:b/>
           <w:lang w:val="pt_PT" w:bidi="pt_PT"/>
         </w:rPr>
@@ -28439,6 +29643,20 @@
       </w:r>
       <w:r>
         <w:rPr>
+          <w:lang w:val="pt_PT" w:bidi="pt_PT"/>
+        </w:rPr>
+        <w:t>וְ⁠הֵשִׁ֤יב לֵב־אָבוֹת֙ עַל־בָּנִ֔ים וְ⁠לֵ֥ב בָּנִ֖ים עַל־אֲבוֹתָ֑⁠ם</w:t>
+      </w:r>
+    </w:p>
+    <w:p>
+      <w:pPr/>
+      <w:r>
+        <w:rPr>
+          <w:lang w:val="pt_PT" w:bidi="pt_PT"/>
+        </w:rPr>
+      </w:r>
+      <w:r>
+        <w:rPr>
           <w:b/>
           <w:lang w:val="pt_PT" w:bidi="pt_PT"/>
         </w:rPr>
@@ -28548,6 +29766,20 @@
       </w:r>
       <w:r>
         <w:rPr>
+          <w:lang w:val="pt_PT" w:bidi="pt_PT"/>
+        </w:rPr>
+        <w:t>וְ⁠הֵשִׁ֤יב לֵב־אָבוֹת֙ עַל־בָּנִ֔ים וְ⁠לֵ֥ב בָּנִ֖ים עַל־אֲבוֹתָ֑⁠ם</w:t>
+      </w:r>
+    </w:p>
+    <w:p>
+      <w:pPr/>
+      <w:r>
+        <w:rPr>
+          <w:lang w:val="pt_PT" w:bidi="pt_PT"/>
+        </w:rPr>
+      </w:r>
+      <w:r>
+        <w:rPr>
           <w:b/>
           <w:lang w:val="pt_PT" w:bidi="pt_PT"/>
         </w:rPr>
@@ -28730,6 +29962,20 @@
         <w:rPr>
           <w:lang w:val="pt_PT" w:bidi="pt_PT"/>
         </w:rPr>
+      </w:r>
+    </w:p>
+    <w:p>
+      <w:pPr/>
+      <w:r>
+        <w:rPr>
+          <w:lang w:val="pt_PT" w:bidi="pt_PT"/>
+        </w:rPr>
+      </w:r>
+      <w:r>
+        <w:rPr>
+          <w:lang w:val="pt_PT" w:bidi="pt_PT"/>
+        </w:rPr>
+        <w:t>לֵב &amp; וְ⁠לֵ֥ב</w:t>
       </w:r>
     </w:p>
     <w:p>
